--- a/por/docx/005.content.docx
+++ b/por/docx/005.content.docx
@@ -363,114 +363,84 @@
           <w:lang w:val="pt_PT" w:bidi="pt_PT"/>
         </w:rPr>
       </w:r>
-      <w:hyperlink r:id="rId13">
-        <w:r>
-          <w:rPr>
-            <w:lang w:val="pt_PT" w:bidi="pt_PT"/>
-          </w:rPr>
-          <w:rPr>
-            <w:color w:val="0000EE"/>
-            <w:u w:val="single"/>
-          </w:rPr>
-          <w:t>1 Crônicas 12.35</w:t>
-        </w:r>
-      </w:hyperlink>
-    </w:p>
-    <w:p>
-      <w:pPr>
-        <w:pStyle w:val="ListBullet"/>
-        <w:spacing w:line="240" w:lineRule="auto"/>
-        <w:ind w:left="720"/>
-      </w:pPr>
-      <w:r>
-        <w:rPr>
-          <w:lang w:val="pt_PT" w:bidi="pt_PT"/>
-        </w:rPr>
-      </w:r>
-      <w:hyperlink r:id="rId14">
-        <w:r>
-          <w:rPr>
-            <w:lang w:val="pt_PT" w:bidi="pt_PT"/>
-          </w:rPr>
-          <w:rPr>
-            <w:color w:val="0000EE"/>
-            <w:u w:val="single"/>
-          </w:rPr>
-          <w:t>1 Reis 4.25</w:t>
-        </w:r>
-      </w:hyperlink>
-    </w:p>
-    <w:p>
-      <w:pPr>
-        <w:pStyle w:val="ListBullet"/>
-        <w:spacing w:line="240" w:lineRule="auto"/>
-        <w:ind w:left="720"/>
-      </w:pPr>
-      <w:r>
-        <w:rPr>
-          <w:lang w:val="pt_PT" w:bidi="pt_PT"/>
-        </w:rPr>
-      </w:r>
-      <w:hyperlink r:id="rId15">
-        <w:r>
-          <w:rPr>
-            <w:lang w:val="pt_PT" w:bidi="pt_PT"/>
-          </w:rPr>
-          <w:rPr>
-            <w:color w:val="0000EE"/>
-            <w:u w:val="single"/>
-          </w:rPr>
-          <w:t>Êxodo 1.1–5</w:t>
-        </w:r>
-      </w:hyperlink>
-    </w:p>
-    <w:p>
-      <w:pPr>
-        <w:pStyle w:val="ListBullet"/>
-        <w:spacing w:line="240" w:lineRule="auto"/>
-        <w:ind w:left="720"/>
-      </w:pPr>
-      <w:r>
-        <w:rPr>
-          <w:lang w:val="pt_PT" w:bidi="pt_PT"/>
-        </w:rPr>
-      </w:r>
-      <w:hyperlink r:id="rId16">
-        <w:r>
-          <w:rPr>
-            <w:lang w:val="pt_PT" w:bidi="pt_PT"/>
-          </w:rPr>
-          <w:rPr>
-            <w:color w:val="0000EE"/>
-            <w:u w:val="single"/>
-          </w:rPr>
-          <w:t>Gênesis 14.14</w:t>
-        </w:r>
-      </w:hyperlink>
-    </w:p>
-    <w:p>
-      <w:pPr>
-        <w:pStyle w:val="ListBullet"/>
-        <w:spacing w:line="240" w:lineRule="auto"/>
-        <w:ind w:left="720"/>
-      </w:pPr>
-      <w:r>
-        <w:rPr>
-          <w:lang w:val="pt_PT" w:bidi="pt_PT"/>
-        </w:rPr>
-      </w:r>
-      <w:hyperlink r:id="rId17">
-        <w:r>
-          <w:rPr>
-            <w:lang w:val="pt_PT" w:bidi="pt_PT"/>
-          </w:rPr>
-          <w:rPr>
-            <w:color w:val="0000EE"/>
-            <w:u w:val="single"/>
-          </w:rPr>
-          <w:t>Gênesis 30.6</w:t>
-        </w:r>
-      </w:hyperlink>
+      <w:r>
+        <w:rPr>
+          <w:lang w:val="pt_PT" w:bidi="pt_PT"/>
+        </w:rPr>
+        <w:t>1 Crônicas 12.35</w:t>
+      </w:r>
+    </w:p>
+    <w:p>
+      <w:pPr>
+        <w:pStyle w:val="ListBullet"/>
+        <w:spacing w:line="240" w:lineRule="auto"/>
+        <w:ind w:left="720"/>
+      </w:pPr>
+      <w:r>
+        <w:rPr>
+          <w:lang w:val="pt_PT" w:bidi="pt_PT"/>
+        </w:rPr>
+      </w:r>
+      <w:r>
+        <w:rPr>
+          <w:lang w:val="pt_PT" w:bidi="pt_PT"/>
+        </w:rPr>
+        <w:t>1 Reis 4.25</w:t>
+      </w:r>
+    </w:p>
+    <w:p>
+      <w:pPr>
+        <w:pStyle w:val="ListBullet"/>
+        <w:spacing w:line="240" w:lineRule="auto"/>
+        <w:ind w:left="720"/>
+      </w:pPr>
+      <w:r>
+        <w:rPr>
+          <w:lang w:val="pt_PT" w:bidi="pt_PT"/>
+        </w:rPr>
+      </w:r>
+      <w:r>
+        <w:rPr>
+          <w:lang w:val="pt_PT" w:bidi="pt_PT"/>
+        </w:rPr>
+        <w:t>Êxodo 1.1–5</w:t>
+      </w:r>
+    </w:p>
+    <w:p>
+      <w:pPr>
+        <w:pStyle w:val="ListBullet"/>
+        <w:spacing w:line="240" w:lineRule="auto"/>
+        <w:ind w:left="720"/>
+      </w:pPr>
+      <w:r>
+        <w:rPr>
+          <w:lang w:val="pt_PT" w:bidi="pt_PT"/>
+        </w:rPr>
+      </w:r>
+      <w:r>
+        <w:rPr>
+          <w:lang w:val="pt_PT" w:bidi="pt_PT"/>
+        </w:rPr>
+        <w:t>Gênesis 14.14</w:t>
+      </w:r>
+    </w:p>
+    <w:p>
+      <w:pPr>
+        <w:pStyle w:val="ListBullet"/>
+        <w:spacing w:line="240" w:lineRule="auto"/>
+        <w:ind w:left="720"/>
+      </w:pPr>
+      <w:r>
+        <w:rPr>
+          <w:lang w:val="pt_PT" w:bidi="pt_PT"/>
+        </w:rPr>
+      </w:r>
+      <w:r>
+        <w:rPr>
+          <w:lang w:val="pt_PT" w:bidi="pt_PT"/>
+        </w:rPr>
+        <w:t>Gênesis 30.6</w:t>
+      </w:r>
     </w:p>
     <w:p>
       <w:pPr>
@@ -682,90 +652,66 @@
           <w:lang w:val="pt_PT" w:bidi="pt_PT"/>
         </w:rPr>
       </w:r>
-      <w:hyperlink r:id="rId18">
-        <w:r>
-          <w:rPr>
-            <w:lang w:val="pt_PT" w:bidi="pt_PT"/>
-          </w:rPr>
-          <w:rPr>
-            <w:color w:val="0000EE"/>
-            <w:u w:val="single"/>
-          </w:rPr>
-          <w:t>Juízes 16.4–5</w:t>
-        </w:r>
-      </w:hyperlink>
-    </w:p>
-    <w:p>
-      <w:pPr>
-        <w:pStyle w:val="ListBullet"/>
-        <w:spacing w:line="240" w:lineRule="auto"/>
-        <w:ind w:left="720"/>
-      </w:pPr>
-      <w:r>
-        <w:rPr>
-          <w:lang w:val="pt_PT" w:bidi="pt_PT"/>
-        </w:rPr>
-      </w:r>
-      <w:hyperlink r:id="rId19">
-        <w:r>
-          <w:rPr>
-            <w:lang w:val="pt_PT" w:bidi="pt_PT"/>
-          </w:rPr>
-          <w:rPr>
-            <w:color w:val="0000EE"/>
-            <w:u w:val="single"/>
-          </w:rPr>
-          <w:t>Juízes 16.6–7</w:t>
-        </w:r>
-      </w:hyperlink>
-    </w:p>
-    <w:p>
-      <w:pPr>
-        <w:pStyle w:val="ListBullet"/>
-        <w:spacing w:line="240" w:lineRule="auto"/>
-        <w:ind w:left="720"/>
-      </w:pPr>
-      <w:r>
-        <w:rPr>
-          <w:lang w:val="pt_PT" w:bidi="pt_PT"/>
-        </w:rPr>
-      </w:r>
-      <w:hyperlink r:id="rId20">
-        <w:r>
-          <w:rPr>
-            <w:lang w:val="pt_PT" w:bidi="pt_PT"/>
-          </w:rPr>
-          <w:rPr>
-            <w:color w:val="0000EE"/>
-            <w:u w:val="single"/>
-          </w:rPr>
-          <w:t>Juízes 16.10</w:t>
-        </w:r>
-      </w:hyperlink>
-    </w:p>
-    <w:p>
-      <w:pPr>
-        <w:pStyle w:val="ListBullet"/>
-        <w:spacing w:line="240" w:lineRule="auto"/>
-        <w:ind w:left="720"/>
-      </w:pPr>
-      <w:r>
-        <w:rPr>
-          <w:lang w:val="pt_PT" w:bidi="pt_PT"/>
-        </w:rPr>
-      </w:r>
-      <w:hyperlink r:id="rId21">
-        <w:r>
-          <w:rPr>
-            <w:lang w:val="pt_PT" w:bidi="pt_PT"/>
-          </w:rPr>
-          <w:rPr>
-            <w:color w:val="0000EE"/>
-            <w:u w:val="single"/>
-          </w:rPr>
-          <w:t>Juízes 16.18</w:t>
-        </w:r>
-      </w:hyperlink>
+      <w:r>
+        <w:rPr>
+          <w:lang w:val="pt_PT" w:bidi="pt_PT"/>
+        </w:rPr>
+        <w:t>Juízes 16.4–5</w:t>
+      </w:r>
+    </w:p>
+    <w:p>
+      <w:pPr>
+        <w:pStyle w:val="ListBullet"/>
+        <w:spacing w:line="240" w:lineRule="auto"/>
+        <w:ind w:left="720"/>
+      </w:pPr>
+      <w:r>
+        <w:rPr>
+          <w:lang w:val="pt_PT" w:bidi="pt_PT"/>
+        </w:rPr>
+      </w:r>
+      <w:r>
+        <w:rPr>
+          <w:lang w:val="pt_PT" w:bidi="pt_PT"/>
+        </w:rPr>
+        <w:t>Juízes 16.6–7</w:t>
+      </w:r>
+    </w:p>
+    <w:p>
+      <w:pPr>
+        <w:pStyle w:val="ListBullet"/>
+        <w:spacing w:line="240" w:lineRule="auto"/>
+        <w:ind w:left="720"/>
+      </w:pPr>
+      <w:r>
+        <w:rPr>
+          <w:lang w:val="pt_PT" w:bidi="pt_PT"/>
+        </w:rPr>
+      </w:r>
+      <w:r>
+        <w:rPr>
+          <w:lang w:val="pt_PT" w:bidi="pt_PT"/>
+        </w:rPr>
+        <w:t>Juízes 16.10</w:t>
+      </w:r>
+    </w:p>
+    <w:p>
+      <w:pPr>
+        <w:pStyle w:val="ListBullet"/>
+        <w:spacing w:line="240" w:lineRule="auto"/>
+        <w:ind w:left="720"/>
+      </w:pPr>
+      <w:r>
+        <w:rPr>
+          <w:lang w:val="pt_PT" w:bidi="pt_PT"/>
+        </w:rPr>
+      </w:r>
+      <w:r>
+        <w:rPr>
+          <w:lang w:val="pt_PT" w:bidi="pt_PT"/>
+        </w:rPr>
+        <w:t>Juízes 16.18</w:t>
+      </w:r>
     </w:p>
     <w:p>
       <w:pPr>
@@ -1043,138 +989,102 @@
           <w:lang w:val="pt_PT" w:bidi="pt_PT"/>
         </w:rPr>
       </w:r>
-      <w:hyperlink r:id="rId22">
-        <w:r>
-          <w:rPr>
-            <w:lang w:val="pt_PT" w:bidi="pt_PT"/>
-          </w:rPr>
-          <w:rPr>
-            <w:color w:val="0000EE"/>
-            <w:u w:val="single"/>
-          </w:rPr>
-          <w:t>2 Crônicas 24.23–24</w:t>
-        </w:r>
-      </w:hyperlink>
-    </w:p>
-    <w:p>
-      <w:pPr>
-        <w:pStyle w:val="ListBullet"/>
-        <w:spacing w:line="240" w:lineRule="auto"/>
-        <w:ind w:left="720"/>
-      </w:pPr>
-      <w:r>
-        <w:rPr>
-          <w:lang w:val="pt_PT" w:bidi="pt_PT"/>
-        </w:rPr>
-      </w:r>
-      <w:hyperlink r:id="rId23">
-        <w:r>
-          <w:rPr>
-            <w:lang w:val="pt_PT" w:bidi="pt_PT"/>
-          </w:rPr>
-          <w:rPr>
-            <w:color w:val="0000EE"/>
-            <w:u w:val="single"/>
-          </w:rPr>
-          <w:t>Atos 9.1–2</w:t>
-        </w:r>
-      </w:hyperlink>
-    </w:p>
-    <w:p>
-      <w:pPr>
-        <w:pStyle w:val="ListBullet"/>
-        <w:spacing w:line="240" w:lineRule="auto"/>
-        <w:ind w:left="720"/>
-      </w:pPr>
-      <w:r>
-        <w:rPr>
-          <w:lang w:val="pt_PT" w:bidi="pt_PT"/>
-        </w:rPr>
-      </w:r>
-      <w:hyperlink r:id="rId24">
-        <w:r>
-          <w:rPr>
-            <w:lang w:val="pt_PT" w:bidi="pt_PT"/>
-          </w:rPr>
-          <w:rPr>
-            <w:color w:val="0000EE"/>
-            <w:u w:val="single"/>
-          </w:rPr>
-          <w:t>Atos 9.3</w:t>
-        </w:r>
-      </w:hyperlink>
-    </w:p>
-    <w:p>
-      <w:pPr>
-        <w:pStyle w:val="ListBullet"/>
-        <w:spacing w:line="240" w:lineRule="auto"/>
-        <w:ind w:left="720"/>
-      </w:pPr>
-      <w:r>
-        <w:rPr>
-          <w:lang w:val="pt_PT" w:bidi="pt_PT"/>
-        </w:rPr>
-      </w:r>
-      <w:hyperlink r:id="rId25">
-        <w:r>
-          <w:rPr>
-            <w:lang w:val="pt_PT" w:bidi="pt_PT"/>
-          </w:rPr>
-          <w:rPr>
-            <w:color w:val="0000EE"/>
-            <w:u w:val="single"/>
-          </w:rPr>
-          <w:t>Atos 26.12</w:t>
-        </w:r>
-      </w:hyperlink>
-    </w:p>
-    <w:p>
-      <w:pPr>
-        <w:pStyle w:val="ListBullet"/>
-        <w:spacing w:line="240" w:lineRule="auto"/>
-        <w:ind w:left="720"/>
-      </w:pPr>
-      <w:r>
-        <w:rPr>
-          <w:lang w:val="pt_PT" w:bidi="pt_PT"/>
-        </w:rPr>
-      </w:r>
-      <w:hyperlink r:id="rId26">
-        <w:r>
-          <w:rPr>
-            <w:lang w:val="pt_PT" w:bidi="pt_PT"/>
-          </w:rPr>
-          <w:rPr>
-            <w:color w:val="0000EE"/>
-            <w:u w:val="single"/>
-          </w:rPr>
-          <w:t>Gálatas 1.15–17</w:t>
-        </w:r>
-      </w:hyperlink>
-    </w:p>
-    <w:p>
-      <w:pPr>
-        <w:pStyle w:val="ListBullet"/>
-        <w:spacing w:line="240" w:lineRule="auto"/>
-        <w:ind w:left="720"/>
-      </w:pPr>
-      <w:r>
-        <w:rPr>
-          <w:lang w:val="pt_PT" w:bidi="pt_PT"/>
-        </w:rPr>
-      </w:r>
-      <w:hyperlink r:id="rId27">
-        <w:r>
-          <w:rPr>
-            <w:lang w:val="pt_PT" w:bidi="pt_PT"/>
-          </w:rPr>
-          <w:rPr>
-            <w:color w:val="0000EE"/>
-            <w:u w:val="single"/>
-          </w:rPr>
-          <w:t>Gênesis 14.15–16</w:t>
-        </w:r>
-      </w:hyperlink>
+      <w:r>
+        <w:rPr>
+          <w:lang w:val="pt_PT" w:bidi="pt_PT"/>
+        </w:rPr>
+        <w:t>2 Crônicas 24.23–24</w:t>
+      </w:r>
+    </w:p>
+    <w:p>
+      <w:pPr>
+        <w:pStyle w:val="ListBullet"/>
+        <w:spacing w:line="240" w:lineRule="auto"/>
+        <w:ind w:left="720"/>
+      </w:pPr>
+      <w:r>
+        <w:rPr>
+          <w:lang w:val="pt_PT" w:bidi="pt_PT"/>
+        </w:rPr>
+      </w:r>
+      <w:r>
+        <w:rPr>
+          <w:lang w:val="pt_PT" w:bidi="pt_PT"/>
+        </w:rPr>
+        <w:t>Atos 9.1–2</w:t>
+      </w:r>
+    </w:p>
+    <w:p>
+      <w:pPr>
+        <w:pStyle w:val="ListBullet"/>
+        <w:spacing w:line="240" w:lineRule="auto"/>
+        <w:ind w:left="720"/>
+      </w:pPr>
+      <w:r>
+        <w:rPr>
+          <w:lang w:val="pt_PT" w:bidi="pt_PT"/>
+        </w:rPr>
+      </w:r>
+      <w:r>
+        <w:rPr>
+          <w:lang w:val="pt_PT" w:bidi="pt_PT"/>
+        </w:rPr>
+        <w:t>Atos 9.3</w:t>
+      </w:r>
+    </w:p>
+    <w:p>
+      <w:pPr>
+        <w:pStyle w:val="ListBullet"/>
+        <w:spacing w:line="240" w:lineRule="auto"/>
+        <w:ind w:left="720"/>
+      </w:pPr>
+      <w:r>
+        <w:rPr>
+          <w:lang w:val="pt_PT" w:bidi="pt_PT"/>
+        </w:rPr>
+      </w:r>
+      <w:r>
+        <w:rPr>
+          <w:lang w:val="pt_PT" w:bidi="pt_PT"/>
+        </w:rPr>
+        <w:t>Atos 26.12</w:t>
+      </w:r>
+    </w:p>
+    <w:p>
+      <w:pPr>
+        <w:pStyle w:val="ListBullet"/>
+        <w:spacing w:line="240" w:lineRule="auto"/>
+        <w:ind w:left="720"/>
+      </w:pPr>
+      <w:r>
+        <w:rPr>
+          <w:lang w:val="pt_PT" w:bidi="pt_PT"/>
+        </w:rPr>
+      </w:r>
+      <w:r>
+        <w:rPr>
+          <w:lang w:val="pt_PT" w:bidi="pt_PT"/>
+        </w:rPr>
+        <w:t>Gálatas 1.15–17</w:t>
+      </w:r>
+    </w:p>
+    <w:p>
+      <w:pPr>
+        <w:pStyle w:val="ListBullet"/>
+        <w:spacing w:line="240" w:lineRule="auto"/>
+        <w:ind w:left="720"/>
+      </w:pPr>
+      <w:r>
+        <w:rPr>
+          <w:lang w:val="pt_PT" w:bidi="pt_PT"/>
+        </w:rPr>
+      </w:r>
+      <w:r>
+        <w:rPr>
+          <w:lang w:val="pt_PT" w:bidi="pt_PT"/>
+        </w:rPr>
+        <w:t>Gênesis 14.15–16</w:t>
+      </w:r>
     </w:p>
     <w:p>
       <w:pPr>
@@ -1446,114 +1356,84 @@
           <w:lang w:val="pt_PT" w:bidi="pt_PT"/>
         </w:rPr>
       </w:r>
-      <w:hyperlink r:id="rId28">
-        <w:r>
-          <w:rPr>
-            <w:lang w:val="pt_PT" w:bidi="pt_PT"/>
-          </w:rPr>
-          <w:rPr>
-            <w:color w:val="0000EE"/>
-            <w:u w:val="single"/>
-          </w:rPr>
-          <w:t>Daniel 1.6–7</w:t>
-        </w:r>
-      </w:hyperlink>
-    </w:p>
-    <w:p>
-      <w:pPr>
-        <w:pStyle w:val="ListBullet"/>
-        <w:spacing w:line="240" w:lineRule="auto"/>
-        <w:ind w:left="720"/>
-      </w:pPr>
-      <w:r>
-        <w:rPr>
-          <w:lang w:val="pt_PT" w:bidi="pt_PT"/>
-        </w:rPr>
-      </w:r>
-      <w:hyperlink r:id="rId29">
-        <w:r>
-          <w:rPr>
-            <w:lang w:val="pt_PT" w:bidi="pt_PT"/>
-          </w:rPr>
-          <w:rPr>
-            <w:color w:val="0000EE"/>
-            <w:u w:val="single"/>
-          </w:rPr>
-          <w:t>Daniel 5.29</w:t>
-        </w:r>
-      </w:hyperlink>
-    </w:p>
-    <w:p>
-      <w:pPr>
-        <w:pStyle w:val="ListBullet"/>
-        <w:spacing w:line="240" w:lineRule="auto"/>
-        <w:ind w:left="720"/>
-      </w:pPr>
-      <w:r>
-        <w:rPr>
-          <w:lang w:val="pt_PT" w:bidi="pt_PT"/>
-        </w:rPr>
-      </w:r>
-      <w:hyperlink r:id="rId30">
-        <w:r>
-          <w:rPr>
-            <w:lang w:val="pt_PT" w:bidi="pt_PT"/>
-          </w:rPr>
-          <w:rPr>
-            <w:color w:val="0000EE"/>
-            <w:u w:val="single"/>
-          </w:rPr>
-          <w:t>Daniel 7.28</w:t>
-        </w:r>
-      </w:hyperlink>
-    </w:p>
-    <w:p>
-      <w:pPr>
-        <w:pStyle w:val="ListBullet"/>
-        <w:spacing w:line="240" w:lineRule="auto"/>
-        <w:ind w:left="720"/>
-      </w:pPr>
-      <w:r>
-        <w:rPr>
-          <w:lang w:val="pt_PT" w:bidi="pt_PT"/>
-        </w:rPr>
-      </w:r>
-      <w:hyperlink r:id="rId31">
-        <w:r>
-          <w:rPr>
-            <w:lang w:val="pt_PT" w:bidi="pt_PT"/>
-          </w:rPr>
-          <w:rPr>
-            <w:color w:val="0000EE"/>
-            <w:u w:val="single"/>
-          </w:rPr>
-          <w:t>Ezequiel 14.12–14</w:t>
-        </w:r>
-      </w:hyperlink>
-    </w:p>
-    <w:p>
-      <w:pPr>
-        <w:pStyle w:val="ListBullet"/>
-        <w:spacing w:line="240" w:lineRule="auto"/>
-        <w:ind w:left="720"/>
-      </w:pPr>
-      <w:r>
-        <w:rPr>
-          <w:lang w:val="pt_PT" w:bidi="pt_PT"/>
-        </w:rPr>
-      </w:r>
-      <w:hyperlink r:id="rId32">
-        <w:r>
-          <w:rPr>
-            <w:lang w:val="pt_PT" w:bidi="pt_PT"/>
-          </w:rPr>
-          <w:rPr>
-            <w:color w:val="0000EE"/>
-            <w:u w:val="single"/>
-          </w:rPr>
-          <w:t>Mateus 24.15</w:t>
-        </w:r>
-      </w:hyperlink>
+      <w:r>
+        <w:rPr>
+          <w:lang w:val="pt_PT" w:bidi="pt_PT"/>
+        </w:rPr>
+        <w:t>Daniel 1.6–7</w:t>
+      </w:r>
+    </w:p>
+    <w:p>
+      <w:pPr>
+        <w:pStyle w:val="ListBullet"/>
+        <w:spacing w:line="240" w:lineRule="auto"/>
+        <w:ind w:left="720"/>
+      </w:pPr>
+      <w:r>
+        <w:rPr>
+          <w:lang w:val="pt_PT" w:bidi="pt_PT"/>
+        </w:rPr>
+      </w:r>
+      <w:r>
+        <w:rPr>
+          <w:lang w:val="pt_PT" w:bidi="pt_PT"/>
+        </w:rPr>
+        <w:t>Daniel 5.29</w:t>
+      </w:r>
+    </w:p>
+    <w:p>
+      <w:pPr>
+        <w:pStyle w:val="ListBullet"/>
+        <w:spacing w:line="240" w:lineRule="auto"/>
+        <w:ind w:left="720"/>
+      </w:pPr>
+      <w:r>
+        <w:rPr>
+          <w:lang w:val="pt_PT" w:bidi="pt_PT"/>
+        </w:rPr>
+      </w:r>
+      <w:r>
+        <w:rPr>
+          <w:lang w:val="pt_PT" w:bidi="pt_PT"/>
+        </w:rPr>
+        <w:t>Daniel 7.28</w:t>
+      </w:r>
+    </w:p>
+    <w:p>
+      <w:pPr>
+        <w:pStyle w:val="ListBullet"/>
+        <w:spacing w:line="240" w:lineRule="auto"/>
+        <w:ind w:left="720"/>
+      </w:pPr>
+      <w:r>
+        <w:rPr>
+          <w:lang w:val="pt_PT" w:bidi="pt_PT"/>
+        </w:rPr>
+      </w:r>
+      <w:r>
+        <w:rPr>
+          <w:lang w:val="pt_PT" w:bidi="pt_PT"/>
+        </w:rPr>
+        <w:t>Ezequiel 14.12–14</w:t>
+      </w:r>
+    </w:p>
+    <w:p>
+      <w:pPr>
+        <w:pStyle w:val="ListBullet"/>
+        <w:spacing w:line="240" w:lineRule="auto"/>
+        <w:ind w:left="720"/>
+      </w:pPr>
+      <w:r>
+        <w:rPr>
+          <w:lang w:val="pt_PT" w:bidi="pt_PT"/>
+        </w:rPr>
+      </w:r>
+      <w:r>
+        <w:rPr>
+          <w:lang w:val="pt_PT" w:bidi="pt_PT"/>
+        </w:rPr>
+        <w:t>Mateus 24.15</w:t>
+      </w:r>
     </w:p>
     <w:p>
       <w:pPr>
@@ -1968,90 +1848,66 @@
           <w:lang w:val="pt_PT" w:bidi="pt_PT"/>
         </w:rPr>
       </w:r>
-      <w:hyperlink r:id="rId33">
-        <w:r>
-          <w:rPr>
-            <w:lang w:val="pt_PT" w:bidi="pt_PT"/>
-          </w:rPr>
-          <w:rPr>
-            <w:color w:val="0000EE"/>
-            <w:u w:val="single"/>
-          </w:rPr>
-          <w:t>Esdras 4.4–6</w:t>
-        </w:r>
-      </w:hyperlink>
-    </w:p>
-    <w:p>
-      <w:pPr>
-        <w:pStyle w:val="ListBullet"/>
-        <w:spacing w:line="240" w:lineRule="auto"/>
-        <w:ind w:left="720"/>
-      </w:pPr>
-      <w:r>
-        <w:rPr>
-          <w:lang w:val="pt_PT" w:bidi="pt_PT"/>
-        </w:rPr>
-      </w:r>
-      <w:hyperlink r:id="rId34">
-        <w:r>
-          <w:rPr>
-            <w:lang w:val="pt_PT" w:bidi="pt_PT"/>
-          </w:rPr>
-          <w:rPr>
-            <w:color w:val="0000EE"/>
-            <w:u w:val="single"/>
-          </w:rPr>
-          <w:t>Ageu 1.1</w:t>
-        </w:r>
-      </w:hyperlink>
-    </w:p>
-    <w:p>
-      <w:pPr>
-        <w:pStyle w:val="ListBullet"/>
-        <w:spacing w:line="240" w:lineRule="auto"/>
-        <w:ind w:left="720"/>
-      </w:pPr>
-      <w:r>
-        <w:rPr>
-          <w:lang w:val="pt_PT" w:bidi="pt_PT"/>
-        </w:rPr>
-      </w:r>
-      <w:hyperlink r:id="rId35">
-        <w:r>
-          <w:rPr>
-            <w:lang w:val="pt_PT" w:bidi="pt_PT"/>
-          </w:rPr>
-          <w:rPr>
-            <w:color w:val="0000EE"/>
-            <w:u w:val="single"/>
-          </w:rPr>
-          <w:t>Neemias 12.22</w:t>
-        </w:r>
-      </w:hyperlink>
-    </w:p>
-    <w:p>
-      <w:pPr>
-        <w:pStyle w:val="ListBullet"/>
-        <w:spacing w:line="240" w:lineRule="auto"/>
-        <w:ind w:left="720"/>
-      </w:pPr>
-      <w:r>
-        <w:rPr>
-          <w:lang w:val="pt_PT" w:bidi="pt_PT"/>
-        </w:rPr>
-      </w:r>
-      <w:hyperlink r:id="rId36">
-        <w:r>
-          <w:rPr>
-            <w:lang w:val="pt_PT" w:bidi="pt_PT"/>
-          </w:rPr>
-          <w:rPr>
-            <w:color w:val="0000EE"/>
-            <w:u w:val="single"/>
-          </w:rPr>
-          <w:t>Zacarias 1.1</w:t>
-        </w:r>
-      </w:hyperlink>
+      <w:r>
+        <w:rPr>
+          <w:lang w:val="pt_PT" w:bidi="pt_PT"/>
+        </w:rPr>
+        <w:t>Esdras 4.4–6</w:t>
+      </w:r>
+    </w:p>
+    <w:p>
+      <w:pPr>
+        <w:pStyle w:val="ListBullet"/>
+        <w:spacing w:line="240" w:lineRule="auto"/>
+        <w:ind w:left="720"/>
+      </w:pPr>
+      <w:r>
+        <w:rPr>
+          <w:lang w:val="pt_PT" w:bidi="pt_PT"/>
+        </w:rPr>
+      </w:r>
+      <w:r>
+        <w:rPr>
+          <w:lang w:val="pt_PT" w:bidi="pt_PT"/>
+        </w:rPr>
+        <w:t>Ageu 1.1</w:t>
+      </w:r>
+    </w:p>
+    <w:p>
+      <w:pPr>
+        <w:pStyle w:val="ListBullet"/>
+        <w:spacing w:line="240" w:lineRule="auto"/>
+        <w:ind w:left="720"/>
+      </w:pPr>
+      <w:r>
+        <w:rPr>
+          <w:lang w:val="pt_PT" w:bidi="pt_PT"/>
+        </w:rPr>
+      </w:r>
+      <w:r>
+        <w:rPr>
+          <w:lang w:val="pt_PT" w:bidi="pt_PT"/>
+        </w:rPr>
+        <w:t>Neemias 12.22</w:t>
+      </w:r>
+    </w:p>
+    <w:p>
+      <w:pPr>
+        <w:pStyle w:val="ListBullet"/>
+        <w:spacing w:line="240" w:lineRule="auto"/>
+        <w:ind w:left="720"/>
+      </w:pPr>
+      <w:r>
+        <w:rPr>
+          <w:lang w:val="pt_PT" w:bidi="pt_PT"/>
+        </w:rPr>
+      </w:r>
+      <w:r>
+        <w:rPr>
+          <w:lang w:val="pt_PT" w:bidi="pt_PT"/>
+        </w:rPr>
+        <w:t>Zacarias 1.1</w:t>
+      </w:r>
     </w:p>
     <w:p>
       <w:pPr>
@@ -2317,186 +2173,138 @@
           <w:lang w:val="pt_PT" w:bidi="pt_PT"/>
         </w:rPr>
       </w:r>
-      <w:hyperlink r:id="rId37">
-        <w:r>
-          <w:rPr>
-            <w:lang w:val="pt_PT" w:bidi="pt_PT"/>
-          </w:rPr>
-          <w:rPr>
-            <w:color w:val="0000EE"/>
-            <w:u w:val="single"/>
-          </w:rPr>
-          <w:t>1 Samuel 17.12–13</w:t>
-        </w:r>
-      </w:hyperlink>
-    </w:p>
-    <w:p>
-      <w:pPr>
-        <w:pStyle w:val="ListBullet"/>
-        <w:spacing w:line="240" w:lineRule="auto"/>
-        <w:ind w:left="720"/>
-      </w:pPr>
-      <w:r>
-        <w:rPr>
-          <w:lang w:val="pt_PT" w:bidi="pt_PT"/>
-        </w:rPr>
-      </w:r>
-      <w:hyperlink r:id="rId38">
-        <w:r>
-          <w:rPr>
-            <w:lang w:val="pt_PT" w:bidi="pt_PT"/>
-          </w:rPr>
-          <w:rPr>
-            <w:color w:val="0000EE"/>
-            <w:u w:val="single"/>
-          </w:rPr>
-          <w:t>1 Samuel 20.34</w:t>
-        </w:r>
-      </w:hyperlink>
-    </w:p>
-    <w:p>
-      <w:pPr>
-        <w:pStyle w:val="ListBullet"/>
-        <w:spacing w:line="240" w:lineRule="auto"/>
-        <w:ind w:left="720"/>
-      </w:pPr>
-      <w:r>
-        <w:rPr>
-          <w:lang w:val="pt_PT" w:bidi="pt_PT"/>
-        </w:rPr>
-      </w:r>
-      <w:hyperlink r:id="rId39">
-        <w:r>
-          <w:rPr>
-            <w:lang w:val="pt_PT" w:bidi="pt_PT"/>
-          </w:rPr>
-          <w:rPr>
-            <w:color w:val="0000EE"/>
-            <w:u w:val="single"/>
-          </w:rPr>
-          <w:t>2 Samuel 5.2</w:t>
-        </w:r>
-      </w:hyperlink>
-    </w:p>
-    <w:p>
-      <w:pPr>
-        <w:pStyle w:val="ListBullet"/>
-        <w:spacing w:line="240" w:lineRule="auto"/>
-        <w:ind w:left="720"/>
-      </w:pPr>
-      <w:r>
-        <w:rPr>
-          <w:lang w:val="pt_PT" w:bidi="pt_PT"/>
-        </w:rPr>
-      </w:r>
-      <w:hyperlink r:id="rId40">
-        <w:r>
-          <w:rPr>
-            <w:lang w:val="pt_PT" w:bidi="pt_PT"/>
-          </w:rPr>
-          <w:rPr>
-            <w:color w:val="0000EE"/>
-            <w:u w:val="single"/>
-          </w:rPr>
-          <w:t>2 Timóteo 2.8</w:t>
-        </w:r>
-      </w:hyperlink>
-    </w:p>
-    <w:p>
-      <w:pPr>
-        <w:pStyle w:val="ListBullet"/>
-        <w:spacing w:line="240" w:lineRule="auto"/>
-        <w:ind w:left="720"/>
-      </w:pPr>
-      <w:r>
-        <w:rPr>
-          <w:lang w:val="pt_PT" w:bidi="pt_PT"/>
-        </w:rPr>
-      </w:r>
-      <w:hyperlink r:id="rId41">
-        <w:r>
-          <w:rPr>
-            <w:lang w:val="pt_PT" w:bidi="pt_PT"/>
-          </w:rPr>
-          <w:rPr>
-            <w:color w:val="0000EE"/>
-            <w:u w:val="single"/>
-          </w:rPr>
-          <w:t>Atos 2.25</w:t>
-        </w:r>
-      </w:hyperlink>
-    </w:p>
-    <w:p>
-      <w:pPr>
-        <w:pStyle w:val="ListBullet"/>
-        <w:spacing w:line="240" w:lineRule="auto"/>
-        <w:ind w:left="720"/>
-      </w:pPr>
-      <w:r>
-        <w:rPr>
-          <w:lang w:val="pt_PT" w:bidi="pt_PT"/>
-        </w:rPr>
-      </w:r>
-      <w:hyperlink r:id="rId42">
-        <w:r>
-          <w:rPr>
-            <w:lang w:val="pt_PT" w:bidi="pt_PT"/>
-          </w:rPr>
-          <w:rPr>
-            <w:color w:val="0000EE"/>
-            <w:u w:val="single"/>
-          </w:rPr>
-          <w:t>Atos 13.22</w:t>
-        </w:r>
-      </w:hyperlink>
-    </w:p>
-    <w:p>
-      <w:pPr>
-        <w:pStyle w:val="ListBullet"/>
-        <w:spacing w:line="240" w:lineRule="auto"/>
-        <w:ind w:left="720"/>
-      </w:pPr>
-      <w:r>
-        <w:rPr>
-          <w:lang w:val="pt_PT" w:bidi="pt_PT"/>
-        </w:rPr>
-      </w:r>
-      <w:hyperlink r:id="rId43">
-        <w:r>
-          <w:rPr>
-            <w:lang w:val="pt_PT" w:bidi="pt_PT"/>
-          </w:rPr>
-          <w:rPr>
-            <w:color w:val="0000EE"/>
-            <w:u w:val="single"/>
-          </w:rPr>
-          <w:t>Lucas 1.32</w:t>
-        </w:r>
-      </w:hyperlink>
-    </w:p>
-    <w:p>
-      <w:pPr>
-        <w:pStyle w:val="ListBullet"/>
-        <w:spacing w:line="240" w:lineRule="auto"/>
-        <w:ind w:left="720"/>
-      </w:pPr>
-      <w:r>
-        <w:rPr>
-          <w:lang w:val="pt_PT" w:bidi="pt_PT"/>
-        </w:rPr>
-      </w:r>
-      <w:hyperlink r:id="rId44">
-        <w:r>
-          <w:rPr>
-            <w:lang w:val="pt_PT" w:bidi="pt_PT"/>
-          </w:rPr>
-          <w:rPr>
-            <w:color w:val="0000EE"/>
-            <w:u w:val="single"/>
-          </w:rPr>
-          <w:t>Marcos 2.26</w:t>
-        </w:r>
-      </w:hyperlink>
+      <w:r>
+        <w:rPr>
+          <w:lang w:val="pt_PT" w:bidi="pt_PT"/>
+        </w:rPr>
+        <w:t>1 Samuel 17.12–13</w:t>
+      </w:r>
+    </w:p>
+    <w:p>
+      <w:pPr>
+        <w:pStyle w:val="ListBullet"/>
+        <w:spacing w:line="240" w:lineRule="auto"/>
+        <w:ind w:left="720"/>
+      </w:pPr>
+      <w:r>
+        <w:rPr>
+          <w:lang w:val="pt_PT" w:bidi="pt_PT"/>
+        </w:rPr>
+      </w:r>
+      <w:r>
+        <w:rPr>
+          <w:lang w:val="pt_PT" w:bidi="pt_PT"/>
+        </w:rPr>
+        <w:t>1 Samuel 20.34</w:t>
+      </w:r>
+    </w:p>
+    <w:p>
+      <w:pPr>
+        <w:pStyle w:val="ListBullet"/>
+        <w:spacing w:line="240" w:lineRule="auto"/>
+        <w:ind w:left="720"/>
+      </w:pPr>
+      <w:r>
+        <w:rPr>
+          <w:lang w:val="pt_PT" w:bidi="pt_PT"/>
+        </w:rPr>
+      </w:r>
+      <w:r>
+        <w:rPr>
+          <w:lang w:val="pt_PT" w:bidi="pt_PT"/>
+        </w:rPr>
+        <w:t>2 Samuel 5.2</w:t>
+      </w:r>
+    </w:p>
+    <w:p>
+      <w:pPr>
+        <w:pStyle w:val="ListBullet"/>
+        <w:spacing w:line="240" w:lineRule="auto"/>
+        <w:ind w:left="720"/>
+      </w:pPr>
+      <w:r>
+        <w:rPr>
+          <w:lang w:val="pt_PT" w:bidi="pt_PT"/>
+        </w:rPr>
+      </w:r>
+      <w:r>
+        <w:rPr>
+          <w:lang w:val="pt_PT" w:bidi="pt_PT"/>
+        </w:rPr>
+        <w:t>2 Timóteo 2.8</w:t>
+      </w:r>
+    </w:p>
+    <w:p>
+      <w:pPr>
+        <w:pStyle w:val="ListBullet"/>
+        <w:spacing w:line="240" w:lineRule="auto"/>
+        <w:ind w:left="720"/>
+      </w:pPr>
+      <w:r>
+        <w:rPr>
+          <w:lang w:val="pt_PT" w:bidi="pt_PT"/>
+        </w:rPr>
+      </w:r>
+      <w:r>
+        <w:rPr>
+          <w:lang w:val="pt_PT" w:bidi="pt_PT"/>
+        </w:rPr>
+        <w:t>Atos 2.25</w:t>
+      </w:r>
+    </w:p>
+    <w:p>
+      <w:pPr>
+        <w:pStyle w:val="ListBullet"/>
+        <w:spacing w:line="240" w:lineRule="auto"/>
+        <w:ind w:left="720"/>
+      </w:pPr>
+      <w:r>
+        <w:rPr>
+          <w:lang w:val="pt_PT" w:bidi="pt_PT"/>
+        </w:rPr>
+      </w:r>
+      <w:r>
+        <w:rPr>
+          <w:lang w:val="pt_PT" w:bidi="pt_PT"/>
+        </w:rPr>
+        <w:t>Atos 13.22</w:t>
+      </w:r>
+    </w:p>
+    <w:p>
+      <w:pPr>
+        <w:pStyle w:val="ListBullet"/>
+        <w:spacing w:line="240" w:lineRule="auto"/>
+        <w:ind w:left="720"/>
+      </w:pPr>
+      <w:r>
+        <w:rPr>
+          <w:lang w:val="pt_PT" w:bidi="pt_PT"/>
+        </w:rPr>
+      </w:r>
+      <w:r>
+        <w:rPr>
+          <w:lang w:val="pt_PT" w:bidi="pt_PT"/>
+        </w:rPr>
+        <w:t>Lucas 1.32</w:t>
+      </w:r>
+    </w:p>
+    <w:p>
+      <w:pPr>
+        <w:pStyle w:val="ListBullet"/>
+        <w:spacing w:line="240" w:lineRule="auto"/>
+        <w:ind w:left="720"/>
+      </w:pPr>
+      <w:r>
+        <w:rPr>
+          <w:lang w:val="pt_PT" w:bidi="pt_PT"/>
+        </w:rPr>
+      </w:r>
+      <w:r>
+        <w:rPr>
+          <w:lang w:val="pt_PT" w:bidi="pt_PT"/>
+        </w:rPr>
+        <w:t>Marcos 2.26</w:t>
+      </w:r>
     </w:p>
     <w:p>
       <w:pPr>
@@ -3111,162 +2919,120 @@
           <w:lang w:val="pt_PT" w:bidi="pt_PT"/>
         </w:rPr>
       </w:r>
-      <w:hyperlink r:id="rId45">
-        <w:r>
-          <w:rPr>
-            <w:lang w:val="pt_PT" w:bidi="pt_PT"/>
-          </w:rPr>
-          <w:rPr>
-            <w:color w:val="0000EE"/>
-            <w:u w:val="single"/>
-          </w:rPr>
-          <w:t>2 Crônicas 3.1–3</w:t>
-        </w:r>
-      </w:hyperlink>
-    </w:p>
-    <w:p>
-      <w:pPr>
-        <w:pStyle w:val="ListBullet"/>
-        <w:spacing w:line="240" w:lineRule="auto"/>
-        <w:ind w:left="720"/>
-      </w:pPr>
-      <w:r>
-        <w:rPr>
-          <w:lang w:val="pt_PT" w:bidi="pt_PT"/>
-        </w:rPr>
-      </w:r>
-      <w:hyperlink r:id="rId46">
-        <w:r>
-          <w:rPr>
-            <w:lang w:val="pt_PT" w:bidi="pt_PT"/>
-          </w:rPr>
-          <w:rPr>
-            <w:color w:val="0000EE"/>
-            <w:u w:val="single"/>
-          </w:rPr>
-          <w:t>2 Reis 13.7</w:t>
-        </w:r>
-      </w:hyperlink>
-    </w:p>
-    <w:p>
-      <w:pPr>
-        <w:pStyle w:val="ListBullet"/>
-        <w:spacing w:line="240" w:lineRule="auto"/>
-        <w:ind w:left="720"/>
-      </w:pPr>
-      <w:r>
-        <w:rPr>
-          <w:lang w:val="pt_PT" w:bidi="pt_PT"/>
-        </w:rPr>
-      </w:r>
-      <w:hyperlink r:id="rId47">
-        <w:r>
-          <w:rPr>
-            <w:lang w:val="pt_PT" w:bidi="pt_PT"/>
-          </w:rPr>
-          <w:rPr>
-            <w:color w:val="0000EE"/>
-            <w:u w:val="single"/>
-          </w:rPr>
-          <w:t>2 Samuel 24.16</w:t>
-        </w:r>
-      </w:hyperlink>
-    </w:p>
-    <w:p>
-      <w:pPr>
-        <w:pStyle w:val="ListBullet"/>
-        <w:spacing w:line="240" w:lineRule="auto"/>
-        <w:ind w:left="720"/>
-      </w:pPr>
-      <w:r>
-        <w:rPr>
-          <w:lang w:val="pt_PT" w:bidi="pt_PT"/>
-        </w:rPr>
-      </w:r>
-      <w:hyperlink r:id="rId48">
-        <w:r>
-          <w:rPr>
-            <w:lang w:val="pt_PT" w:bidi="pt_PT"/>
-          </w:rPr>
-          <w:rPr>
-            <w:color w:val="0000EE"/>
-            <w:u w:val="single"/>
-          </w:rPr>
-          <w:t>Daniel 2.35</w:t>
-        </w:r>
-      </w:hyperlink>
-    </w:p>
-    <w:p>
-      <w:pPr>
-        <w:pStyle w:val="ListBullet"/>
-        <w:spacing w:line="240" w:lineRule="auto"/>
-        <w:ind w:left="720"/>
-      </w:pPr>
-      <w:r>
-        <w:rPr>
-          <w:lang w:val="pt_PT" w:bidi="pt_PT"/>
-        </w:rPr>
-      </w:r>
-      <w:hyperlink r:id="rId49">
-        <w:r>
-          <w:rPr>
-            <w:lang w:val="pt_PT" w:bidi="pt_PT"/>
-          </w:rPr>
-          <w:rPr>
-            <w:color w:val="0000EE"/>
-            <w:u w:val="single"/>
-          </w:rPr>
-          <w:t>Lucas 3.17</w:t>
-        </w:r>
-      </w:hyperlink>
-    </w:p>
-    <w:p>
-      <w:pPr>
-        <w:pStyle w:val="ListBullet"/>
-        <w:spacing w:line="240" w:lineRule="auto"/>
-        <w:ind w:left="720"/>
-      </w:pPr>
-      <w:r>
-        <w:rPr>
-          <w:lang w:val="pt_PT" w:bidi="pt_PT"/>
-        </w:rPr>
-      </w:r>
-      <w:hyperlink r:id="rId50">
-        <w:r>
-          <w:rPr>
-            <w:lang w:val="pt_PT" w:bidi="pt_PT"/>
-          </w:rPr>
-          <w:rPr>
-            <w:color w:val="0000EE"/>
-            <w:u w:val="single"/>
-          </w:rPr>
-          <w:t>Mateus 3.12</w:t>
-        </w:r>
-      </w:hyperlink>
-    </w:p>
-    <w:p>
-      <w:pPr>
-        <w:pStyle w:val="ListBullet"/>
-        <w:spacing w:line="240" w:lineRule="auto"/>
-        <w:ind w:left="720"/>
-      </w:pPr>
-      <w:r>
-        <w:rPr>
-          <w:lang w:val="pt_PT" w:bidi="pt_PT"/>
-        </w:rPr>
-      </w:r>
-      <w:hyperlink r:id="rId51">
-        <w:r>
-          <w:rPr>
-            <w:lang w:val="pt_PT" w:bidi="pt_PT"/>
-          </w:rPr>
-          <w:rPr>
-            <w:color w:val="0000EE"/>
-            <w:u w:val="single"/>
-          </w:rPr>
-          <w:t>Rute 3.1–2</w:t>
-        </w:r>
-      </w:hyperlink>
+      <w:r>
+        <w:rPr>
+          <w:lang w:val="pt_PT" w:bidi="pt_PT"/>
+        </w:rPr>
+        <w:t>2 Crônicas 3.1–3</w:t>
+      </w:r>
+    </w:p>
+    <w:p>
+      <w:pPr>
+        <w:pStyle w:val="ListBullet"/>
+        <w:spacing w:line="240" w:lineRule="auto"/>
+        <w:ind w:left="720"/>
+      </w:pPr>
+      <w:r>
+        <w:rPr>
+          <w:lang w:val="pt_PT" w:bidi="pt_PT"/>
+        </w:rPr>
+      </w:r>
+      <w:r>
+        <w:rPr>
+          <w:lang w:val="pt_PT" w:bidi="pt_PT"/>
+        </w:rPr>
+        <w:t>2 Reis 13.7</w:t>
+      </w:r>
+    </w:p>
+    <w:p>
+      <w:pPr>
+        <w:pStyle w:val="ListBullet"/>
+        <w:spacing w:line="240" w:lineRule="auto"/>
+        <w:ind w:left="720"/>
+      </w:pPr>
+      <w:r>
+        <w:rPr>
+          <w:lang w:val="pt_PT" w:bidi="pt_PT"/>
+        </w:rPr>
+      </w:r>
+      <w:r>
+        <w:rPr>
+          <w:lang w:val="pt_PT" w:bidi="pt_PT"/>
+        </w:rPr>
+        <w:t>2 Samuel 24.16</w:t>
+      </w:r>
+    </w:p>
+    <w:p>
+      <w:pPr>
+        <w:pStyle w:val="ListBullet"/>
+        <w:spacing w:line="240" w:lineRule="auto"/>
+        <w:ind w:left="720"/>
+      </w:pPr>
+      <w:r>
+        <w:rPr>
+          <w:lang w:val="pt_PT" w:bidi="pt_PT"/>
+        </w:rPr>
+      </w:r>
+      <w:r>
+        <w:rPr>
+          <w:lang w:val="pt_PT" w:bidi="pt_PT"/>
+        </w:rPr>
+        <w:t>Daniel 2.35</w:t>
+      </w:r>
+    </w:p>
+    <w:p>
+      <w:pPr>
+        <w:pStyle w:val="ListBullet"/>
+        <w:spacing w:line="240" w:lineRule="auto"/>
+        <w:ind w:left="720"/>
+      </w:pPr>
+      <w:r>
+        <w:rPr>
+          <w:lang w:val="pt_PT" w:bidi="pt_PT"/>
+        </w:rPr>
+      </w:r>
+      <w:r>
+        <w:rPr>
+          <w:lang w:val="pt_PT" w:bidi="pt_PT"/>
+        </w:rPr>
+        <w:t>Lucas 3.17</w:t>
+      </w:r>
+    </w:p>
+    <w:p>
+      <w:pPr>
+        <w:pStyle w:val="ListBullet"/>
+        <w:spacing w:line="240" w:lineRule="auto"/>
+        <w:ind w:left="720"/>
+      </w:pPr>
+      <w:r>
+        <w:rPr>
+          <w:lang w:val="pt_PT" w:bidi="pt_PT"/>
+        </w:rPr>
+      </w:r>
+      <w:r>
+        <w:rPr>
+          <w:lang w:val="pt_PT" w:bidi="pt_PT"/>
+        </w:rPr>
+        <w:t>Mateus 3.12</w:t>
+      </w:r>
+    </w:p>
+    <w:p>
+      <w:pPr>
+        <w:pStyle w:val="ListBullet"/>
+        <w:spacing w:line="240" w:lineRule="auto"/>
+        <w:ind w:left="720"/>
+      </w:pPr>
+      <w:r>
+        <w:rPr>
+          <w:lang w:val="pt_PT" w:bidi="pt_PT"/>
+        </w:rPr>
+      </w:r>
+      <w:r>
+        <w:rPr>
+          <w:lang w:val="pt_PT" w:bidi="pt_PT"/>
+        </w:rPr>
+        <w:t>Rute 3.1–2</w:t>
+      </w:r>
     </w:p>
     <w:p>
       <w:pPr>
@@ -3572,162 +3338,120 @@
           <w:lang w:val="pt_PT" w:bidi="pt_PT"/>
         </w:rPr>
       </w:r>
-      <w:hyperlink r:id="rId52">
-        <w:r>
-          <w:rPr>
-            <w:lang w:val="pt_PT" w:bidi="pt_PT"/>
-          </w:rPr>
-          <w:rPr>
-            <w:color w:val="0000EE"/>
-            <w:u w:val="single"/>
-          </w:rPr>
-          <w:t>Gênesis 14.19–20</w:t>
-        </w:r>
-      </w:hyperlink>
-    </w:p>
-    <w:p>
-      <w:pPr>
-        <w:pStyle w:val="ListBullet"/>
-        <w:spacing w:line="240" w:lineRule="auto"/>
-        <w:ind w:left="720"/>
-      </w:pPr>
-      <w:r>
-        <w:rPr>
-          <w:lang w:val="pt_PT" w:bidi="pt_PT"/>
-        </w:rPr>
-      </w:r>
-      <w:hyperlink r:id="rId53">
-        <w:r>
-          <w:rPr>
-            <w:lang w:val="pt_PT" w:bidi="pt_PT"/>
-          </w:rPr>
-          <w:rPr>
-            <w:color w:val="0000EE"/>
-            <w:u w:val="single"/>
-          </w:rPr>
-          <w:t>Gênesis 28.20–22</w:t>
-        </w:r>
-      </w:hyperlink>
-    </w:p>
-    <w:p>
-      <w:pPr>
-        <w:pStyle w:val="ListBullet"/>
-        <w:spacing w:line="240" w:lineRule="auto"/>
-        <w:ind w:left="720"/>
-      </w:pPr>
-      <w:r>
-        <w:rPr>
-          <w:lang w:val="pt_PT" w:bidi="pt_PT"/>
-        </w:rPr>
-      </w:r>
-      <w:hyperlink r:id="rId54">
-        <w:r>
-          <w:rPr>
-            <w:lang w:val="pt_PT" w:bidi="pt_PT"/>
-          </w:rPr>
-          <w:rPr>
-            <w:color w:val="0000EE"/>
-            <w:u w:val="single"/>
-          </w:rPr>
-          <w:t>Hebreus 7.4–6</w:t>
-        </w:r>
-      </w:hyperlink>
-    </w:p>
-    <w:p>
-      <w:pPr>
-        <w:pStyle w:val="ListBullet"/>
-        <w:spacing w:line="240" w:lineRule="auto"/>
-        <w:ind w:left="720"/>
-      </w:pPr>
-      <w:r>
-        <w:rPr>
-          <w:lang w:val="pt_PT" w:bidi="pt_PT"/>
-        </w:rPr>
-      </w:r>
-      <w:hyperlink r:id="rId55">
-        <w:r>
-          <w:rPr>
-            <w:lang w:val="pt_PT" w:bidi="pt_PT"/>
-          </w:rPr>
-          <w:rPr>
-            <w:color w:val="0000EE"/>
-            <w:u w:val="single"/>
-          </w:rPr>
-          <w:t>Isaías 6.13</w:t>
-        </w:r>
-      </w:hyperlink>
-    </w:p>
-    <w:p>
-      <w:pPr>
-        <w:pStyle w:val="ListBullet"/>
-        <w:spacing w:line="240" w:lineRule="auto"/>
-        <w:ind w:left="720"/>
-      </w:pPr>
-      <w:r>
-        <w:rPr>
-          <w:lang w:val="pt_PT" w:bidi="pt_PT"/>
-        </w:rPr>
-      </w:r>
-      <w:hyperlink r:id="rId56">
-        <w:r>
-          <w:rPr>
-            <w:lang w:val="pt_PT" w:bidi="pt_PT"/>
-          </w:rPr>
-          <w:rPr>
-            <w:color w:val="0000EE"/>
-            <w:u w:val="single"/>
-          </w:rPr>
-          <w:t>Lucas 11.42</w:t>
-        </w:r>
-      </w:hyperlink>
-    </w:p>
-    <w:p>
-      <w:pPr>
-        <w:pStyle w:val="ListBullet"/>
-        <w:spacing w:line="240" w:lineRule="auto"/>
-        <w:ind w:left="720"/>
-      </w:pPr>
-      <w:r>
-        <w:rPr>
-          <w:lang w:val="pt_PT" w:bidi="pt_PT"/>
-        </w:rPr>
-      </w:r>
-      <w:hyperlink r:id="rId57">
-        <w:r>
-          <w:rPr>
-            <w:lang w:val="pt_PT" w:bidi="pt_PT"/>
-          </w:rPr>
-          <w:rPr>
-            <w:color w:val="0000EE"/>
-            <w:u w:val="single"/>
-          </w:rPr>
-          <w:t>Lucas 18.11–12</w:t>
-        </w:r>
-      </w:hyperlink>
-    </w:p>
-    <w:p>
-      <w:pPr>
-        <w:pStyle w:val="ListBullet"/>
-        <w:spacing w:line="240" w:lineRule="auto"/>
-        <w:ind w:left="720"/>
-      </w:pPr>
-      <w:r>
-        <w:rPr>
-          <w:lang w:val="pt_PT" w:bidi="pt_PT"/>
-        </w:rPr>
-      </w:r>
-      <w:hyperlink r:id="rId58">
-        <w:r>
-          <w:rPr>
-            <w:lang w:val="pt_PT" w:bidi="pt_PT"/>
-          </w:rPr>
-          <w:rPr>
-            <w:color w:val="0000EE"/>
-            <w:u w:val="single"/>
-          </w:rPr>
-          <w:t>Mateus 23.23–24</w:t>
-        </w:r>
-      </w:hyperlink>
+      <w:r>
+        <w:rPr>
+          <w:lang w:val="pt_PT" w:bidi="pt_PT"/>
+        </w:rPr>
+        <w:t>Gênesis 14.19–20</w:t>
+      </w:r>
+    </w:p>
+    <w:p>
+      <w:pPr>
+        <w:pStyle w:val="ListBullet"/>
+        <w:spacing w:line="240" w:lineRule="auto"/>
+        <w:ind w:left="720"/>
+      </w:pPr>
+      <w:r>
+        <w:rPr>
+          <w:lang w:val="pt_PT" w:bidi="pt_PT"/>
+        </w:rPr>
+      </w:r>
+      <w:r>
+        <w:rPr>
+          <w:lang w:val="pt_PT" w:bidi="pt_PT"/>
+        </w:rPr>
+        <w:t>Gênesis 28.20–22</w:t>
+      </w:r>
+    </w:p>
+    <w:p>
+      <w:pPr>
+        <w:pStyle w:val="ListBullet"/>
+        <w:spacing w:line="240" w:lineRule="auto"/>
+        <w:ind w:left="720"/>
+      </w:pPr>
+      <w:r>
+        <w:rPr>
+          <w:lang w:val="pt_PT" w:bidi="pt_PT"/>
+        </w:rPr>
+      </w:r>
+      <w:r>
+        <w:rPr>
+          <w:lang w:val="pt_PT" w:bidi="pt_PT"/>
+        </w:rPr>
+        <w:t>Hebreus 7.4–6</w:t>
+      </w:r>
+    </w:p>
+    <w:p>
+      <w:pPr>
+        <w:pStyle w:val="ListBullet"/>
+        <w:spacing w:line="240" w:lineRule="auto"/>
+        <w:ind w:left="720"/>
+      </w:pPr>
+      <w:r>
+        <w:rPr>
+          <w:lang w:val="pt_PT" w:bidi="pt_PT"/>
+        </w:rPr>
+      </w:r>
+      <w:r>
+        <w:rPr>
+          <w:lang w:val="pt_PT" w:bidi="pt_PT"/>
+        </w:rPr>
+        <w:t>Isaías 6.13</w:t>
+      </w:r>
+    </w:p>
+    <w:p>
+      <w:pPr>
+        <w:pStyle w:val="ListBullet"/>
+        <w:spacing w:line="240" w:lineRule="auto"/>
+        <w:ind w:left="720"/>
+      </w:pPr>
+      <w:r>
+        <w:rPr>
+          <w:lang w:val="pt_PT" w:bidi="pt_PT"/>
+        </w:rPr>
+      </w:r>
+      <w:r>
+        <w:rPr>
+          <w:lang w:val="pt_PT" w:bidi="pt_PT"/>
+        </w:rPr>
+        <w:t>Lucas 11.42</w:t>
+      </w:r>
+    </w:p>
+    <w:p>
+      <w:pPr>
+        <w:pStyle w:val="ListBullet"/>
+        <w:spacing w:line="240" w:lineRule="auto"/>
+        <w:ind w:left="720"/>
+      </w:pPr>
+      <w:r>
+        <w:rPr>
+          <w:lang w:val="pt_PT" w:bidi="pt_PT"/>
+        </w:rPr>
+      </w:r>
+      <w:r>
+        <w:rPr>
+          <w:lang w:val="pt_PT" w:bidi="pt_PT"/>
+        </w:rPr>
+        <w:t>Lucas 18.11–12</w:t>
+      </w:r>
+    </w:p>
+    <w:p>
+      <w:pPr>
+        <w:pStyle w:val="ListBullet"/>
+        <w:spacing w:line="240" w:lineRule="auto"/>
+        <w:ind w:left="720"/>
+      </w:pPr>
+      <w:r>
+        <w:rPr>
+          <w:lang w:val="pt_PT" w:bidi="pt_PT"/>
+        </w:rPr>
+      </w:r>
+      <w:r>
+        <w:rPr>
+          <w:lang w:val="pt_PT" w:bidi="pt_PT"/>
+        </w:rPr>
+        <w:t>Mateus 23.23–24</w:t>
+      </w:r>
     </w:p>
     <w:p>
       <w:pPr>
@@ -3978,138 +3702,102 @@
           <w:lang w:val="pt_PT" w:bidi="pt_PT"/>
         </w:rPr>
       </w:r>
-      <w:hyperlink r:id="rId59">
-        <w:r>
-          <w:rPr>
-            <w:lang w:val="pt_PT" w:bidi="pt_PT"/>
-          </w:rPr>
-          <w:rPr>
-            <w:color w:val="0000EE"/>
-            <w:u w:val="single"/>
-          </w:rPr>
-          <w:t>1 Crônicas 16.24</w:t>
-        </w:r>
-      </w:hyperlink>
-    </w:p>
-    <w:p>
-      <w:pPr>
-        <w:pStyle w:val="ListBullet"/>
-        <w:spacing w:line="240" w:lineRule="auto"/>
-        <w:ind w:left="720"/>
-      </w:pPr>
-      <w:r>
-        <w:rPr>
-          <w:lang w:val="pt_PT" w:bidi="pt_PT"/>
-        </w:rPr>
-      </w:r>
-      <w:hyperlink r:id="rId60">
-        <w:r>
-          <w:rPr>
-            <w:lang w:val="pt_PT" w:bidi="pt_PT"/>
-          </w:rPr>
-          <w:rPr>
-            <w:color w:val="0000EE"/>
-            <w:u w:val="single"/>
-          </w:rPr>
-          <w:t>1 Coríntios 15.31–32</w:t>
-        </w:r>
-      </w:hyperlink>
-    </w:p>
-    <w:p>
-      <w:pPr>
-        <w:pStyle w:val="ListBullet"/>
-        <w:spacing w:line="240" w:lineRule="auto"/>
-        <w:ind w:left="720"/>
-      </w:pPr>
-      <w:r>
-        <w:rPr>
-          <w:lang w:val="pt_PT" w:bidi="pt_PT"/>
-        </w:rPr>
-      </w:r>
-      <w:hyperlink r:id="rId61">
-        <w:r>
-          <w:rPr>
-            <w:lang w:val="pt_PT" w:bidi="pt_PT"/>
-          </w:rPr>
-          <w:rPr>
-            <w:color w:val="0000EE"/>
-            <w:u w:val="single"/>
-          </w:rPr>
-          <w:t>1 Samuel 24.17–18</w:t>
-        </w:r>
-      </w:hyperlink>
-    </w:p>
-    <w:p>
-      <w:pPr>
-        <w:pStyle w:val="ListBullet"/>
-        <w:spacing w:line="240" w:lineRule="auto"/>
-        <w:ind w:left="720"/>
-      </w:pPr>
-      <w:r>
-        <w:rPr>
-          <w:lang w:val="pt_PT" w:bidi="pt_PT"/>
-        </w:rPr>
-      </w:r>
-      <w:hyperlink r:id="rId62">
-        <w:r>
-          <w:rPr>
-            <w:lang w:val="pt_PT" w:bidi="pt_PT"/>
-          </w:rPr>
-          <w:rPr>
-            <w:color w:val="0000EE"/>
-            <w:u w:val="single"/>
-          </w:rPr>
-          <w:t>Amós 2.16</w:t>
-        </w:r>
-      </w:hyperlink>
-    </w:p>
-    <w:p>
-      <w:pPr>
-        <w:pStyle w:val="ListBullet"/>
-        <w:spacing w:line="240" w:lineRule="auto"/>
-        <w:ind w:left="720"/>
-      </w:pPr>
-      <w:r>
-        <w:rPr>
-          <w:lang w:val="pt_PT" w:bidi="pt_PT"/>
-        </w:rPr>
-      </w:r>
-      <w:hyperlink r:id="rId63">
-        <w:r>
-          <w:rPr>
-            <w:lang w:val="pt_PT" w:bidi="pt_PT"/>
-          </w:rPr>
-          <w:rPr>
-            <w:color w:val="0000EE"/>
-            <w:u w:val="single"/>
-          </w:rPr>
-          <w:t>Ezequiel 5.11–12</w:t>
-        </w:r>
-      </w:hyperlink>
-    </w:p>
-    <w:p>
-      <w:pPr>
-        <w:pStyle w:val="ListBullet"/>
-        <w:spacing w:line="240" w:lineRule="auto"/>
-        <w:ind w:left="720"/>
-      </w:pPr>
-      <w:r>
-        <w:rPr>
-          <w:lang w:val="pt_PT" w:bidi="pt_PT"/>
-        </w:rPr>
-      </w:r>
-      <w:hyperlink r:id="rId64">
-        <w:r>
-          <w:rPr>
-            <w:lang w:val="pt_PT" w:bidi="pt_PT"/>
-          </w:rPr>
-          <w:rPr>
-            <w:color w:val="0000EE"/>
-            <w:u w:val="single"/>
-          </w:rPr>
-          <w:t>Mateus 7.21–23</w:t>
-        </w:r>
-      </w:hyperlink>
+      <w:r>
+        <w:rPr>
+          <w:lang w:val="pt_PT" w:bidi="pt_PT"/>
+        </w:rPr>
+        <w:t>1 Crônicas 16.24</w:t>
+      </w:r>
+    </w:p>
+    <w:p>
+      <w:pPr>
+        <w:pStyle w:val="ListBullet"/>
+        <w:spacing w:line="240" w:lineRule="auto"/>
+        <w:ind w:left="720"/>
+      </w:pPr>
+      <w:r>
+        <w:rPr>
+          <w:lang w:val="pt_PT" w:bidi="pt_PT"/>
+        </w:rPr>
+      </w:r>
+      <w:r>
+        <w:rPr>
+          <w:lang w:val="pt_PT" w:bidi="pt_PT"/>
+        </w:rPr>
+        <w:t>1 Coríntios 15.31–32</w:t>
+      </w:r>
+    </w:p>
+    <w:p>
+      <w:pPr>
+        <w:pStyle w:val="ListBullet"/>
+        <w:spacing w:line="240" w:lineRule="auto"/>
+        <w:ind w:left="720"/>
+      </w:pPr>
+      <w:r>
+        <w:rPr>
+          <w:lang w:val="pt_PT" w:bidi="pt_PT"/>
+        </w:rPr>
+      </w:r>
+      <w:r>
+        <w:rPr>
+          <w:lang w:val="pt_PT" w:bidi="pt_PT"/>
+        </w:rPr>
+        <w:t>1 Samuel 24.17–18</w:t>
+      </w:r>
+    </w:p>
+    <w:p>
+      <w:pPr>
+        <w:pStyle w:val="ListBullet"/>
+        <w:spacing w:line="240" w:lineRule="auto"/>
+        <w:ind w:left="720"/>
+      </w:pPr>
+      <w:r>
+        <w:rPr>
+          <w:lang w:val="pt_PT" w:bidi="pt_PT"/>
+        </w:rPr>
+      </w:r>
+      <w:r>
+        <w:rPr>
+          <w:lang w:val="pt_PT" w:bidi="pt_PT"/>
+        </w:rPr>
+        <w:t>Amós 2.16</w:t>
+      </w:r>
+    </w:p>
+    <w:p>
+      <w:pPr>
+        <w:pStyle w:val="ListBullet"/>
+        <w:spacing w:line="240" w:lineRule="auto"/>
+        <w:ind w:left="720"/>
+      </w:pPr>
+      <w:r>
+        <w:rPr>
+          <w:lang w:val="pt_PT" w:bidi="pt_PT"/>
+        </w:rPr>
+      </w:r>
+      <w:r>
+        <w:rPr>
+          <w:lang w:val="pt_PT" w:bidi="pt_PT"/>
+        </w:rPr>
+        <w:t>Ezequiel 5.11–12</w:t>
+      </w:r>
+    </w:p>
+    <w:p>
+      <w:pPr>
+        <w:pStyle w:val="ListBullet"/>
+        <w:spacing w:line="240" w:lineRule="auto"/>
+        <w:ind w:left="720"/>
+      </w:pPr>
+      <w:r>
+        <w:rPr>
+          <w:lang w:val="pt_PT" w:bidi="pt_PT"/>
+        </w:rPr>
+      </w:r>
+      <w:r>
+        <w:rPr>
+          <w:lang w:val="pt_PT" w:bidi="pt_PT"/>
+        </w:rPr>
+        <w:t>Mateus 7.21–23</w:t>
+      </w:r>
     </w:p>
     <w:p>
       <w:pPr>
@@ -4343,138 +4031,102 @@
           <w:lang w:val="pt_PT" w:bidi="pt_PT"/>
         </w:rPr>
       </w:r>
-      <w:hyperlink r:id="rId65">
-        <w:r>
-          <w:rPr>
-            <w:lang w:val="pt_PT" w:bidi="pt_PT"/>
-          </w:rPr>
-          <w:rPr>
-            <w:color w:val="0000EE"/>
-            <w:u w:val="single"/>
-          </w:rPr>
-          <w:t>1 Crônicas 15.13–15</w:t>
-        </w:r>
-      </w:hyperlink>
-    </w:p>
-    <w:p>
-      <w:pPr>
-        <w:pStyle w:val="ListBullet"/>
-        <w:spacing w:line="240" w:lineRule="auto"/>
-        <w:ind w:left="720"/>
-      </w:pPr>
-      <w:r>
-        <w:rPr>
-          <w:lang w:val="pt_PT" w:bidi="pt_PT"/>
-        </w:rPr>
-      </w:r>
-      <w:hyperlink r:id="rId66">
-        <w:r>
-          <w:rPr>
-            <w:lang w:val="pt_PT" w:bidi="pt_PT"/>
-          </w:rPr>
-          <w:rPr>
-            <w:color w:val="0000EE"/>
-            <w:u w:val="single"/>
-          </w:rPr>
-          <w:t>1 Reis 8.57–58</w:t>
-        </w:r>
-      </w:hyperlink>
-    </w:p>
-    <w:p>
-      <w:pPr>
-        <w:pStyle w:val="ListBullet"/>
-        <w:spacing w:line="240" w:lineRule="auto"/>
-        <w:ind w:left="720"/>
-      </w:pPr>
-      <w:r>
-        <w:rPr>
-          <w:lang w:val="pt_PT" w:bidi="pt_PT"/>
-        </w:rPr>
-      </w:r>
-      <w:hyperlink r:id="rId67">
-        <w:r>
-          <w:rPr>
-            <w:lang w:val="pt_PT" w:bidi="pt_PT"/>
-          </w:rPr>
-          <w:rPr>
-            <w:color w:val="0000EE"/>
-            <w:u w:val="single"/>
-          </w:rPr>
-          <w:t>Atos 17.5–7</w:t>
-        </w:r>
-      </w:hyperlink>
-    </w:p>
-    <w:p>
-      <w:pPr>
-        <w:pStyle w:val="ListBullet"/>
-        <w:spacing w:line="240" w:lineRule="auto"/>
-        <w:ind w:left="720"/>
-      </w:pPr>
-      <w:r>
-        <w:rPr>
-          <w:lang w:val="pt_PT" w:bidi="pt_PT"/>
-        </w:rPr>
-      </w:r>
-      <w:hyperlink r:id="rId68">
-        <w:r>
-          <w:rPr>
-            <w:lang w:val="pt_PT" w:bidi="pt_PT"/>
-          </w:rPr>
-          <w:rPr>
-            <w:color w:val="0000EE"/>
-            <w:u w:val="single"/>
-          </w:rPr>
-          <w:t>Daniel 2.13</w:t>
-        </w:r>
-      </w:hyperlink>
-    </w:p>
-    <w:p>
-      <w:pPr>
-        <w:pStyle w:val="ListBullet"/>
-        <w:spacing w:line="240" w:lineRule="auto"/>
-        <w:ind w:left="720"/>
-      </w:pPr>
-      <w:r>
-        <w:rPr>
-          <w:lang w:val="pt_PT" w:bidi="pt_PT"/>
-        </w:rPr>
-      </w:r>
-      <w:hyperlink r:id="rId69">
-        <w:r>
-          <w:rPr>
-            <w:lang w:val="pt_PT" w:bidi="pt_PT"/>
-          </w:rPr>
-          <w:rPr>
-            <w:color w:val="0000EE"/>
-            <w:u w:val="single"/>
-          </w:rPr>
-          <w:t>Ester 1.22</w:t>
-        </w:r>
-      </w:hyperlink>
-    </w:p>
-    <w:p>
-      <w:pPr>
-        <w:pStyle w:val="ListBullet"/>
-        <w:spacing w:line="240" w:lineRule="auto"/>
-        <w:ind w:left="720"/>
-      </w:pPr>
-      <w:r>
-        <w:rPr>
-          <w:lang w:val="pt_PT" w:bidi="pt_PT"/>
-        </w:rPr>
-      </w:r>
-      <w:hyperlink r:id="rId70">
-        <w:r>
-          <w:rPr>
-            <w:lang w:val="pt_PT" w:bidi="pt_PT"/>
-          </w:rPr>
-          <w:rPr>
-            <w:color w:val="0000EE"/>
-            <w:u w:val="single"/>
-          </w:rPr>
-          <w:t>Lucas 2.1</w:t>
-        </w:r>
-      </w:hyperlink>
+      <w:r>
+        <w:rPr>
+          <w:lang w:val="pt_PT" w:bidi="pt_PT"/>
+        </w:rPr>
+        <w:t>1 Crônicas 15.13–15</w:t>
+      </w:r>
+    </w:p>
+    <w:p>
+      <w:pPr>
+        <w:pStyle w:val="ListBullet"/>
+        <w:spacing w:line="240" w:lineRule="auto"/>
+        <w:ind w:left="720"/>
+      </w:pPr>
+      <w:r>
+        <w:rPr>
+          <w:lang w:val="pt_PT" w:bidi="pt_PT"/>
+        </w:rPr>
+      </w:r>
+      <w:r>
+        <w:rPr>
+          <w:lang w:val="pt_PT" w:bidi="pt_PT"/>
+        </w:rPr>
+        <w:t>1 Reis 8.57–58</w:t>
+      </w:r>
+    </w:p>
+    <w:p>
+      <w:pPr>
+        <w:pStyle w:val="ListBullet"/>
+        <w:spacing w:line="240" w:lineRule="auto"/>
+        <w:ind w:left="720"/>
+      </w:pPr>
+      <w:r>
+        <w:rPr>
+          <w:lang w:val="pt_PT" w:bidi="pt_PT"/>
+        </w:rPr>
+      </w:r>
+      <w:r>
+        <w:rPr>
+          <w:lang w:val="pt_PT" w:bidi="pt_PT"/>
+        </w:rPr>
+        <w:t>Atos 17.5–7</w:t>
+      </w:r>
+    </w:p>
+    <w:p>
+      <w:pPr>
+        <w:pStyle w:val="ListBullet"/>
+        <w:spacing w:line="240" w:lineRule="auto"/>
+        <w:ind w:left="720"/>
+      </w:pPr>
+      <w:r>
+        <w:rPr>
+          <w:lang w:val="pt_PT" w:bidi="pt_PT"/>
+        </w:rPr>
+      </w:r>
+      <w:r>
+        <w:rPr>
+          <w:lang w:val="pt_PT" w:bidi="pt_PT"/>
+        </w:rPr>
+        <w:t>Daniel 2.13</w:t>
+      </w:r>
+    </w:p>
+    <w:p>
+      <w:pPr>
+        <w:pStyle w:val="ListBullet"/>
+        <w:spacing w:line="240" w:lineRule="auto"/>
+        <w:ind w:left="720"/>
+      </w:pPr>
+      <w:r>
+        <w:rPr>
+          <w:lang w:val="pt_PT" w:bidi="pt_PT"/>
+        </w:rPr>
+      </w:r>
+      <w:r>
+        <w:rPr>
+          <w:lang w:val="pt_PT" w:bidi="pt_PT"/>
+        </w:rPr>
+        <w:t>Ester 1.22</w:t>
+      </w:r>
+    </w:p>
+    <w:p>
+      <w:pPr>
+        <w:pStyle w:val="ListBullet"/>
+        <w:spacing w:line="240" w:lineRule="auto"/>
+        <w:ind w:left="720"/>
+      </w:pPr>
+      <w:r>
+        <w:rPr>
+          <w:lang w:val="pt_PT" w:bidi="pt_PT"/>
+        </w:rPr>
+      </w:r>
+      <w:r>
+        <w:rPr>
+          <w:lang w:val="pt_PT" w:bidi="pt_PT"/>
+        </w:rPr>
+        <w:t>Lucas 2.1</w:t>
+      </w:r>
     </w:p>
     <w:p>
       <w:pPr>
@@ -4702,162 +4354,120 @@
           <w:lang w:val="pt_PT" w:bidi="pt_PT"/>
         </w:rPr>
       </w:r>
-      <w:hyperlink r:id="rId71">
-        <w:r>
-          <w:rPr>
-            <w:lang w:val="pt_PT" w:bidi="pt_PT"/>
-          </w:rPr>
-          <w:rPr>
-            <w:color w:val="0000EE"/>
-            <w:u w:val="single"/>
-          </w:rPr>
-          <w:t>1 Crônicas 15.11–12</w:t>
-        </w:r>
-      </w:hyperlink>
-    </w:p>
-    <w:p>
-      <w:pPr>
-        <w:pStyle w:val="ListBullet"/>
-        <w:spacing w:line="240" w:lineRule="auto"/>
-        <w:ind w:left="720"/>
-      </w:pPr>
-      <w:r>
-        <w:rPr>
-          <w:lang w:val="pt_PT" w:bidi="pt_PT"/>
-        </w:rPr>
-      </w:r>
-      <w:hyperlink r:id="rId72">
-        <w:r>
-          <w:rPr>
-            <w:lang w:val="pt_PT" w:bidi="pt_PT"/>
-          </w:rPr>
-          <w:rPr>
-            <w:color w:val="0000EE"/>
-            <w:u w:val="single"/>
-          </w:rPr>
-          <w:t>1 Coríntios 6.9–11</w:t>
-        </w:r>
-      </w:hyperlink>
-    </w:p>
-    <w:p>
-      <w:pPr>
-        <w:pStyle w:val="ListBullet"/>
-        <w:spacing w:line="240" w:lineRule="auto"/>
-        <w:ind w:left="720"/>
-      </w:pPr>
-      <w:r>
-        <w:rPr>
-          <w:lang w:val="pt_PT" w:bidi="pt_PT"/>
-        </w:rPr>
-      </w:r>
-      <w:hyperlink r:id="rId73">
-        <w:r>
-          <w:rPr>
-            <w:lang w:val="pt_PT" w:bidi="pt_PT"/>
-          </w:rPr>
-          <w:rPr>
-            <w:color w:val="0000EE"/>
-            <w:u w:val="single"/>
-          </w:rPr>
-          <w:t>1 Reis 7.51</w:t>
-        </w:r>
-      </w:hyperlink>
-    </w:p>
-    <w:p>
-      <w:pPr>
-        <w:pStyle w:val="ListBullet"/>
-        <w:spacing w:line="240" w:lineRule="auto"/>
-        <w:ind w:left="720"/>
-      </w:pPr>
-      <w:r>
-        <w:rPr>
-          <w:lang w:val="pt_PT" w:bidi="pt_PT"/>
-        </w:rPr>
-      </w:r>
-      <w:hyperlink r:id="rId74">
-        <w:r>
-          <w:rPr>
-            <w:lang w:val="pt_PT" w:bidi="pt_PT"/>
-          </w:rPr>
-          <w:rPr>
-            <w:color w:val="0000EE"/>
-            <w:u w:val="single"/>
-          </w:rPr>
-          <w:t>1 Timóteo 4.5</w:t>
-        </w:r>
-      </w:hyperlink>
-    </w:p>
-    <w:p>
-      <w:pPr>
-        <w:pStyle w:val="ListBullet"/>
-        <w:spacing w:line="240" w:lineRule="auto"/>
-        <w:ind w:left="720"/>
-      </w:pPr>
-      <w:r>
-        <w:rPr>
-          <w:lang w:val="pt_PT" w:bidi="pt_PT"/>
-        </w:rPr>
-      </w:r>
-      <w:hyperlink r:id="rId75">
-        <w:r>
-          <w:rPr>
-            <w:lang w:val="pt_PT" w:bidi="pt_PT"/>
-          </w:rPr>
-          <w:rPr>
-            <w:color w:val="0000EE"/>
-            <w:u w:val="single"/>
-          </w:rPr>
-          <w:t>2 Crônicas 2.4–5</w:t>
-        </w:r>
-      </w:hyperlink>
-    </w:p>
-    <w:p>
-      <w:pPr>
-        <w:pStyle w:val="ListBullet"/>
-        <w:spacing w:line="240" w:lineRule="auto"/>
-        <w:ind w:left="720"/>
-      </w:pPr>
-      <w:r>
-        <w:rPr>
-          <w:lang w:val="pt_PT" w:bidi="pt_PT"/>
-        </w:rPr>
-      </w:r>
-      <w:hyperlink r:id="rId76">
-        <w:r>
-          <w:rPr>
-            <w:lang w:val="pt_PT" w:bidi="pt_PT"/>
-          </w:rPr>
-          <w:rPr>
-            <w:color w:val="0000EE"/>
-            <w:u w:val="single"/>
-          </w:rPr>
-          <w:t>João 17.18–19</w:t>
-        </w:r>
-      </w:hyperlink>
-    </w:p>
-    <w:p>
-      <w:pPr>
-        <w:pStyle w:val="ListBullet"/>
-        <w:spacing w:line="240" w:lineRule="auto"/>
-        <w:ind w:left="720"/>
-      </w:pPr>
-      <w:r>
-        <w:rPr>
-          <w:lang w:val="pt_PT" w:bidi="pt_PT"/>
-        </w:rPr>
-      </w:r>
-      <w:hyperlink r:id="rId77">
-        <w:r>
-          <w:rPr>
-            <w:lang w:val="pt_PT" w:bidi="pt_PT"/>
-          </w:rPr>
-          <w:rPr>
-            <w:color w:val="0000EE"/>
-            <w:u w:val="single"/>
-          </w:rPr>
-          <w:t>Lucas 2.22–24</w:t>
-        </w:r>
-      </w:hyperlink>
+      <w:r>
+        <w:rPr>
+          <w:lang w:val="pt_PT" w:bidi="pt_PT"/>
+        </w:rPr>
+        <w:t>1 Crônicas 15.11–12</w:t>
+      </w:r>
+    </w:p>
+    <w:p>
+      <w:pPr>
+        <w:pStyle w:val="ListBullet"/>
+        <w:spacing w:line="240" w:lineRule="auto"/>
+        <w:ind w:left="720"/>
+      </w:pPr>
+      <w:r>
+        <w:rPr>
+          <w:lang w:val="pt_PT" w:bidi="pt_PT"/>
+        </w:rPr>
+      </w:r>
+      <w:r>
+        <w:rPr>
+          <w:lang w:val="pt_PT" w:bidi="pt_PT"/>
+        </w:rPr>
+        <w:t>1 Coríntios 6.9–11</w:t>
+      </w:r>
+    </w:p>
+    <w:p>
+      <w:pPr>
+        <w:pStyle w:val="ListBullet"/>
+        <w:spacing w:line="240" w:lineRule="auto"/>
+        <w:ind w:left="720"/>
+      </w:pPr>
+      <w:r>
+        <w:rPr>
+          <w:lang w:val="pt_PT" w:bidi="pt_PT"/>
+        </w:rPr>
+      </w:r>
+      <w:r>
+        <w:rPr>
+          <w:lang w:val="pt_PT" w:bidi="pt_PT"/>
+        </w:rPr>
+        <w:t>1 Reis 7.51</w:t>
+      </w:r>
+    </w:p>
+    <w:p>
+      <w:pPr>
+        <w:pStyle w:val="ListBullet"/>
+        <w:spacing w:line="240" w:lineRule="auto"/>
+        <w:ind w:left="720"/>
+      </w:pPr>
+      <w:r>
+        <w:rPr>
+          <w:lang w:val="pt_PT" w:bidi="pt_PT"/>
+        </w:rPr>
+      </w:r>
+      <w:r>
+        <w:rPr>
+          <w:lang w:val="pt_PT" w:bidi="pt_PT"/>
+        </w:rPr>
+        <w:t>1 Timóteo 4.5</w:t>
+      </w:r>
+    </w:p>
+    <w:p>
+      <w:pPr>
+        <w:pStyle w:val="ListBullet"/>
+        <w:spacing w:line="240" w:lineRule="auto"/>
+        <w:ind w:left="720"/>
+      </w:pPr>
+      <w:r>
+        <w:rPr>
+          <w:lang w:val="pt_PT" w:bidi="pt_PT"/>
+        </w:rPr>
+      </w:r>
+      <w:r>
+        <w:rPr>
+          <w:lang w:val="pt_PT" w:bidi="pt_PT"/>
+        </w:rPr>
+        <w:t>2 Crônicas 2.4–5</w:t>
+      </w:r>
+    </w:p>
+    <w:p>
+      <w:pPr>
+        <w:pStyle w:val="ListBullet"/>
+        <w:spacing w:line="240" w:lineRule="auto"/>
+        <w:ind w:left="720"/>
+      </w:pPr>
+      <w:r>
+        <w:rPr>
+          <w:lang w:val="pt_PT" w:bidi="pt_PT"/>
+        </w:rPr>
+      </w:r>
+      <w:r>
+        <w:rPr>
+          <w:lang w:val="pt_PT" w:bidi="pt_PT"/>
+        </w:rPr>
+        <w:t>João 17.18–19</w:t>
+      </w:r>
+    </w:p>
+    <w:p>
+      <w:pPr>
+        <w:pStyle w:val="ListBullet"/>
+        <w:spacing w:line="240" w:lineRule="auto"/>
+        <w:ind w:left="720"/>
+      </w:pPr>
+      <w:r>
+        <w:rPr>
+          <w:lang w:val="pt_PT" w:bidi="pt_PT"/>
+        </w:rPr>
+      </w:r>
+      <w:r>
+        <w:rPr>
+          <w:lang w:val="pt_PT" w:bidi="pt_PT"/>
+        </w:rPr>
+        <w:t>Lucas 2.22–24</w:t>
+      </w:r>
     </w:p>
     <w:p>
       <w:pPr>
@@ -5095,90 +4705,66 @@
           <w:lang w:val="pt_PT" w:bidi="pt_PT"/>
         </w:rPr>
       </w:r>
-      <w:hyperlink r:id="rId78">
-        <w:r>
-          <w:rPr>
-            <w:lang w:val="pt_PT" w:bidi="pt_PT"/>
-          </w:rPr>
-          <w:rPr>
-            <w:color w:val="0000EE"/>
-            <w:u w:val="single"/>
-          </w:rPr>
-          <w:t>Provérbios 8.30</w:t>
-        </w:r>
-      </w:hyperlink>
-    </w:p>
-    <w:p>
-      <w:pPr>
-        <w:pStyle w:val="ListBullet"/>
-        <w:spacing w:line="240" w:lineRule="auto"/>
-        <w:ind w:left="720"/>
-      </w:pPr>
-      <w:r>
-        <w:rPr>
-          <w:lang w:val="pt_PT" w:bidi="pt_PT"/>
-        </w:rPr>
-      </w:r>
-      <w:hyperlink r:id="rId79">
-        <w:r>
-          <w:rPr>
-            <w:lang w:val="pt_PT" w:bidi="pt_PT"/>
-          </w:rPr>
-          <w:rPr>
-            <w:color w:val="0000EE"/>
-            <w:u w:val="single"/>
-          </w:rPr>
-          <w:t>Salmo 1.2</w:t>
-        </w:r>
-      </w:hyperlink>
-    </w:p>
-    <w:p>
-      <w:pPr>
-        <w:pStyle w:val="ListBullet"/>
-        <w:spacing w:line="240" w:lineRule="auto"/>
-        <w:ind w:left="720"/>
-      </w:pPr>
-      <w:r>
-        <w:rPr>
-          <w:lang w:val="pt_PT" w:bidi="pt_PT"/>
-        </w:rPr>
-      </w:r>
-      <w:hyperlink r:id="rId80">
-        <w:r>
-          <w:rPr>
-            <w:lang w:val="pt_PT" w:bidi="pt_PT"/>
-          </w:rPr>
-          <w:rPr>
-            <w:color w:val="0000EE"/>
-            <w:u w:val="single"/>
-          </w:rPr>
-          <w:t>Salmo 119.69–70</w:t>
-        </w:r>
-      </w:hyperlink>
-    </w:p>
-    <w:p>
-      <w:pPr>
-        <w:pStyle w:val="ListBullet"/>
-        <w:spacing w:line="240" w:lineRule="auto"/>
-        <w:ind w:left="720"/>
-      </w:pPr>
-      <w:r>
-        <w:rPr>
-          <w:lang w:val="pt_PT" w:bidi="pt_PT"/>
-        </w:rPr>
-      </w:r>
-      <w:hyperlink r:id="rId81">
-        <w:r>
-          <w:rPr>
-            <w:lang w:val="pt_PT" w:bidi="pt_PT"/>
-          </w:rPr>
-          <w:rPr>
-            <w:color w:val="0000EE"/>
-            <w:u w:val="single"/>
-          </w:rPr>
-          <w:t>Cânticos 1.3</w:t>
-        </w:r>
-      </w:hyperlink>
+      <w:r>
+        <w:rPr>
+          <w:lang w:val="pt_PT" w:bidi="pt_PT"/>
+        </w:rPr>
+        <w:t>Provérbios 8.30</w:t>
+      </w:r>
+    </w:p>
+    <w:p>
+      <w:pPr>
+        <w:pStyle w:val="ListBullet"/>
+        <w:spacing w:line="240" w:lineRule="auto"/>
+        <w:ind w:left="720"/>
+      </w:pPr>
+      <w:r>
+        <w:rPr>
+          <w:lang w:val="pt_PT" w:bidi="pt_PT"/>
+        </w:rPr>
+      </w:r>
+      <w:r>
+        <w:rPr>
+          <w:lang w:val="pt_PT" w:bidi="pt_PT"/>
+        </w:rPr>
+        <w:t>Salmo 1.2</w:t>
+      </w:r>
+    </w:p>
+    <w:p>
+      <w:pPr>
+        <w:pStyle w:val="ListBullet"/>
+        <w:spacing w:line="240" w:lineRule="auto"/>
+        <w:ind w:left="720"/>
+      </w:pPr>
+      <w:r>
+        <w:rPr>
+          <w:lang w:val="pt_PT" w:bidi="pt_PT"/>
+        </w:rPr>
+      </w:r>
+      <w:r>
+        <w:rPr>
+          <w:lang w:val="pt_PT" w:bidi="pt_PT"/>
+        </w:rPr>
+        <w:t>Salmo 119.69–70</w:t>
+      </w:r>
+    </w:p>
+    <w:p>
+      <w:pPr>
+        <w:pStyle w:val="ListBullet"/>
+        <w:spacing w:line="240" w:lineRule="auto"/>
+        <w:ind w:left="720"/>
+      </w:pPr>
+      <w:r>
+        <w:rPr>
+          <w:lang w:val="pt_PT" w:bidi="pt_PT"/>
+        </w:rPr>
+      </w:r>
+      <w:r>
+        <w:rPr>
+          <w:lang w:val="pt_PT" w:bidi="pt_PT"/>
+        </w:rPr>
+        <w:t>Cânticos 1.3</w:t>
+      </w:r>
     </w:p>
     <w:p>
       <w:pPr>
@@ -5543,114 +5129,84 @@
           <w:lang w:val="pt_PT" w:bidi="pt_PT"/>
         </w:rPr>
       </w:r>
-      <w:hyperlink r:id="rId82">
-        <w:r>
-          <w:rPr>
-            <w:lang w:val="pt_PT" w:bidi="pt_PT"/>
-          </w:rPr>
-          <w:rPr>
-            <w:color w:val="0000EE"/>
-            <w:u w:val="single"/>
-          </w:rPr>
-          <w:t>Tiago 2.19</w:t>
-        </w:r>
-      </w:hyperlink>
-    </w:p>
-    <w:p>
-      <w:pPr>
-        <w:pStyle w:val="ListBullet"/>
-        <w:spacing w:line="240" w:lineRule="auto"/>
-        <w:ind w:left="720"/>
-      </w:pPr>
-      <w:r>
-        <w:rPr>
-          <w:lang w:val="pt_PT" w:bidi="pt_PT"/>
-        </w:rPr>
-      </w:r>
-      <w:hyperlink r:id="rId83">
-        <w:r>
-          <w:rPr>
-            <w:lang w:val="pt_PT" w:bidi="pt_PT"/>
-          </w:rPr>
-          <w:rPr>
-            <w:color w:val="0000EE"/>
-            <w:u w:val="single"/>
-          </w:rPr>
-          <w:t>Tiago 3.15</w:t>
-        </w:r>
-      </w:hyperlink>
-    </w:p>
-    <w:p>
-      <w:pPr>
-        <w:pStyle w:val="ListBullet"/>
-        <w:spacing w:line="240" w:lineRule="auto"/>
-        <w:ind w:left="720"/>
-      </w:pPr>
-      <w:r>
-        <w:rPr>
-          <w:lang w:val="pt_PT" w:bidi="pt_PT"/>
-        </w:rPr>
-      </w:r>
-      <w:hyperlink r:id="rId84">
-        <w:r>
-          <w:rPr>
-            <w:lang w:val="pt_PT" w:bidi="pt_PT"/>
-          </w:rPr>
-          <w:rPr>
-            <w:color w:val="0000EE"/>
-            <w:u w:val="single"/>
-          </w:rPr>
-          <w:t>Lucas 4.36</w:t>
-        </w:r>
-      </w:hyperlink>
-    </w:p>
-    <w:p>
-      <w:pPr>
-        <w:pStyle w:val="ListBullet"/>
-        <w:spacing w:line="240" w:lineRule="auto"/>
-        <w:ind w:left="720"/>
-      </w:pPr>
-      <w:r>
-        <w:rPr>
-          <w:lang w:val="pt_PT" w:bidi="pt_PT"/>
-        </w:rPr>
-      </w:r>
-      <w:hyperlink r:id="rId85">
-        <w:r>
-          <w:rPr>
-            <w:lang w:val="pt_PT" w:bidi="pt_PT"/>
-          </w:rPr>
-          <w:rPr>
-            <w:color w:val="0000EE"/>
-            <w:u w:val="single"/>
-          </w:rPr>
-          <w:t>Marcos 3.22</w:t>
-        </w:r>
-      </w:hyperlink>
-    </w:p>
-    <w:p>
-      <w:pPr>
-        <w:pStyle w:val="ListBullet"/>
-        <w:spacing w:line="240" w:lineRule="auto"/>
-        <w:ind w:left="720"/>
-      </w:pPr>
-      <w:r>
-        <w:rPr>
-          <w:lang w:val="pt_PT" w:bidi="pt_PT"/>
-        </w:rPr>
-      </w:r>
-      <w:hyperlink r:id="rId86">
-        <w:r>
-          <w:rPr>
-            <w:lang w:val="pt_PT" w:bidi="pt_PT"/>
-          </w:rPr>
-          <w:rPr>
-            <w:color w:val="0000EE"/>
-            <w:u w:val="single"/>
-          </w:rPr>
-          <w:t>Mateus 4.24</w:t>
-        </w:r>
-      </w:hyperlink>
+      <w:r>
+        <w:rPr>
+          <w:lang w:val="pt_PT" w:bidi="pt_PT"/>
+        </w:rPr>
+        <w:t>Tiago 2.19</w:t>
+      </w:r>
+    </w:p>
+    <w:p>
+      <w:pPr>
+        <w:pStyle w:val="ListBullet"/>
+        <w:spacing w:line="240" w:lineRule="auto"/>
+        <w:ind w:left="720"/>
+      </w:pPr>
+      <w:r>
+        <w:rPr>
+          <w:lang w:val="pt_PT" w:bidi="pt_PT"/>
+        </w:rPr>
+      </w:r>
+      <w:r>
+        <w:rPr>
+          <w:lang w:val="pt_PT" w:bidi="pt_PT"/>
+        </w:rPr>
+        <w:t>Tiago 3.15</w:t>
+      </w:r>
+    </w:p>
+    <w:p>
+      <w:pPr>
+        <w:pStyle w:val="ListBullet"/>
+        <w:spacing w:line="240" w:lineRule="auto"/>
+        <w:ind w:left="720"/>
+      </w:pPr>
+      <w:r>
+        <w:rPr>
+          <w:lang w:val="pt_PT" w:bidi="pt_PT"/>
+        </w:rPr>
+      </w:r>
+      <w:r>
+        <w:rPr>
+          <w:lang w:val="pt_PT" w:bidi="pt_PT"/>
+        </w:rPr>
+        <w:t>Lucas 4.36</w:t>
+      </w:r>
+    </w:p>
+    <w:p>
+      <w:pPr>
+        <w:pStyle w:val="ListBullet"/>
+        <w:spacing w:line="240" w:lineRule="auto"/>
+        <w:ind w:left="720"/>
+      </w:pPr>
+      <w:r>
+        <w:rPr>
+          <w:lang w:val="pt_PT" w:bidi="pt_PT"/>
+        </w:rPr>
+      </w:r>
+      <w:r>
+        <w:rPr>
+          <w:lang w:val="pt_PT" w:bidi="pt_PT"/>
+        </w:rPr>
+        <w:t>Marcos 3.22</w:t>
+      </w:r>
+    </w:p>
+    <w:p>
+      <w:pPr>
+        <w:pStyle w:val="ListBullet"/>
+        <w:spacing w:line="240" w:lineRule="auto"/>
+        <w:ind w:left="720"/>
+      </w:pPr>
+      <w:r>
+        <w:rPr>
+          <w:lang w:val="pt_PT" w:bidi="pt_PT"/>
+        </w:rPr>
+      </w:r>
+      <w:r>
+        <w:rPr>
+          <w:lang w:val="pt_PT" w:bidi="pt_PT"/>
+        </w:rPr>
+        <w:t>Mateus 4.24</w:t>
+      </w:r>
     </w:p>
     <w:p>
       <w:pPr>
@@ -6144,114 +5700,84 @@
           <w:lang w:val="pt_PT" w:bidi="pt_PT"/>
         </w:rPr>
       </w:r>
-      <w:hyperlink r:id="rId87">
-        <w:r>
-          <w:rPr>
-            <w:lang w:val="pt_PT" w:bidi="pt_PT"/>
-          </w:rPr>
-          <w:rPr>
-            <w:color w:val="0000EE"/>
-            <w:u w:val="single"/>
-          </w:rPr>
-          <w:t>1 Crônicas 22.6–8</w:t>
-        </w:r>
-      </w:hyperlink>
-    </w:p>
-    <w:p>
-      <w:pPr>
-        <w:pStyle w:val="ListBullet"/>
-        <w:spacing w:line="240" w:lineRule="auto"/>
-        <w:ind w:left="720"/>
-      </w:pPr>
-      <w:r>
-        <w:rPr>
-          <w:lang w:val="pt_PT" w:bidi="pt_PT"/>
-        </w:rPr>
-      </w:r>
-      <w:hyperlink r:id="rId88">
-        <w:r>
-          <w:rPr>
-            <w:lang w:val="pt_PT" w:bidi="pt_PT"/>
-          </w:rPr>
-          <w:rPr>
-            <w:color w:val="0000EE"/>
-            <w:u w:val="single"/>
-          </w:rPr>
-          <w:t>Gênesis 9.5–7</w:t>
-        </w:r>
-      </w:hyperlink>
-    </w:p>
-    <w:p>
-      <w:pPr>
-        <w:pStyle w:val="ListBullet"/>
-        <w:spacing w:line="240" w:lineRule="auto"/>
-        <w:ind w:left="720"/>
-      </w:pPr>
-      <w:r>
-        <w:rPr>
-          <w:lang w:val="pt_PT" w:bidi="pt_PT"/>
-        </w:rPr>
-      </w:r>
-      <w:hyperlink r:id="rId89">
-        <w:r>
-          <w:rPr>
-            <w:lang w:val="pt_PT" w:bidi="pt_PT"/>
-          </w:rPr>
-          <w:rPr>
-            <w:color w:val="0000EE"/>
-            <w:u w:val="single"/>
-          </w:rPr>
-          <w:t>Hebreus 9.21–22</w:t>
-        </w:r>
-      </w:hyperlink>
-    </w:p>
-    <w:p>
-      <w:pPr>
-        <w:pStyle w:val="ListBullet"/>
-        <w:spacing w:line="240" w:lineRule="auto"/>
-        <w:ind w:left="720"/>
-      </w:pPr>
-      <w:r>
-        <w:rPr>
-          <w:lang w:val="pt_PT" w:bidi="pt_PT"/>
-        </w:rPr>
-      </w:r>
-      <w:hyperlink r:id="rId90">
-        <w:r>
-          <w:rPr>
-            <w:lang w:val="pt_PT" w:bidi="pt_PT"/>
-          </w:rPr>
-          <w:rPr>
-            <w:color w:val="0000EE"/>
-            <w:u w:val="single"/>
-          </w:rPr>
-          <w:t>Isaías 26.21</w:t>
-        </w:r>
-      </w:hyperlink>
-    </w:p>
-    <w:p>
-      <w:pPr>
-        <w:pStyle w:val="ListBullet"/>
-        <w:spacing w:line="240" w:lineRule="auto"/>
-        <w:ind w:left="720"/>
-      </w:pPr>
-      <w:r>
-        <w:rPr>
-          <w:lang w:val="pt_PT" w:bidi="pt_PT"/>
-        </w:rPr>
-      </w:r>
-      <w:hyperlink r:id="rId91">
-        <w:r>
-          <w:rPr>
-            <w:lang w:val="pt_PT" w:bidi="pt_PT"/>
-          </w:rPr>
-          <w:rPr>
-            <w:color w:val="0000EE"/>
-            <w:u w:val="single"/>
-          </w:rPr>
-          <w:t>Mateus 23.29–31</w:t>
-        </w:r>
-      </w:hyperlink>
+      <w:r>
+        <w:rPr>
+          <w:lang w:val="pt_PT" w:bidi="pt_PT"/>
+        </w:rPr>
+        <w:t>1 Crônicas 22.6–8</w:t>
+      </w:r>
+    </w:p>
+    <w:p>
+      <w:pPr>
+        <w:pStyle w:val="ListBullet"/>
+        <w:spacing w:line="240" w:lineRule="auto"/>
+        <w:ind w:left="720"/>
+      </w:pPr>
+      <w:r>
+        <w:rPr>
+          <w:lang w:val="pt_PT" w:bidi="pt_PT"/>
+        </w:rPr>
+      </w:r>
+      <w:r>
+        <w:rPr>
+          <w:lang w:val="pt_PT" w:bidi="pt_PT"/>
+        </w:rPr>
+        <w:t>Gênesis 9.5–7</w:t>
+      </w:r>
+    </w:p>
+    <w:p>
+      <w:pPr>
+        <w:pStyle w:val="ListBullet"/>
+        <w:spacing w:line="240" w:lineRule="auto"/>
+        <w:ind w:left="720"/>
+      </w:pPr>
+      <w:r>
+        <w:rPr>
+          <w:lang w:val="pt_PT" w:bidi="pt_PT"/>
+        </w:rPr>
+      </w:r>
+      <w:r>
+        <w:rPr>
+          <w:lang w:val="pt_PT" w:bidi="pt_PT"/>
+        </w:rPr>
+        <w:t>Hebreus 9.21–22</w:t>
+      </w:r>
+    </w:p>
+    <w:p>
+      <w:pPr>
+        <w:pStyle w:val="ListBullet"/>
+        <w:spacing w:line="240" w:lineRule="auto"/>
+        <w:ind w:left="720"/>
+      </w:pPr>
+      <w:r>
+        <w:rPr>
+          <w:lang w:val="pt_PT" w:bidi="pt_PT"/>
+        </w:rPr>
+      </w:r>
+      <w:r>
+        <w:rPr>
+          <w:lang w:val="pt_PT" w:bidi="pt_PT"/>
+        </w:rPr>
+        <w:t>Isaías 26.21</w:t>
+      </w:r>
+    </w:p>
+    <w:p>
+      <w:pPr>
+        <w:pStyle w:val="ListBullet"/>
+        <w:spacing w:line="240" w:lineRule="auto"/>
+        <w:ind w:left="720"/>
+      </w:pPr>
+      <w:r>
+        <w:rPr>
+          <w:lang w:val="pt_PT" w:bidi="pt_PT"/>
+        </w:rPr>
+      </w:r>
+      <w:r>
+        <w:rPr>
+          <w:lang w:val="pt_PT" w:bidi="pt_PT"/>
+        </w:rPr>
+        <w:t>Mateus 23.29–31</w:t>
+      </w:r>
     </w:p>
     <w:p>
       <w:pPr>
@@ -6491,114 +6017,84 @@
           <w:lang w:val="pt_PT" w:bidi="pt_PT"/>
         </w:rPr>
       </w:r>
-      <w:hyperlink r:id="rId92">
-        <w:r>
-          <w:rPr>
-            <w:lang w:val="pt_PT" w:bidi="pt_PT"/>
-          </w:rPr>
-          <w:rPr>
-            <w:color w:val="0000EE"/>
-            <w:u w:val="single"/>
-          </w:rPr>
-          <w:t>1 Reis 9.4–5</w:t>
-        </w:r>
-      </w:hyperlink>
-    </w:p>
-    <w:p>
-      <w:pPr>
-        <w:pStyle w:val="ListBullet"/>
-        <w:spacing w:line="240" w:lineRule="auto"/>
-        <w:ind w:left="720"/>
-      </w:pPr>
-      <w:r>
-        <w:rPr>
-          <w:lang w:val="pt_PT" w:bidi="pt_PT"/>
-        </w:rPr>
-      </w:r>
-      <w:hyperlink r:id="rId93">
-        <w:r>
-          <w:rPr>
-            <w:lang w:val="pt_PT" w:bidi="pt_PT"/>
-          </w:rPr>
-          <w:rPr>
-            <w:color w:val="0000EE"/>
-            <w:u w:val="single"/>
-          </w:rPr>
-          <w:t>Atos 13.23</w:t>
-        </w:r>
-      </w:hyperlink>
-    </w:p>
-    <w:p>
-      <w:pPr>
-        <w:pStyle w:val="ListBullet"/>
-        <w:spacing w:line="240" w:lineRule="auto"/>
-        <w:ind w:left="720"/>
-      </w:pPr>
-      <w:r>
-        <w:rPr>
-          <w:lang w:val="pt_PT" w:bidi="pt_PT"/>
-        </w:rPr>
-      </w:r>
-      <w:hyperlink r:id="rId94">
-        <w:r>
-          <w:rPr>
-            <w:lang w:val="pt_PT" w:bidi="pt_PT"/>
-          </w:rPr>
-          <w:rPr>
-            <w:color w:val="0000EE"/>
-            <w:u w:val="single"/>
-          </w:rPr>
-          <w:t>Deuteronômio 2.20–22</w:t>
-        </w:r>
-      </w:hyperlink>
-    </w:p>
-    <w:p>
-      <w:pPr>
-        <w:pStyle w:val="ListBullet"/>
-        <w:spacing w:line="240" w:lineRule="auto"/>
-        <w:ind w:left="720"/>
-      </w:pPr>
-      <w:r>
-        <w:rPr>
-          <w:lang w:val="pt_PT" w:bidi="pt_PT"/>
-        </w:rPr>
-      </w:r>
-      <w:hyperlink r:id="rId95">
-        <w:r>
-          <w:rPr>
-            <w:lang w:val="pt_PT" w:bidi="pt_PT"/>
-          </w:rPr>
-          <w:rPr>
-            <w:color w:val="0000EE"/>
-            <w:u w:val="single"/>
-          </w:rPr>
-          <w:t>Gênesis 10.1</w:t>
-        </w:r>
-      </w:hyperlink>
-    </w:p>
-    <w:p>
-      <w:pPr>
-        <w:pStyle w:val="ListBullet"/>
-        <w:spacing w:line="240" w:lineRule="auto"/>
-        <w:ind w:left="720"/>
-      </w:pPr>
-      <w:r>
-        <w:rPr>
-          <w:lang w:val="pt_PT" w:bidi="pt_PT"/>
-        </w:rPr>
-      </w:r>
-      <w:hyperlink r:id="rId96">
-        <w:r>
-          <w:rPr>
-            <w:lang w:val="pt_PT" w:bidi="pt_PT"/>
-          </w:rPr>
-          <w:rPr>
-            <w:color w:val="0000EE"/>
-            <w:u w:val="single"/>
-          </w:rPr>
-          <w:t>Gênesis 28.12–13</w:t>
-        </w:r>
-      </w:hyperlink>
+      <w:r>
+        <w:rPr>
+          <w:lang w:val="pt_PT" w:bidi="pt_PT"/>
+        </w:rPr>
+        <w:t>1 Reis 9.4–5</w:t>
+      </w:r>
+    </w:p>
+    <w:p>
+      <w:pPr>
+        <w:pStyle w:val="ListBullet"/>
+        <w:spacing w:line="240" w:lineRule="auto"/>
+        <w:ind w:left="720"/>
+      </w:pPr>
+      <w:r>
+        <w:rPr>
+          <w:lang w:val="pt_PT" w:bidi="pt_PT"/>
+        </w:rPr>
+      </w:r>
+      <w:r>
+        <w:rPr>
+          <w:lang w:val="pt_PT" w:bidi="pt_PT"/>
+        </w:rPr>
+        <w:t>Atos 13.23</w:t>
+      </w:r>
+    </w:p>
+    <w:p>
+      <w:pPr>
+        <w:pStyle w:val="ListBullet"/>
+        <w:spacing w:line="240" w:lineRule="auto"/>
+        <w:ind w:left="720"/>
+      </w:pPr>
+      <w:r>
+        <w:rPr>
+          <w:lang w:val="pt_PT" w:bidi="pt_PT"/>
+        </w:rPr>
+      </w:r>
+      <w:r>
+        <w:rPr>
+          <w:lang w:val="pt_PT" w:bidi="pt_PT"/>
+        </w:rPr>
+        <w:t>Deuteronômio 2.20–22</w:t>
+      </w:r>
+    </w:p>
+    <w:p>
+      <w:pPr>
+        <w:pStyle w:val="ListBullet"/>
+        <w:spacing w:line="240" w:lineRule="auto"/>
+        <w:ind w:left="720"/>
+      </w:pPr>
+      <w:r>
+        <w:rPr>
+          <w:lang w:val="pt_PT" w:bidi="pt_PT"/>
+        </w:rPr>
+      </w:r>
+      <w:r>
+        <w:rPr>
+          <w:lang w:val="pt_PT" w:bidi="pt_PT"/>
+        </w:rPr>
+        <w:t>Gênesis 10.1</w:t>
+      </w:r>
+    </w:p>
+    <w:p>
+      <w:pPr>
+        <w:pStyle w:val="ListBullet"/>
+        <w:spacing w:line="240" w:lineRule="auto"/>
+        <w:ind w:left="720"/>
+      </w:pPr>
+      <w:r>
+        <w:rPr>
+          <w:lang w:val="pt_PT" w:bidi="pt_PT"/>
+        </w:rPr>
+      </w:r>
+      <w:r>
+        <w:rPr>
+          <w:lang w:val="pt_PT" w:bidi="pt_PT"/>
+        </w:rPr>
+        <w:t>Gênesis 28.12–13</w:t>
+      </w:r>
     </w:p>
     <w:p>
       <w:pPr>
@@ -7286,234 +6782,174 @@
           <w:lang w:val="pt_PT" w:bidi="pt_PT"/>
         </w:rPr>
       </w:r>
-      <w:hyperlink r:id="rId97">
-        <w:r>
-          <w:rPr>
-            <w:lang w:val="pt_PT" w:bidi="pt_PT"/>
-          </w:rPr>
-          <w:rPr>
-            <w:color w:val="0000EE"/>
-            <w:u w:val="single"/>
-          </w:rPr>
-          <w:t>Atos 13.16–18</w:t>
-        </w:r>
-      </w:hyperlink>
-    </w:p>
-    <w:p>
-      <w:pPr>
-        <w:pStyle w:val="ListBullet"/>
-        <w:spacing w:line="240" w:lineRule="auto"/>
-        <w:ind w:left="720"/>
-      </w:pPr>
-      <w:r>
-        <w:rPr>
-          <w:lang w:val="pt_PT" w:bidi="pt_PT"/>
-        </w:rPr>
-      </w:r>
-      <w:hyperlink r:id="rId98">
-        <w:r>
-          <w:rPr>
-            <w:lang w:val="pt_PT" w:bidi="pt_PT"/>
-          </w:rPr>
-          <w:rPr>
-            <w:color w:val="0000EE"/>
-            <w:u w:val="single"/>
-          </w:rPr>
-          <w:t>Atos 21.38</w:t>
-        </w:r>
-      </w:hyperlink>
-    </w:p>
-    <w:p>
-      <w:pPr>
-        <w:pStyle w:val="ListBullet"/>
-        <w:spacing w:line="240" w:lineRule="auto"/>
-        <w:ind w:left="720"/>
-      </w:pPr>
-      <w:r>
-        <w:rPr>
-          <w:lang w:val="pt_PT" w:bidi="pt_PT"/>
-        </w:rPr>
-      </w:r>
-      <w:hyperlink r:id="rId99">
-        <w:r>
-          <w:rPr>
-            <w:lang w:val="pt_PT" w:bidi="pt_PT"/>
-          </w:rPr>
-          <w:rPr>
-            <w:color w:val="0000EE"/>
-            <w:u w:val="single"/>
-          </w:rPr>
-          <w:t>Êxodo 4.27–28</w:t>
-        </w:r>
-      </w:hyperlink>
-    </w:p>
-    <w:p>
-      <w:pPr>
-        <w:pStyle w:val="ListBullet"/>
-        <w:spacing w:line="240" w:lineRule="auto"/>
-        <w:ind w:left="720"/>
-      </w:pPr>
-      <w:r>
-        <w:rPr>
-          <w:lang w:val="pt_PT" w:bidi="pt_PT"/>
-        </w:rPr>
-      </w:r>
-      <w:hyperlink r:id="rId100">
-        <w:r>
-          <w:rPr>
-            <w:lang w:val="pt_PT" w:bidi="pt_PT"/>
-          </w:rPr>
-          <w:rPr>
-            <w:color w:val="0000EE"/>
-            <w:u w:val="single"/>
-          </w:rPr>
-          <w:t>Gênesis 37.21–22</w:t>
-        </w:r>
-      </w:hyperlink>
-    </w:p>
-    <w:p>
-      <w:pPr>
-        <w:pStyle w:val="ListBullet"/>
-        <w:spacing w:line="240" w:lineRule="auto"/>
-        <w:ind w:left="720"/>
-      </w:pPr>
-      <w:r>
-        <w:rPr>
-          <w:lang w:val="pt_PT" w:bidi="pt_PT"/>
-        </w:rPr>
-      </w:r>
-      <w:hyperlink r:id="rId101">
-        <w:r>
-          <w:rPr>
-            <w:lang w:val="pt_PT" w:bidi="pt_PT"/>
-          </w:rPr>
-          <w:rPr>
-            <w:color w:val="0000EE"/>
-            <w:u w:val="single"/>
-          </w:rPr>
-          <w:t>João 3.14</w:t>
-        </w:r>
-      </w:hyperlink>
-    </w:p>
-    <w:p>
-      <w:pPr>
-        <w:pStyle w:val="ListBullet"/>
-        <w:spacing w:line="240" w:lineRule="auto"/>
-        <w:ind w:left="720"/>
-      </w:pPr>
-      <w:r>
-        <w:rPr>
-          <w:lang w:val="pt_PT" w:bidi="pt_PT"/>
-        </w:rPr>
-      </w:r>
-      <w:hyperlink r:id="rId102">
-        <w:r>
-          <w:rPr>
-            <w:lang w:val="pt_PT" w:bidi="pt_PT"/>
-          </w:rPr>
-          <w:rPr>
-            <w:color w:val="0000EE"/>
-            <w:u w:val="single"/>
-          </w:rPr>
-          <w:t>Lucas 1.80</w:t>
-        </w:r>
-      </w:hyperlink>
-    </w:p>
-    <w:p>
-      <w:pPr>
-        <w:pStyle w:val="ListBullet"/>
-        <w:spacing w:line="240" w:lineRule="auto"/>
-        <w:ind w:left="720"/>
-      </w:pPr>
-      <w:r>
-        <w:rPr>
-          <w:lang w:val="pt_PT" w:bidi="pt_PT"/>
-        </w:rPr>
-      </w:r>
-      <w:hyperlink r:id="rId103">
-        <w:r>
-          <w:rPr>
-            <w:lang w:val="pt_PT" w:bidi="pt_PT"/>
-          </w:rPr>
-          <w:rPr>
-            <w:color w:val="0000EE"/>
-            <w:u w:val="single"/>
-          </w:rPr>
-          <w:t>Lucas 9.12–14</w:t>
-        </w:r>
-      </w:hyperlink>
-    </w:p>
-    <w:p>
-      <w:pPr>
-        <w:pStyle w:val="ListBullet"/>
-        <w:spacing w:line="240" w:lineRule="auto"/>
-        <w:ind w:left="720"/>
-      </w:pPr>
-      <w:r>
-        <w:rPr>
-          <w:lang w:val="pt_PT" w:bidi="pt_PT"/>
-        </w:rPr>
-      </w:r>
-      <w:hyperlink r:id="rId104">
-        <w:r>
-          <w:rPr>
-            <w:lang w:val="pt_PT" w:bidi="pt_PT"/>
-          </w:rPr>
-          <w:rPr>
-            <w:color w:val="0000EE"/>
-            <w:u w:val="single"/>
-          </w:rPr>
-          <w:t>Marcos 1.3</w:t>
-        </w:r>
-      </w:hyperlink>
-    </w:p>
-    <w:p>
-      <w:pPr>
-        <w:pStyle w:val="ListBullet"/>
-        <w:spacing w:line="240" w:lineRule="auto"/>
-        <w:ind w:left="720"/>
-      </w:pPr>
-      <w:r>
-        <w:rPr>
-          <w:lang w:val="pt_PT" w:bidi="pt_PT"/>
-        </w:rPr>
-      </w:r>
-      <w:hyperlink r:id="rId105">
-        <w:r>
-          <w:rPr>
-            <w:lang w:val="pt_PT" w:bidi="pt_PT"/>
-          </w:rPr>
-          <w:rPr>
-            <w:color w:val="0000EE"/>
-            <w:u w:val="single"/>
-          </w:rPr>
-          <w:t>Mateus 4.1</w:t>
-        </w:r>
-      </w:hyperlink>
-    </w:p>
-    <w:p>
-      <w:pPr>
-        <w:pStyle w:val="ListBullet"/>
-        <w:spacing w:line="240" w:lineRule="auto"/>
-        <w:ind w:left="720"/>
-      </w:pPr>
-      <w:r>
-        <w:rPr>
-          <w:lang w:val="pt_PT" w:bidi="pt_PT"/>
-        </w:rPr>
-      </w:r>
-      <w:hyperlink r:id="rId106">
-        <w:r>
-          <w:rPr>
-            <w:lang w:val="pt_PT" w:bidi="pt_PT"/>
-          </w:rPr>
-          <w:rPr>
-            <w:color w:val="0000EE"/>
-            <w:u w:val="single"/>
-          </w:rPr>
-          <w:t>Mateus 11.8</w:t>
-        </w:r>
-      </w:hyperlink>
+      <w:r>
+        <w:rPr>
+          <w:lang w:val="pt_PT" w:bidi="pt_PT"/>
+        </w:rPr>
+        <w:t>Atos 13.16–18</w:t>
+      </w:r>
+    </w:p>
+    <w:p>
+      <w:pPr>
+        <w:pStyle w:val="ListBullet"/>
+        <w:spacing w:line="240" w:lineRule="auto"/>
+        <w:ind w:left="720"/>
+      </w:pPr>
+      <w:r>
+        <w:rPr>
+          <w:lang w:val="pt_PT" w:bidi="pt_PT"/>
+        </w:rPr>
+      </w:r>
+      <w:r>
+        <w:rPr>
+          <w:lang w:val="pt_PT" w:bidi="pt_PT"/>
+        </w:rPr>
+        <w:t>Atos 21.38</w:t>
+      </w:r>
+    </w:p>
+    <w:p>
+      <w:pPr>
+        <w:pStyle w:val="ListBullet"/>
+        <w:spacing w:line="240" w:lineRule="auto"/>
+        <w:ind w:left="720"/>
+      </w:pPr>
+      <w:r>
+        <w:rPr>
+          <w:lang w:val="pt_PT" w:bidi="pt_PT"/>
+        </w:rPr>
+      </w:r>
+      <w:r>
+        <w:rPr>
+          <w:lang w:val="pt_PT" w:bidi="pt_PT"/>
+        </w:rPr>
+        <w:t>Êxodo 4.27–28</w:t>
+      </w:r>
+    </w:p>
+    <w:p>
+      <w:pPr>
+        <w:pStyle w:val="ListBullet"/>
+        <w:spacing w:line="240" w:lineRule="auto"/>
+        <w:ind w:left="720"/>
+      </w:pPr>
+      <w:r>
+        <w:rPr>
+          <w:lang w:val="pt_PT" w:bidi="pt_PT"/>
+        </w:rPr>
+      </w:r>
+      <w:r>
+        <w:rPr>
+          <w:lang w:val="pt_PT" w:bidi="pt_PT"/>
+        </w:rPr>
+        <w:t>Gênesis 37.21–22</w:t>
+      </w:r>
+    </w:p>
+    <w:p>
+      <w:pPr>
+        <w:pStyle w:val="ListBullet"/>
+        <w:spacing w:line="240" w:lineRule="auto"/>
+        <w:ind w:left="720"/>
+      </w:pPr>
+      <w:r>
+        <w:rPr>
+          <w:lang w:val="pt_PT" w:bidi="pt_PT"/>
+        </w:rPr>
+      </w:r>
+      <w:r>
+        <w:rPr>
+          <w:lang w:val="pt_PT" w:bidi="pt_PT"/>
+        </w:rPr>
+        <w:t>João 3.14</w:t>
+      </w:r>
+    </w:p>
+    <w:p>
+      <w:pPr>
+        <w:pStyle w:val="ListBullet"/>
+        <w:spacing w:line="240" w:lineRule="auto"/>
+        <w:ind w:left="720"/>
+      </w:pPr>
+      <w:r>
+        <w:rPr>
+          <w:lang w:val="pt_PT" w:bidi="pt_PT"/>
+        </w:rPr>
+      </w:r>
+      <w:r>
+        <w:rPr>
+          <w:lang w:val="pt_PT" w:bidi="pt_PT"/>
+        </w:rPr>
+        <w:t>Lucas 1.80</w:t>
+      </w:r>
+    </w:p>
+    <w:p>
+      <w:pPr>
+        <w:pStyle w:val="ListBullet"/>
+        <w:spacing w:line="240" w:lineRule="auto"/>
+        <w:ind w:left="720"/>
+      </w:pPr>
+      <w:r>
+        <w:rPr>
+          <w:lang w:val="pt_PT" w:bidi="pt_PT"/>
+        </w:rPr>
+      </w:r>
+      <w:r>
+        <w:rPr>
+          <w:lang w:val="pt_PT" w:bidi="pt_PT"/>
+        </w:rPr>
+        <w:t>Lucas 9.12–14</w:t>
+      </w:r>
+    </w:p>
+    <w:p>
+      <w:pPr>
+        <w:pStyle w:val="ListBullet"/>
+        <w:spacing w:line="240" w:lineRule="auto"/>
+        <w:ind w:left="720"/>
+      </w:pPr>
+      <w:r>
+        <w:rPr>
+          <w:lang w:val="pt_PT" w:bidi="pt_PT"/>
+        </w:rPr>
+      </w:r>
+      <w:r>
+        <w:rPr>
+          <w:lang w:val="pt_PT" w:bidi="pt_PT"/>
+        </w:rPr>
+        <w:t>Marcos 1.3</w:t>
+      </w:r>
+    </w:p>
+    <w:p>
+      <w:pPr>
+        <w:pStyle w:val="ListBullet"/>
+        <w:spacing w:line="240" w:lineRule="auto"/>
+        <w:ind w:left="720"/>
+      </w:pPr>
+      <w:r>
+        <w:rPr>
+          <w:lang w:val="pt_PT" w:bidi="pt_PT"/>
+        </w:rPr>
+      </w:r>
+      <w:r>
+        <w:rPr>
+          <w:lang w:val="pt_PT" w:bidi="pt_PT"/>
+        </w:rPr>
+        <w:t>Mateus 4.1</w:t>
+      </w:r>
+    </w:p>
+    <w:p>
+      <w:pPr>
+        <w:pStyle w:val="ListBullet"/>
+        <w:spacing w:line="240" w:lineRule="auto"/>
+        <w:ind w:left="720"/>
+      </w:pPr>
+      <w:r>
+        <w:rPr>
+          <w:lang w:val="pt_PT" w:bidi="pt_PT"/>
+        </w:rPr>
+      </w:r>
+      <w:r>
+        <w:rPr>
+          <w:lang w:val="pt_PT" w:bidi="pt_PT"/>
+        </w:rPr>
+        <w:t>Mateus 11.8</w:t>
+      </w:r>
     </w:p>
     <w:p>
       <w:pPr>
@@ -7661,90 +7097,66 @@
           <w:lang w:val="pt_PT" w:bidi="pt_PT"/>
         </w:rPr>
       </w:r>
-      <w:hyperlink r:id="rId107">
-        <w:r>
-          <w:rPr>
-            <w:lang w:val="pt_PT" w:bidi="pt_PT"/>
-          </w:rPr>
-          <w:rPr>
-            <w:color w:val="0000EE"/>
-            <w:u w:val="single"/>
-          </w:rPr>
-          <w:t>Ezequiel 7.5–7</w:t>
-        </w:r>
-      </w:hyperlink>
-    </w:p>
-    <w:p>
-      <w:pPr>
-        <w:pStyle w:val="ListBullet"/>
-        <w:spacing w:line="240" w:lineRule="auto"/>
-        <w:ind w:left="720"/>
-      </w:pPr>
-      <w:r>
-        <w:rPr>
-          <w:lang w:val="pt_PT" w:bidi="pt_PT"/>
-        </w:rPr>
-      </w:r>
-      <w:hyperlink r:id="rId108">
-        <w:r>
-          <w:rPr>
-            <w:lang w:val="pt_PT" w:bidi="pt_PT"/>
-          </w:rPr>
-          <w:rPr>
-            <w:color w:val="0000EE"/>
-            <w:u w:val="single"/>
-          </w:rPr>
-          <w:t>Ezequiel 30.9</w:t>
-        </w:r>
-      </w:hyperlink>
-    </w:p>
-    <w:p>
-      <w:pPr>
-        <w:pStyle w:val="ListBullet"/>
-        <w:spacing w:line="240" w:lineRule="auto"/>
-        <w:ind w:left="720"/>
-      </w:pPr>
-      <w:r>
-        <w:rPr>
-          <w:lang w:val="pt_PT" w:bidi="pt_PT"/>
-        </w:rPr>
-      </w:r>
-      <w:hyperlink r:id="rId109">
-        <w:r>
-          <w:rPr>
-            <w:lang w:val="pt_PT" w:bidi="pt_PT"/>
-          </w:rPr>
-          <w:rPr>
-            <w:color w:val="0000EE"/>
-            <w:u w:val="single"/>
-          </w:rPr>
-          <w:t>Isaías 6.5</w:t>
-        </w:r>
-      </w:hyperlink>
-    </w:p>
-    <w:p>
-      <w:pPr>
-        <w:pStyle w:val="ListBullet"/>
-        <w:spacing w:line="240" w:lineRule="auto"/>
-        <w:ind w:left="720"/>
-      </w:pPr>
-      <w:r>
-        <w:rPr>
-          <w:lang w:val="pt_PT" w:bidi="pt_PT"/>
-        </w:rPr>
-      </w:r>
-      <w:hyperlink r:id="rId110">
-        <w:r>
-          <w:rPr>
-            <w:lang w:val="pt_PT" w:bidi="pt_PT"/>
-          </w:rPr>
-          <w:rPr>
-            <w:color w:val="0000EE"/>
-            <w:u w:val="single"/>
-          </w:rPr>
-          <w:t>Salmos 92.6–7</w:t>
-        </w:r>
-      </w:hyperlink>
+      <w:r>
+        <w:rPr>
+          <w:lang w:val="pt_PT" w:bidi="pt_PT"/>
+        </w:rPr>
+        <w:t>Ezequiel 7.5–7</w:t>
+      </w:r>
+    </w:p>
+    <w:p>
+      <w:pPr>
+        <w:pStyle w:val="ListBullet"/>
+        <w:spacing w:line="240" w:lineRule="auto"/>
+        <w:ind w:left="720"/>
+      </w:pPr>
+      <w:r>
+        <w:rPr>
+          <w:lang w:val="pt_PT" w:bidi="pt_PT"/>
+        </w:rPr>
+      </w:r>
+      <w:r>
+        <w:rPr>
+          <w:lang w:val="pt_PT" w:bidi="pt_PT"/>
+        </w:rPr>
+        <w:t>Ezequiel 30.9</w:t>
+      </w:r>
+    </w:p>
+    <w:p>
+      <w:pPr>
+        <w:pStyle w:val="ListBullet"/>
+        <w:spacing w:line="240" w:lineRule="auto"/>
+        <w:ind w:left="720"/>
+      </w:pPr>
+      <w:r>
+        <w:rPr>
+          <w:lang w:val="pt_PT" w:bidi="pt_PT"/>
+        </w:rPr>
+      </w:r>
+      <w:r>
+        <w:rPr>
+          <w:lang w:val="pt_PT" w:bidi="pt_PT"/>
+        </w:rPr>
+        <w:t>Isaías 6.5</w:t>
+      </w:r>
+    </w:p>
+    <w:p>
+      <w:pPr>
+        <w:pStyle w:val="ListBullet"/>
+        <w:spacing w:line="240" w:lineRule="auto"/>
+        <w:ind w:left="720"/>
+      </w:pPr>
+      <w:r>
+        <w:rPr>
+          <w:lang w:val="pt_PT" w:bidi="pt_PT"/>
+        </w:rPr>
+      </w:r>
+      <w:r>
+        <w:rPr>
+          <w:lang w:val="pt_PT" w:bidi="pt_PT"/>
+        </w:rPr>
+        <w:t>Salmos 92.6–7</w:t>
+      </w:r>
     </w:p>
     <w:p>
       <w:pPr>
@@ -8044,138 +7456,102 @@
           <w:lang w:val="pt_PT" w:bidi="pt_PT"/>
         </w:rPr>
       </w:r>
-      <w:hyperlink r:id="rId111">
-        <w:r>
-          <w:rPr>
-            <w:lang w:val="pt_PT" w:bidi="pt_PT"/>
-          </w:rPr>
-          <w:rPr>
-            <w:color w:val="0000EE"/>
-            <w:u w:val="single"/>
-          </w:rPr>
-          <w:t>2 Reis 22.19</w:t>
-        </w:r>
-      </w:hyperlink>
-    </w:p>
-    <w:p>
-      <w:pPr>
-        <w:pStyle w:val="ListBullet"/>
-        <w:spacing w:line="240" w:lineRule="auto"/>
-        <w:ind w:left="720"/>
-      </w:pPr>
-      <w:r>
-        <w:rPr>
-          <w:lang w:val="pt_PT" w:bidi="pt_PT"/>
-        </w:rPr>
-      </w:r>
-      <w:hyperlink r:id="rId112">
-        <w:r>
-          <w:rPr>
-            <w:lang w:val="pt_PT" w:bidi="pt_PT"/>
-          </w:rPr>
-          <w:rPr>
-            <w:color w:val="0000EE"/>
-            <w:u w:val="single"/>
-          </w:rPr>
-          <w:t>Atos 1.20</w:t>
-        </w:r>
-      </w:hyperlink>
-    </w:p>
-    <w:p>
-      <w:pPr>
-        <w:pStyle w:val="ListBullet"/>
-        <w:spacing w:line="240" w:lineRule="auto"/>
-        <w:ind w:left="720"/>
-      </w:pPr>
-      <w:r>
-        <w:rPr>
-          <w:lang w:val="pt_PT" w:bidi="pt_PT"/>
-        </w:rPr>
-      </w:r>
-      <w:hyperlink r:id="rId113">
-        <w:r>
-          <w:rPr>
-            <w:lang w:val="pt_PT" w:bidi="pt_PT"/>
-          </w:rPr>
-          <w:rPr>
-            <w:color w:val="0000EE"/>
-            <w:u w:val="single"/>
-          </w:rPr>
-          <w:t>Daniel 9.17–19</w:t>
-        </w:r>
-      </w:hyperlink>
-    </w:p>
-    <w:p>
-      <w:pPr>
-        <w:pStyle w:val="ListBullet"/>
-        <w:spacing w:line="240" w:lineRule="auto"/>
-        <w:ind w:left="720"/>
-      </w:pPr>
-      <w:r>
-        <w:rPr>
-          <w:lang w:val="pt_PT" w:bidi="pt_PT"/>
-        </w:rPr>
-      </w:r>
-      <w:hyperlink r:id="rId114">
-        <w:r>
-          <w:rPr>
-            <w:lang w:val="pt_PT" w:bidi="pt_PT"/>
-          </w:rPr>
-          <w:rPr>
-            <w:color w:val="0000EE"/>
-            <w:u w:val="single"/>
-          </w:rPr>
-          <w:t>Lamentações 3.11</w:t>
-        </w:r>
-      </w:hyperlink>
-    </w:p>
-    <w:p>
-      <w:pPr>
-        <w:pStyle w:val="ListBullet"/>
-        <w:spacing w:line="240" w:lineRule="auto"/>
-        <w:ind w:left="720"/>
-      </w:pPr>
-      <w:r>
-        <w:rPr>
-          <w:lang w:val="pt_PT" w:bidi="pt_PT"/>
-        </w:rPr>
-      </w:r>
-      <w:hyperlink r:id="rId115">
-        <w:r>
-          <w:rPr>
-            <w:lang w:val="pt_PT" w:bidi="pt_PT"/>
-          </w:rPr>
-          <w:rPr>
-            <w:color w:val="0000EE"/>
-            <w:u w:val="single"/>
-          </w:rPr>
-          <w:t>Lucas 11.17</w:t>
-        </w:r>
-      </w:hyperlink>
-    </w:p>
-    <w:p>
-      <w:pPr>
-        <w:pStyle w:val="ListBullet"/>
-        <w:spacing w:line="240" w:lineRule="auto"/>
-        <w:ind w:left="720"/>
-      </w:pPr>
-      <w:r>
-        <w:rPr>
-          <w:lang w:val="pt_PT" w:bidi="pt_PT"/>
-        </w:rPr>
-      </w:r>
-      <w:hyperlink r:id="rId116">
-        <w:r>
-          <w:rPr>
-            <w:lang w:val="pt_PT" w:bidi="pt_PT"/>
-          </w:rPr>
-          <w:rPr>
-            <w:color w:val="0000EE"/>
-            <w:u w:val="single"/>
-          </w:rPr>
-          <w:t>Mateus 12.25</w:t>
-        </w:r>
-      </w:hyperlink>
+      <w:r>
+        <w:rPr>
+          <w:lang w:val="pt_PT" w:bidi="pt_PT"/>
+        </w:rPr>
+        <w:t>2 Reis 22.19</w:t>
+      </w:r>
+    </w:p>
+    <w:p>
+      <w:pPr>
+        <w:pStyle w:val="ListBullet"/>
+        <w:spacing w:line="240" w:lineRule="auto"/>
+        <w:ind w:left="720"/>
+      </w:pPr>
+      <w:r>
+        <w:rPr>
+          <w:lang w:val="pt_PT" w:bidi="pt_PT"/>
+        </w:rPr>
+      </w:r>
+      <w:r>
+        <w:rPr>
+          <w:lang w:val="pt_PT" w:bidi="pt_PT"/>
+        </w:rPr>
+        <w:t>Atos 1.20</w:t>
+      </w:r>
+    </w:p>
+    <w:p>
+      <w:pPr>
+        <w:pStyle w:val="ListBullet"/>
+        <w:spacing w:line="240" w:lineRule="auto"/>
+        <w:ind w:left="720"/>
+      </w:pPr>
+      <w:r>
+        <w:rPr>
+          <w:lang w:val="pt_PT" w:bidi="pt_PT"/>
+        </w:rPr>
+      </w:r>
+      <w:r>
+        <w:rPr>
+          <w:lang w:val="pt_PT" w:bidi="pt_PT"/>
+        </w:rPr>
+        <w:t>Daniel 9.17–19</w:t>
+      </w:r>
+    </w:p>
+    <w:p>
+      <w:pPr>
+        <w:pStyle w:val="ListBullet"/>
+        <w:spacing w:line="240" w:lineRule="auto"/>
+        <w:ind w:left="720"/>
+      </w:pPr>
+      <w:r>
+        <w:rPr>
+          <w:lang w:val="pt_PT" w:bidi="pt_PT"/>
+        </w:rPr>
+      </w:r>
+      <w:r>
+        <w:rPr>
+          <w:lang w:val="pt_PT" w:bidi="pt_PT"/>
+        </w:rPr>
+        <w:t>Lamentações 3.11</w:t>
+      </w:r>
+    </w:p>
+    <w:p>
+      <w:pPr>
+        <w:pStyle w:val="ListBullet"/>
+        <w:spacing w:line="240" w:lineRule="auto"/>
+        <w:ind w:left="720"/>
+      </w:pPr>
+      <w:r>
+        <w:rPr>
+          <w:lang w:val="pt_PT" w:bidi="pt_PT"/>
+        </w:rPr>
+      </w:r>
+      <w:r>
+        <w:rPr>
+          <w:lang w:val="pt_PT" w:bidi="pt_PT"/>
+        </w:rPr>
+        <w:t>Lucas 11.17</w:t>
+      </w:r>
+    </w:p>
+    <w:p>
+      <w:pPr>
+        <w:pStyle w:val="ListBullet"/>
+        <w:spacing w:line="240" w:lineRule="auto"/>
+        <w:ind w:left="720"/>
+      </w:pPr>
+      <w:r>
+        <w:rPr>
+          <w:lang w:val="pt_PT" w:bidi="pt_PT"/>
+        </w:rPr>
+      </w:r>
+      <w:r>
+        <w:rPr>
+          <w:lang w:val="pt_PT" w:bidi="pt_PT"/>
+        </w:rPr>
+        <w:t>Mateus 12.25</w:t>
+      </w:r>
     </w:p>
     <w:p>
       <w:pPr>
@@ -8439,138 +7815,102 @@
           <w:lang w:val="pt_PT" w:bidi="pt_PT"/>
         </w:rPr>
       </w:r>
-      <w:hyperlink r:id="rId117">
-        <w:r>
-          <w:rPr>
-            <w:lang w:val="pt_PT" w:bidi="pt_PT"/>
-          </w:rPr>
-          <w:rPr>
-            <w:color w:val="0000EE"/>
-            <w:u w:val="single"/>
-          </w:rPr>
-          <w:t>1 Coríntios 4.10</w:t>
-        </w:r>
-      </w:hyperlink>
-    </w:p>
-    <w:p>
-      <w:pPr>
-        <w:pStyle w:val="ListBullet"/>
-        <w:spacing w:line="240" w:lineRule="auto"/>
-        <w:ind w:left="720"/>
-      </w:pPr>
-      <w:r>
-        <w:rPr>
-          <w:lang w:val="pt_PT" w:bidi="pt_PT"/>
-        </w:rPr>
-      </w:r>
-      <w:hyperlink r:id="rId38">
-        <w:r>
-          <w:rPr>
-            <w:lang w:val="pt_PT" w:bidi="pt_PT"/>
-          </w:rPr>
-          <w:rPr>
-            <w:color w:val="0000EE"/>
-            <w:u w:val="single"/>
-          </w:rPr>
-          <w:t>1 Samuel 20.34</w:t>
-        </w:r>
-      </w:hyperlink>
-    </w:p>
-    <w:p>
-      <w:pPr>
-        <w:pStyle w:val="ListBullet"/>
-        <w:spacing w:line="240" w:lineRule="auto"/>
-        <w:ind w:left="720"/>
-      </w:pPr>
-      <w:r>
-        <w:rPr>
-          <w:lang w:val="pt_PT" w:bidi="pt_PT"/>
-        </w:rPr>
-      </w:r>
-      <w:hyperlink r:id="rId118">
-        <w:r>
-          <w:rPr>
-            <w:lang w:val="pt_PT" w:bidi="pt_PT"/>
-          </w:rPr>
-          <w:rPr>
-            <w:color w:val="0000EE"/>
-            <w:u w:val="single"/>
-          </w:rPr>
-          <w:t>2 Coríntios 6.8–10</w:t>
-        </w:r>
-      </w:hyperlink>
-    </w:p>
-    <w:p>
-      <w:pPr>
-        <w:pStyle w:val="ListBullet"/>
-        <w:spacing w:line="240" w:lineRule="auto"/>
-        <w:ind w:left="720"/>
-      </w:pPr>
-      <w:r>
-        <w:rPr>
-          <w:lang w:val="pt_PT" w:bidi="pt_PT"/>
-        </w:rPr>
-      </w:r>
-      <w:hyperlink r:id="rId119">
-        <w:r>
-          <w:rPr>
-            <w:lang w:val="pt_PT" w:bidi="pt_PT"/>
-          </w:rPr>
-          <w:rPr>
-            <w:color w:val="0000EE"/>
-            <w:u w:val="single"/>
-          </w:rPr>
-          <w:t>Ezequiel 22.7</w:t>
-        </w:r>
-      </w:hyperlink>
-    </w:p>
-    <w:p>
-      <w:pPr>
-        <w:pStyle w:val="ListBullet"/>
-        <w:spacing w:line="240" w:lineRule="auto"/>
-        <w:ind w:left="720"/>
-      </w:pPr>
-      <w:r>
-        <w:rPr>
-          <w:lang w:val="pt_PT" w:bidi="pt_PT"/>
-        </w:rPr>
-      </w:r>
-      <w:hyperlink r:id="rId120">
-        <w:r>
-          <w:rPr>
-            <w:lang w:val="pt_PT" w:bidi="pt_PT"/>
-          </w:rPr>
-          <w:rPr>
-            <w:color w:val="0000EE"/>
-            <w:u w:val="single"/>
-          </w:rPr>
-          <w:t>João 8.48</w:t>
-        </w:r>
-      </w:hyperlink>
-    </w:p>
-    <w:p>
-      <w:pPr>
-        <w:pStyle w:val="ListBullet"/>
-        <w:spacing w:line="240" w:lineRule="auto"/>
-        <w:ind w:left="720"/>
-      </w:pPr>
-      <w:r>
-        <w:rPr>
-          <w:lang w:val="pt_PT" w:bidi="pt_PT"/>
-        </w:rPr>
-      </w:r>
-      <w:hyperlink r:id="rId121">
-        <w:r>
-          <w:rPr>
-            <w:lang w:val="pt_PT" w:bidi="pt_PT"/>
-          </w:rPr>
-          <w:rPr>
-            <w:color w:val="0000EE"/>
-            <w:u w:val="single"/>
-          </w:rPr>
-          <w:t>Levítico 18.8</w:t>
-        </w:r>
-      </w:hyperlink>
+      <w:r>
+        <w:rPr>
+          <w:lang w:val="pt_PT" w:bidi="pt_PT"/>
+        </w:rPr>
+        <w:t>1 Coríntios 4.10</w:t>
+      </w:r>
+    </w:p>
+    <w:p>
+      <w:pPr>
+        <w:pStyle w:val="ListBullet"/>
+        <w:spacing w:line="240" w:lineRule="auto"/>
+        <w:ind w:left="720"/>
+      </w:pPr>
+      <w:r>
+        <w:rPr>
+          <w:lang w:val="pt_PT" w:bidi="pt_PT"/>
+        </w:rPr>
+      </w:r>
+      <w:r>
+        <w:rPr>
+          <w:lang w:val="pt_PT" w:bidi="pt_PT"/>
+        </w:rPr>
+        <w:t>1 Samuel 20.34</w:t>
+      </w:r>
+    </w:p>
+    <w:p>
+      <w:pPr>
+        <w:pStyle w:val="ListBullet"/>
+        <w:spacing w:line="240" w:lineRule="auto"/>
+        <w:ind w:left="720"/>
+      </w:pPr>
+      <w:r>
+        <w:rPr>
+          <w:lang w:val="pt_PT" w:bidi="pt_PT"/>
+        </w:rPr>
+      </w:r>
+      <w:r>
+        <w:rPr>
+          <w:lang w:val="pt_PT" w:bidi="pt_PT"/>
+        </w:rPr>
+        <w:t>2 Coríntios 6.8–10</w:t>
+      </w:r>
+    </w:p>
+    <w:p>
+      <w:pPr>
+        <w:pStyle w:val="ListBullet"/>
+        <w:spacing w:line="240" w:lineRule="auto"/>
+        <w:ind w:left="720"/>
+      </w:pPr>
+      <w:r>
+        <w:rPr>
+          <w:lang w:val="pt_PT" w:bidi="pt_PT"/>
+        </w:rPr>
+      </w:r>
+      <w:r>
+        <w:rPr>
+          <w:lang w:val="pt_PT" w:bidi="pt_PT"/>
+        </w:rPr>
+        <w:t>Ezequiel 22.7</w:t>
+      </w:r>
+    </w:p>
+    <w:p>
+      <w:pPr>
+        <w:pStyle w:val="ListBullet"/>
+        <w:spacing w:line="240" w:lineRule="auto"/>
+        <w:ind w:left="720"/>
+      </w:pPr>
+      <w:r>
+        <w:rPr>
+          <w:lang w:val="pt_PT" w:bidi="pt_PT"/>
+        </w:rPr>
+      </w:r>
+      <w:r>
+        <w:rPr>
+          <w:lang w:val="pt_PT" w:bidi="pt_PT"/>
+        </w:rPr>
+        <w:t>João 8.48</w:t>
+      </w:r>
+    </w:p>
+    <w:p>
+      <w:pPr>
+        <w:pStyle w:val="ListBullet"/>
+        <w:spacing w:line="240" w:lineRule="auto"/>
+        <w:ind w:left="720"/>
+      </w:pPr>
+      <w:r>
+        <w:rPr>
+          <w:lang w:val="pt_PT" w:bidi="pt_PT"/>
+        </w:rPr>
+      </w:r>
+      <w:r>
+        <w:rPr>
+          <w:lang w:val="pt_PT" w:bidi="pt_PT"/>
+        </w:rPr>
+        <w:t>Levítico 18.8</w:t>
+      </w:r>
     </w:p>
     <w:p>
       <w:pPr>
@@ -8736,114 +8076,84 @@
           <w:lang w:val="pt_PT" w:bidi="pt_PT"/>
         </w:rPr>
       </w:r>
-      <w:hyperlink r:id="rId122">
-        <w:r>
-          <w:rPr>
-            <w:lang w:val="pt_PT" w:bidi="pt_PT"/>
-          </w:rPr>
-          <w:rPr>
-            <w:color w:val="0000EE"/>
-            <w:u w:val="single"/>
-          </w:rPr>
-          <w:t>Ezequiel 6.6</w:t>
-        </w:r>
-      </w:hyperlink>
-    </w:p>
-    <w:p>
-      <w:pPr>
-        <w:pStyle w:val="ListBullet"/>
-        <w:spacing w:line="240" w:lineRule="auto"/>
-        <w:ind w:left="720"/>
-      </w:pPr>
-      <w:r>
-        <w:rPr>
-          <w:lang w:val="pt_PT" w:bidi="pt_PT"/>
-        </w:rPr>
-      </w:r>
-      <w:hyperlink r:id="rId123">
-        <w:r>
-          <w:rPr>
-            <w:lang w:val="pt_PT" w:bidi="pt_PT"/>
-          </w:rPr>
-          <w:rPr>
-            <w:color w:val="0000EE"/>
-            <w:u w:val="single"/>
-          </w:rPr>
-          <w:t>Levítico 26.39</w:t>
-        </w:r>
-      </w:hyperlink>
-    </w:p>
-    <w:p>
-      <w:pPr>
-        <w:pStyle w:val="ListBullet"/>
-        <w:spacing w:line="240" w:lineRule="auto"/>
-        <w:ind w:left="720"/>
-      </w:pPr>
-      <w:r>
-        <w:rPr>
-          <w:lang w:val="pt_PT" w:bidi="pt_PT"/>
-        </w:rPr>
-      </w:r>
-      <w:hyperlink r:id="rId124">
-        <w:r>
-          <w:rPr>
-            <w:lang w:val="pt_PT" w:bidi="pt_PT"/>
-          </w:rPr>
-          <w:rPr>
-            <w:color w:val="0000EE"/>
-            <w:u w:val="single"/>
-          </w:rPr>
-          <w:t>Mateus 26.8</w:t>
-        </w:r>
-      </w:hyperlink>
-    </w:p>
-    <w:p>
-      <w:pPr>
-        <w:pStyle w:val="ListBullet"/>
-        <w:spacing w:line="240" w:lineRule="auto"/>
-        <w:ind w:left="720"/>
-      </w:pPr>
-      <w:r>
-        <w:rPr>
-          <w:lang w:val="pt_PT" w:bidi="pt_PT"/>
-        </w:rPr>
-      </w:r>
-      <w:hyperlink r:id="rId125">
-        <w:r>
-          <w:rPr>
-            <w:lang w:val="pt_PT" w:bidi="pt_PT"/>
-          </w:rPr>
-          <w:rPr>
-            <w:color w:val="0000EE"/>
-            <w:u w:val="single"/>
-          </w:rPr>
-          <w:t>Apocalipse 18.15–17</w:t>
-        </w:r>
-      </w:hyperlink>
-    </w:p>
-    <w:p>
-      <w:pPr>
-        <w:pStyle w:val="ListBullet"/>
-        <w:spacing w:line="240" w:lineRule="auto"/>
-        <w:ind w:left="720"/>
-      </w:pPr>
-      <w:r>
-        <w:rPr>
-          <w:lang w:val="pt_PT" w:bidi="pt_PT"/>
-        </w:rPr>
-      </w:r>
-      <w:hyperlink r:id="rId126">
-        <w:r>
-          <w:rPr>
-            <w:lang w:val="pt_PT" w:bidi="pt_PT"/>
-          </w:rPr>
-          <w:rPr>
-            <w:color w:val="0000EE"/>
-            <w:u w:val="single"/>
-          </w:rPr>
-          <w:t>Zacarias 7.13–14</w:t>
-        </w:r>
-      </w:hyperlink>
+      <w:r>
+        <w:rPr>
+          <w:lang w:val="pt_PT" w:bidi="pt_PT"/>
+        </w:rPr>
+        <w:t>Ezequiel 6.6</w:t>
+      </w:r>
+    </w:p>
+    <w:p>
+      <w:pPr>
+        <w:pStyle w:val="ListBullet"/>
+        <w:spacing w:line="240" w:lineRule="auto"/>
+        <w:ind w:left="720"/>
+      </w:pPr>
+      <w:r>
+        <w:rPr>
+          <w:lang w:val="pt_PT" w:bidi="pt_PT"/>
+        </w:rPr>
+      </w:r>
+      <w:r>
+        <w:rPr>
+          <w:lang w:val="pt_PT" w:bidi="pt_PT"/>
+        </w:rPr>
+        <w:t>Levítico 26.39</w:t>
+      </w:r>
+    </w:p>
+    <w:p>
+      <w:pPr>
+        <w:pStyle w:val="ListBullet"/>
+        <w:spacing w:line="240" w:lineRule="auto"/>
+        <w:ind w:left="720"/>
+      </w:pPr>
+      <w:r>
+        <w:rPr>
+          <w:lang w:val="pt_PT" w:bidi="pt_PT"/>
+        </w:rPr>
+      </w:r>
+      <w:r>
+        <w:rPr>
+          <w:lang w:val="pt_PT" w:bidi="pt_PT"/>
+        </w:rPr>
+        <w:t>Mateus 26.8</w:t>
+      </w:r>
+    </w:p>
+    <w:p>
+      <w:pPr>
+        <w:pStyle w:val="ListBullet"/>
+        <w:spacing w:line="240" w:lineRule="auto"/>
+        <w:ind w:left="720"/>
+      </w:pPr>
+      <w:r>
+        <w:rPr>
+          <w:lang w:val="pt_PT" w:bidi="pt_PT"/>
+        </w:rPr>
+      </w:r>
+      <w:r>
+        <w:rPr>
+          <w:lang w:val="pt_PT" w:bidi="pt_PT"/>
+        </w:rPr>
+        <w:t>Apocalipse 18.15–17</w:t>
+      </w:r>
+    </w:p>
+    <w:p>
+      <w:pPr>
+        <w:pStyle w:val="ListBullet"/>
+        <w:spacing w:line="240" w:lineRule="auto"/>
+        <w:ind w:left="720"/>
+      </w:pPr>
+      <w:r>
+        <w:rPr>
+          <w:lang w:val="pt_PT" w:bidi="pt_PT"/>
+        </w:rPr>
+      </w:r>
+      <w:r>
+        <w:rPr>
+          <w:lang w:val="pt_PT" w:bidi="pt_PT"/>
+        </w:rPr>
+        <w:t>Zacarias 7.13–14</w:t>
+      </w:r>
     </w:p>
     <w:p>
       <w:pPr>
@@ -9053,66 +8363,48 @@
           <w:lang w:val="pt_PT" w:bidi="pt_PT"/>
         </w:rPr>
       </w:r>
-      <w:hyperlink r:id="rId127">
-        <w:r>
-          <w:rPr>
-            <w:lang w:val="pt_PT" w:bidi="pt_PT"/>
-          </w:rPr>
-          <w:rPr>
-            <w:color w:val="0000EE"/>
-            <w:u w:val="single"/>
-          </w:rPr>
-          <w:t>Daniel 12.1–2</w:t>
-        </w:r>
-      </w:hyperlink>
-    </w:p>
-    <w:p>
-      <w:pPr>
-        <w:pStyle w:val="ListBullet"/>
-        <w:spacing w:line="240" w:lineRule="auto"/>
-        <w:ind w:left="720"/>
-      </w:pPr>
-      <w:r>
-        <w:rPr>
-          <w:lang w:val="pt_PT" w:bidi="pt_PT"/>
-        </w:rPr>
-      </w:r>
-      <w:hyperlink r:id="rId128">
-        <w:r>
-          <w:rPr>
-            <w:lang w:val="pt_PT" w:bidi="pt_PT"/>
-          </w:rPr>
-          <w:rPr>
-            <w:color w:val="0000EE"/>
-            <w:u w:val="single"/>
-          </w:rPr>
-          <w:t>Provérbios 15.5–6</w:t>
-        </w:r>
-      </w:hyperlink>
-    </w:p>
-    <w:p>
-      <w:pPr>
-        <w:pStyle w:val="ListBullet"/>
-        <w:spacing w:line="240" w:lineRule="auto"/>
-        <w:ind w:left="720"/>
-      </w:pPr>
-      <w:r>
-        <w:rPr>
-          <w:lang w:val="pt_PT" w:bidi="pt_PT"/>
-        </w:rPr>
-      </w:r>
-      <w:hyperlink r:id="rId129">
-        <w:r>
-          <w:rPr>
-            <w:lang w:val="pt_PT" w:bidi="pt_PT"/>
-          </w:rPr>
-          <w:rPr>
-            <w:color w:val="0000EE"/>
-            <w:u w:val="single"/>
-          </w:rPr>
-          <w:t>Salmos 31.18</w:t>
-        </w:r>
-      </w:hyperlink>
+      <w:r>
+        <w:rPr>
+          <w:lang w:val="pt_PT" w:bidi="pt_PT"/>
+        </w:rPr>
+        <w:t>Daniel 12.1–2</w:t>
+      </w:r>
+    </w:p>
+    <w:p>
+      <w:pPr>
+        <w:pStyle w:val="ListBullet"/>
+        <w:spacing w:line="240" w:lineRule="auto"/>
+        <w:ind w:left="720"/>
+      </w:pPr>
+      <w:r>
+        <w:rPr>
+          <w:lang w:val="pt_PT" w:bidi="pt_PT"/>
+        </w:rPr>
+      </w:r>
+      <w:r>
+        <w:rPr>
+          <w:lang w:val="pt_PT" w:bidi="pt_PT"/>
+        </w:rPr>
+        <w:t>Provérbios 15.5–6</w:t>
+      </w:r>
+    </w:p>
+    <w:p>
+      <w:pPr>
+        <w:pStyle w:val="ListBullet"/>
+        <w:spacing w:line="240" w:lineRule="auto"/>
+        <w:ind w:left="720"/>
+      </w:pPr>
+      <w:r>
+        <w:rPr>
+          <w:lang w:val="pt_PT" w:bidi="pt_PT"/>
+        </w:rPr>
+      </w:r>
+      <w:r>
+        <w:rPr>
+          <w:lang w:val="pt_PT" w:bidi="pt_PT"/>
+        </w:rPr>
+        <w:t>Salmos 31.18</w:t>
+      </w:r>
     </w:p>
     <w:p>
       <w:pPr>
@@ -9358,90 +8650,66 @@
           <w:lang w:val="pt_PT" w:bidi="pt_PT"/>
         </w:rPr>
       </w:r>
-      <w:hyperlink r:id="rId130">
-        <w:r>
-          <w:rPr>
-            <w:lang w:val="pt_PT" w:bidi="pt_PT"/>
-          </w:rPr>
-          <w:rPr>
-            <w:color w:val="0000EE"/>
-            <w:u w:val="single"/>
-          </w:rPr>
-          <w:t>Êxodo 12.23</w:t>
-        </w:r>
-      </w:hyperlink>
-    </w:p>
-    <w:p>
-      <w:pPr>
-        <w:pStyle w:val="ListBullet"/>
-        <w:spacing w:line="240" w:lineRule="auto"/>
-        <w:ind w:left="720"/>
-      </w:pPr>
-      <w:r>
-        <w:rPr>
-          <w:lang w:val="pt_PT" w:bidi="pt_PT"/>
-        </w:rPr>
-      </w:r>
-      <w:hyperlink r:id="rId131">
-        <w:r>
-          <w:rPr>
-            <w:lang w:val="pt_PT" w:bidi="pt_PT"/>
-          </w:rPr>
-          <w:rPr>
-            <w:color w:val="0000EE"/>
-            <w:u w:val="single"/>
-          </w:rPr>
-          <w:t>Hebreus 11.28</w:t>
-        </w:r>
-      </w:hyperlink>
-    </w:p>
-    <w:p>
-      <w:pPr>
-        <w:pStyle w:val="ListBullet"/>
-        <w:spacing w:line="240" w:lineRule="auto"/>
-        <w:ind w:left="720"/>
-      </w:pPr>
-      <w:r>
-        <w:rPr>
-          <w:lang w:val="pt_PT" w:bidi="pt_PT"/>
-        </w:rPr>
-      </w:r>
-      <w:hyperlink r:id="rId132">
-        <w:r>
-          <w:rPr>
-            <w:lang w:val="pt_PT" w:bidi="pt_PT"/>
-          </w:rPr>
-          <w:rPr>
-            <w:color w:val="0000EE"/>
-            <w:u w:val="single"/>
-          </w:rPr>
-          <w:t>Jeremias 6.26</w:t>
-        </w:r>
-      </w:hyperlink>
-    </w:p>
-    <w:p>
-      <w:pPr>
-        <w:pStyle w:val="ListBullet"/>
-        <w:spacing w:line="240" w:lineRule="auto"/>
-        <w:ind w:left="720"/>
-      </w:pPr>
-      <w:r>
-        <w:rPr>
-          <w:lang w:val="pt_PT" w:bidi="pt_PT"/>
-        </w:rPr>
-      </w:r>
-      <w:hyperlink r:id="rId133">
-        <w:r>
-          <w:rPr>
-            <w:lang w:val="pt_PT" w:bidi="pt_PT"/>
-          </w:rPr>
-          <w:rPr>
-            <w:color w:val="0000EE"/>
-            <w:u w:val="single"/>
-          </w:rPr>
-          <w:t>Juízes 16.24</w:t>
-        </w:r>
-      </w:hyperlink>
+      <w:r>
+        <w:rPr>
+          <w:lang w:val="pt_PT" w:bidi="pt_PT"/>
+        </w:rPr>
+        <w:t>Êxodo 12.23</w:t>
+      </w:r>
+    </w:p>
+    <w:p>
+      <w:pPr>
+        <w:pStyle w:val="ListBullet"/>
+        <w:spacing w:line="240" w:lineRule="auto"/>
+        <w:ind w:left="720"/>
+      </w:pPr>
+      <w:r>
+        <w:rPr>
+          <w:lang w:val="pt_PT" w:bidi="pt_PT"/>
+        </w:rPr>
+      </w:r>
+      <w:r>
+        <w:rPr>
+          <w:lang w:val="pt_PT" w:bidi="pt_PT"/>
+        </w:rPr>
+        <w:t>Hebreus 11.28</w:t>
+      </w:r>
+    </w:p>
+    <w:p>
+      <w:pPr>
+        <w:pStyle w:val="ListBullet"/>
+        <w:spacing w:line="240" w:lineRule="auto"/>
+        <w:ind w:left="720"/>
+      </w:pPr>
+      <w:r>
+        <w:rPr>
+          <w:lang w:val="pt_PT" w:bidi="pt_PT"/>
+        </w:rPr>
+      </w:r>
+      <w:r>
+        <w:rPr>
+          <w:lang w:val="pt_PT" w:bidi="pt_PT"/>
+        </w:rPr>
+        <w:t>Jeremias 6.26</w:t>
+      </w:r>
+    </w:p>
+    <w:p>
+      <w:pPr>
+        <w:pStyle w:val="ListBullet"/>
+        <w:spacing w:line="240" w:lineRule="auto"/>
+        <w:ind w:left="720"/>
+      </w:pPr>
+      <w:r>
+        <w:rPr>
+          <w:lang w:val="pt_PT" w:bidi="pt_PT"/>
+        </w:rPr>
+      </w:r>
+      <w:r>
+        <w:rPr>
+          <w:lang w:val="pt_PT" w:bidi="pt_PT"/>
+        </w:rPr>
+        <w:t>Juízes 16.24</w:t>
+      </w:r>
     </w:p>
     <w:p>
       <w:pPr>
@@ -9753,114 +9021,84 @@
           <w:lang w:val="pt_PT" w:bidi="pt_PT"/>
         </w:rPr>
       </w:r>
-      <w:hyperlink r:id="rId134">
-        <w:r>
-          <w:rPr>
-            <w:lang w:val="pt_PT" w:bidi="pt_PT"/>
-          </w:rPr>
-          <w:rPr>
-            <w:color w:val="0000EE"/>
-            <w:u w:val="single"/>
-          </w:rPr>
-          <w:t>Gênesis 43.32</w:t>
-        </w:r>
-      </w:hyperlink>
-    </w:p>
-    <w:p>
-      <w:pPr>
-        <w:pStyle w:val="ListBullet"/>
-        <w:spacing w:line="240" w:lineRule="auto"/>
-        <w:ind w:left="720"/>
-      </w:pPr>
-      <w:r>
-        <w:rPr>
-          <w:lang w:val="pt_PT" w:bidi="pt_PT"/>
-        </w:rPr>
-      </w:r>
-      <w:hyperlink r:id="rId135">
-        <w:r>
-          <w:rPr>
-            <w:lang w:val="pt_PT" w:bidi="pt_PT"/>
-          </w:rPr>
-          <w:rPr>
-            <w:color w:val="0000EE"/>
-            <w:u w:val="single"/>
-          </w:rPr>
-          <w:t>Jeremias 7.30</w:t>
-        </w:r>
-      </w:hyperlink>
-    </w:p>
-    <w:p>
-      <w:pPr>
-        <w:pStyle w:val="ListBullet"/>
-        <w:spacing w:line="240" w:lineRule="auto"/>
-        <w:ind w:left="720"/>
-      </w:pPr>
-      <w:r>
-        <w:rPr>
-          <w:lang w:val="pt_PT" w:bidi="pt_PT"/>
-        </w:rPr>
-      </w:r>
-      <w:hyperlink r:id="rId136">
-        <w:r>
-          <w:rPr>
-            <w:lang w:val="pt_PT" w:bidi="pt_PT"/>
-          </w:rPr>
-          <w:rPr>
-            <w:color w:val="0000EE"/>
-            <w:u w:val="single"/>
-          </w:rPr>
-          <w:t>Levítico 11.10</w:t>
-        </w:r>
-      </w:hyperlink>
-    </w:p>
-    <w:p>
-      <w:pPr>
-        <w:pStyle w:val="ListBullet"/>
-        <w:spacing w:line="240" w:lineRule="auto"/>
-        <w:ind w:left="720"/>
-      </w:pPr>
-      <w:r>
-        <w:rPr>
-          <w:lang w:val="pt_PT" w:bidi="pt_PT"/>
-        </w:rPr>
-      </w:r>
-      <w:hyperlink r:id="rId137">
-        <w:r>
-          <w:rPr>
-            <w:lang w:val="pt_PT" w:bidi="pt_PT"/>
-          </w:rPr>
-          <w:rPr>
-            <w:color w:val="0000EE"/>
-            <w:u w:val="single"/>
-          </w:rPr>
-          <w:t>Lucas 16.15</w:t>
-        </w:r>
-      </w:hyperlink>
-    </w:p>
-    <w:p>
-      <w:pPr>
-        <w:pStyle w:val="ListBullet"/>
-        <w:spacing w:line="240" w:lineRule="auto"/>
-        <w:ind w:left="720"/>
-      </w:pPr>
-      <w:r>
-        <w:rPr>
-          <w:lang w:val="pt_PT" w:bidi="pt_PT"/>
-        </w:rPr>
-      </w:r>
-      <w:hyperlink r:id="rId138">
-        <w:r>
-          <w:rPr>
-            <w:lang w:val="pt_PT" w:bidi="pt_PT"/>
-          </w:rPr>
-          <w:rPr>
-            <w:color w:val="0000EE"/>
-            <w:u w:val="single"/>
-          </w:rPr>
-          <w:t>Apocalipse 17.3–5</w:t>
-        </w:r>
-      </w:hyperlink>
+      <w:r>
+        <w:rPr>
+          <w:lang w:val="pt_PT" w:bidi="pt_PT"/>
+        </w:rPr>
+        <w:t>Gênesis 43.32</w:t>
+      </w:r>
+    </w:p>
+    <w:p>
+      <w:pPr>
+        <w:pStyle w:val="ListBullet"/>
+        <w:spacing w:line="240" w:lineRule="auto"/>
+        <w:ind w:left="720"/>
+      </w:pPr>
+      <w:r>
+        <w:rPr>
+          <w:lang w:val="pt_PT" w:bidi="pt_PT"/>
+        </w:rPr>
+      </w:r>
+      <w:r>
+        <w:rPr>
+          <w:lang w:val="pt_PT" w:bidi="pt_PT"/>
+        </w:rPr>
+        <w:t>Jeremias 7.30</w:t>
+      </w:r>
+    </w:p>
+    <w:p>
+      <w:pPr>
+        <w:pStyle w:val="ListBullet"/>
+        <w:spacing w:line="240" w:lineRule="auto"/>
+        <w:ind w:left="720"/>
+      </w:pPr>
+      <w:r>
+        <w:rPr>
+          <w:lang w:val="pt_PT" w:bidi="pt_PT"/>
+        </w:rPr>
+      </w:r>
+      <w:r>
+        <w:rPr>
+          <w:lang w:val="pt_PT" w:bidi="pt_PT"/>
+        </w:rPr>
+        <w:t>Levítico 11.10</w:t>
+      </w:r>
+    </w:p>
+    <w:p>
+      <w:pPr>
+        <w:pStyle w:val="ListBullet"/>
+        <w:spacing w:line="240" w:lineRule="auto"/>
+        <w:ind w:left="720"/>
+      </w:pPr>
+      <w:r>
+        <w:rPr>
+          <w:lang w:val="pt_PT" w:bidi="pt_PT"/>
+        </w:rPr>
+      </w:r>
+      <w:r>
+        <w:rPr>
+          <w:lang w:val="pt_PT" w:bidi="pt_PT"/>
+        </w:rPr>
+        <w:t>Lucas 16.15</w:t>
+      </w:r>
+    </w:p>
+    <w:p>
+      <w:pPr>
+        <w:pStyle w:val="ListBullet"/>
+        <w:spacing w:line="240" w:lineRule="auto"/>
+        <w:ind w:left="720"/>
+      </w:pPr>
+      <w:r>
+        <w:rPr>
+          <w:lang w:val="pt_PT" w:bidi="pt_PT"/>
+        </w:rPr>
+      </w:r>
+      <w:r>
+        <w:rPr>
+          <w:lang w:val="pt_PT" w:bidi="pt_PT"/>
+        </w:rPr>
+        <w:t>Apocalipse 17.3–5</w:t>
+      </w:r>
     </w:p>
     <w:p>
       <w:pPr>
@@ -10293,426 +9531,318 @@
           <w:lang w:val="pt_PT" w:bidi="pt_PT"/>
         </w:rPr>
       </w:r>
-      <w:hyperlink r:id="rId139">
-        <w:r>
-          <w:rPr>
-            <w:lang w:val="pt_PT" w:bidi="pt_PT"/>
-          </w:rPr>
-          <w:rPr>
-            <w:color w:val="0000EE"/>
-            <w:u w:val="single"/>
-          </w:rPr>
-          <w:t>1 João 1.7</w:t>
-        </w:r>
-      </w:hyperlink>
-    </w:p>
-    <w:p>
-      <w:pPr>
-        <w:pStyle w:val="ListBullet"/>
-        <w:spacing w:line="240" w:lineRule="auto"/>
-        <w:ind w:left="720"/>
-      </w:pPr>
-      <w:r>
-        <w:rPr>
-          <w:lang w:val="pt_PT" w:bidi="pt_PT"/>
-        </w:rPr>
-      </w:r>
-      <w:hyperlink r:id="rId140">
-        <w:r>
-          <w:rPr>
-            <w:lang w:val="pt_PT" w:bidi="pt_PT"/>
-          </w:rPr>
-          <w:rPr>
-            <w:color w:val="0000EE"/>
-            <w:u w:val="single"/>
-          </w:rPr>
-          <w:t>1 Samuel 10.7–8</w:t>
-        </w:r>
-      </w:hyperlink>
-    </w:p>
-    <w:p>
-      <w:pPr>
-        <w:pStyle w:val="ListBullet"/>
-        <w:spacing w:line="240" w:lineRule="auto"/>
-        <w:ind w:left="720"/>
-      </w:pPr>
-      <w:r>
-        <w:rPr>
-          <w:lang w:val="pt_PT" w:bidi="pt_PT"/>
-        </w:rPr>
-      </w:r>
-      <w:hyperlink r:id="rId141">
-        <w:r>
-          <w:rPr>
-            <w:lang w:val="pt_PT" w:bidi="pt_PT"/>
-          </w:rPr>
-          <w:rPr>
-            <w:color w:val="0000EE"/>
-            <w:u w:val="single"/>
-          </w:rPr>
-          <w:t>1 Timóteo 4.10</w:t>
-        </w:r>
-      </w:hyperlink>
-    </w:p>
-    <w:p>
-      <w:pPr>
-        <w:pStyle w:val="ListBullet"/>
-        <w:spacing w:line="240" w:lineRule="auto"/>
-        <w:ind w:left="720"/>
-      </w:pPr>
-      <w:r>
-        <w:rPr>
-          <w:lang w:val="pt_PT" w:bidi="pt_PT"/>
-        </w:rPr>
-      </w:r>
-      <w:hyperlink r:id="rId142">
-        <w:r>
-          <w:rPr>
-            <w:lang w:val="pt_PT" w:bidi="pt_PT"/>
-          </w:rPr>
-          <w:rPr>
-            <w:color w:val="0000EE"/>
-            <w:u w:val="single"/>
-          </w:rPr>
-          <w:t>Colossenses 1.16</w:t>
-        </w:r>
-      </w:hyperlink>
-    </w:p>
-    <w:p>
-      <w:pPr>
-        <w:pStyle w:val="ListBullet"/>
-        <w:spacing w:line="240" w:lineRule="auto"/>
-        <w:ind w:left="720"/>
-      </w:pPr>
-      <w:r>
-        <w:rPr>
-          <w:lang w:val="pt_PT" w:bidi="pt_PT"/>
-        </w:rPr>
-      </w:r>
-      <w:hyperlink r:id="rId143">
-        <w:r>
-          <w:rPr>
-            <w:lang w:val="pt_PT" w:bidi="pt_PT"/>
-          </w:rPr>
-          <w:rPr>
-            <w:color w:val="0000EE"/>
-            <w:u w:val="single"/>
-          </w:rPr>
-          <w:t>Deuteronômio 29.14–16</w:t>
-        </w:r>
-      </w:hyperlink>
-    </w:p>
-    <w:p>
-      <w:pPr>
-        <w:pStyle w:val="ListBullet"/>
-        <w:spacing w:line="240" w:lineRule="auto"/>
-        <w:ind w:left="720"/>
-      </w:pPr>
-      <w:r>
-        <w:rPr>
-          <w:lang w:val="pt_PT" w:bidi="pt_PT"/>
-        </w:rPr>
-      </w:r>
-      <w:hyperlink r:id="rId144">
-        <w:r>
-          <w:rPr>
-            <w:lang w:val="pt_PT" w:bidi="pt_PT"/>
-          </w:rPr>
-          <w:rPr>
-            <w:color w:val="0000EE"/>
-            <w:u w:val="single"/>
-          </w:rPr>
-          <w:t>Esdras 3.1–2</w:t>
-        </w:r>
-      </w:hyperlink>
-    </w:p>
-    <w:p>
-      <w:pPr>
-        <w:pStyle w:val="ListBullet"/>
-        <w:spacing w:line="240" w:lineRule="auto"/>
-        <w:ind w:left="720"/>
-      </w:pPr>
-      <w:r>
-        <w:rPr>
-          <w:lang w:val="pt_PT" w:bidi="pt_PT"/>
-        </w:rPr>
-      </w:r>
-      <w:hyperlink r:id="rId145">
-        <w:r>
-          <w:rPr>
-            <w:lang w:val="pt_PT" w:bidi="pt_PT"/>
-          </w:rPr>
-          <w:rPr>
-            <w:color w:val="0000EE"/>
-            <w:u w:val="single"/>
-          </w:rPr>
-          <w:t>Gênesis 1.2</w:t>
-        </w:r>
-      </w:hyperlink>
-    </w:p>
-    <w:p>
-      <w:pPr>
-        <w:pStyle w:val="ListBullet"/>
-        <w:spacing w:line="240" w:lineRule="auto"/>
-        <w:ind w:left="720"/>
-      </w:pPr>
-      <w:r>
-        <w:rPr>
-          <w:lang w:val="pt_PT" w:bidi="pt_PT"/>
-        </w:rPr>
-      </w:r>
-      <w:hyperlink r:id="rId146">
-        <w:r>
-          <w:rPr>
-            <w:lang w:val="pt_PT" w:bidi="pt_PT"/>
-          </w:rPr>
-          <w:rPr>
-            <w:color w:val="0000EE"/>
-            <w:u w:val="single"/>
-          </w:rPr>
-          <w:t>Oseias 4.11–12</w:t>
-        </w:r>
-      </w:hyperlink>
-    </w:p>
-    <w:p>
-      <w:pPr>
-        <w:pStyle w:val="ListBullet"/>
-        <w:spacing w:line="240" w:lineRule="auto"/>
-        <w:ind w:left="720"/>
-      </w:pPr>
-      <w:r>
-        <w:rPr>
-          <w:lang w:val="pt_PT" w:bidi="pt_PT"/>
-        </w:rPr>
-      </w:r>
-      <w:hyperlink r:id="rId147">
-        <w:r>
-          <w:rPr>
-            <w:lang w:val="pt_PT" w:bidi="pt_PT"/>
-          </w:rPr>
-          <w:rPr>
-            <w:color w:val="0000EE"/>
-            <w:u w:val="single"/>
-          </w:rPr>
-          <w:t>Isaías 36.6–7</w:t>
-        </w:r>
-      </w:hyperlink>
-    </w:p>
-    <w:p>
-      <w:pPr>
-        <w:pStyle w:val="ListBullet"/>
-        <w:spacing w:line="240" w:lineRule="auto"/>
-        <w:ind w:left="720"/>
-      </w:pPr>
-      <w:r>
-        <w:rPr>
-          <w:lang w:val="pt_PT" w:bidi="pt_PT"/>
-        </w:rPr>
-      </w:r>
-      <w:hyperlink r:id="rId148">
-        <w:r>
-          <w:rPr>
-            <w:lang w:val="pt_PT" w:bidi="pt_PT"/>
-          </w:rPr>
-          <w:rPr>
-            <w:color w:val="0000EE"/>
-            <w:u w:val="single"/>
-          </w:rPr>
-          <w:t>Tiago 2.20</w:t>
-        </w:r>
-      </w:hyperlink>
-    </w:p>
-    <w:p>
-      <w:pPr>
-        <w:pStyle w:val="ListBullet"/>
-        <w:spacing w:line="240" w:lineRule="auto"/>
-        <w:ind w:left="720"/>
-      </w:pPr>
-      <w:r>
-        <w:rPr>
-          <w:lang w:val="pt_PT" w:bidi="pt_PT"/>
-        </w:rPr>
-      </w:r>
-      <w:hyperlink r:id="rId149">
-        <w:r>
-          <w:rPr>
-            <w:lang w:val="pt_PT" w:bidi="pt_PT"/>
-          </w:rPr>
-          <w:rPr>
-            <w:color w:val="0000EE"/>
-            <w:u w:val="single"/>
-          </w:rPr>
-          <w:t>Jeremias 5.5</w:t>
-        </w:r>
-      </w:hyperlink>
-    </w:p>
-    <w:p>
-      <w:pPr>
-        <w:pStyle w:val="ListBullet"/>
-        <w:spacing w:line="240" w:lineRule="auto"/>
-        <w:ind w:left="720"/>
-      </w:pPr>
-      <w:r>
-        <w:rPr>
-          <w:lang w:val="pt_PT" w:bidi="pt_PT"/>
-        </w:rPr>
-      </w:r>
-      <w:hyperlink r:id="rId150">
-        <w:r>
-          <w:rPr>
-            <w:lang w:val="pt_PT" w:bidi="pt_PT"/>
-          </w:rPr>
-          <w:rPr>
-            <w:color w:val="0000EE"/>
-            <w:u w:val="single"/>
-          </w:rPr>
-          <w:t>João 1.3</w:t>
-        </w:r>
-      </w:hyperlink>
-    </w:p>
-    <w:p>
-      <w:pPr>
-        <w:pStyle w:val="ListBullet"/>
-        <w:spacing w:line="240" w:lineRule="auto"/>
-        <w:ind w:left="720"/>
-      </w:pPr>
-      <w:r>
-        <w:rPr>
-          <w:lang w:val="pt_PT" w:bidi="pt_PT"/>
-        </w:rPr>
-      </w:r>
-      <w:hyperlink r:id="rId151">
-        <w:r>
-          <w:rPr>
-            <w:lang w:val="pt_PT" w:bidi="pt_PT"/>
-          </w:rPr>
-          <w:rPr>
-            <w:color w:val="0000EE"/>
-            <w:u w:val="single"/>
-          </w:rPr>
-          <w:t>Josué 3.9–11</w:t>
-        </w:r>
-      </w:hyperlink>
-    </w:p>
-    <w:p>
-      <w:pPr>
-        <w:pStyle w:val="ListBullet"/>
-        <w:spacing w:line="240" w:lineRule="auto"/>
-        <w:ind w:left="720"/>
-      </w:pPr>
-      <w:r>
-        <w:rPr>
-          <w:lang w:val="pt_PT" w:bidi="pt_PT"/>
-        </w:rPr>
-      </w:r>
-      <w:hyperlink r:id="rId152">
-        <w:r>
-          <w:rPr>
-            <w:lang w:val="pt_PT" w:bidi="pt_PT"/>
-          </w:rPr>
-          <w:rPr>
-            <w:color w:val="0000EE"/>
-            <w:u w:val="single"/>
-          </w:rPr>
-          <w:t>Lamentações 3.43</w:t>
-        </w:r>
-      </w:hyperlink>
-    </w:p>
-    <w:p>
-      <w:pPr>
-        <w:pStyle w:val="ListBullet"/>
-        <w:spacing w:line="240" w:lineRule="auto"/>
-        <w:ind w:left="720"/>
-      </w:pPr>
-      <w:r>
-        <w:rPr>
-          <w:lang w:val="pt_PT" w:bidi="pt_PT"/>
-        </w:rPr>
-      </w:r>
-      <w:hyperlink r:id="rId153">
-        <w:r>
-          <w:rPr>
-            <w:lang w:val="pt_PT" w:bidi="pt_PT"/>
-          </w:rPr>
-          <w:rPr>
-            <w:color w:val="0000EE"/>
-            <w:u w:val="single"/>
-          </w:rPr>
-          <w:t>Miqueias 4.5</w:t>
-        </w:r>
-      </w:hyperlink>
-    </w:p>
-    <w:p>
-      <w:pPr>
-        <w:pStyle w:val="ListBullet"/>
-        <w:spacing w:line="240" w:lineRule="auto"/>
-        <w:ind w:left="720"/>
-      </w:pPr>
-      <w:r>
-        <w:rPr>
-          <w:lang w:val="pt_PT" w:bidi="pt_PT"/>
-        </w:rPr>
-      </w:r>
-      <w:hyperlink r:id="rId154">
-        <w:r>
-          <w:rPr>
-            <w:lang w:val="pt_PT" w:bidi="pt_PT"/>
-          </w:rPr>
-          <w:rPr>
-            <w:color w:val="0000EE"/>
-            <w:u w:val="single"/>
-          </w:rPr>
-          <w:t>Filipenses 2.6</w:t>
-        </w:r>
-      </w:hyperlink>
-    </w:p>
-    <w:p>
-      <w:pPr>
-        <w:pStyle w:val="ListBullet"/>
-        <w:spacing w:line="240" w:lineRule="auto"/>
-        <w:ind w:left="720"/>
-      </w:pPr>
-      <w:r>
-        <w:rPr>
-          <w:lang w:val="pt_PT" w:bidi="pt_PT"/>
-        </w:rPr>
-      </w:r>
-      <w:hyperlink r:id="rId155">
-        <w:r>
-          <w:rPr>
-            <w:lang w:val="pt_PT" w:bidi="pt_PT"/>
-          </w:rPr>
-          <w:rPr>
-            <w:color w:val="0000EE"/>
-            <w:u w:val="single"/>
-          </w:rPr>
-          <w:t>Provérbios 24.12</w:t>
-        </w:r>
-      </w:hyperlink>
-    </w:p>
-    <w:p>
-      <w:pPr>
-        <w:pStyle w:val="ListBullet"/>
-        <w:spacing w:line="240" w:lineRule="auto"/>
-        <w:ind w:left="720"/>
-      </w:pPr>
-      <w:r>
-        <w:rPr>
-          <w:lang w:val="pt_PT" w:bidi="pt_PT"/>
-        </w:rPr>
-      </w:r>
-      <w:hyperlink r:id="rId156">
-        <w:r>
-          <w:rPr>
-            <w:lang w:val="pt_PT" w:bidi="pt_PT"/>
-          </w:rPr>
-          <w:rPr>
-            <w:color w:val="0000EE"/>
-            <w:u w:val="single"/>
-          </w:rPr>
-          <w:t>Salmos 47.9</w:t>
-        </w:r>
-      </w:hyperlink>
+      <w:r>
+        <w:rPr>
+          <w:lang w:val="pt_PT" w:bidi="pt_PT"/>
+        </w:rPr>
+        <w:t>1 João 1.7</w:t>
+      </w:r>
+    </w:p>
+    <w:p>
+      <w:pPr>
+        <w:pStyle w:val="ListBullet"/>
+        <w:spacing w:line="240" w:lineRule="auto"/>
+        <w:ind w:left="720"/>
+      </w:pPr>
+      <w:r>
+        <w:rPr>
+          <w:lang w:val="pt_PT" w:bidi="pt_PT"/>
+        </w:rPr>
+      </w:r>
+      <w:r>
+        <w:rPr>
+          <w:lang w:val="pt_PT" w:bidi="pt_PT"/>
+        </w:rPr>
+        <w:t>1 Samuel 10.7–8</w:t>
+      </w:r>
+    </w:p>
+    <w:p>
+      <w:pPr>
+        <w:pStyle w:val="ListBullet"/>
+        <w:spacing w:line="240" w:lineRule="auto"/>
+        <w:ind w:left="720"/>
+      </w:pPr>
+      <w:r>
+        <w:rPr>
+          <w:lang w:val="pt_PT" w:bidi="pt_PT"/>
+        </w:rPr>
+      </w:r>
+      <w:r>
+        <w:rPr>
+          <w:lang w:val="pt_PT" w:bidi="pt_PT"/>
+        </w:rPr>
+        <w:t>1 Timóteo 4.10</w:t>
+      </w:r>
+    </w:p>
+    <w:p>
+      <w:pPr>
+        <w:pStyle w:val="ListBullet"/>
+        <w:spacing w:line="240" w:lineRule="auto"/>
+        <w:ind w:left="720"/>
+      </w:pPr>
+      <w:r>
+        <w:rPr>
+          <w:lang w:val="pt_PT" w:bidi="pt_PT"/>
+        </w:rPr>
+      </w:r>
+      <w:r>
+        <w:rPr>
+          <w:lang w:val="pt_PT" w:bidi="pt_PT"/>
+        </w:rPr>
+        <w:t>Colossenses 1.16</w:t>
+      </w:r>
+    </w:p>
+    <w:p>
+      <w:pPr>
+        <w:pStyle w:val="ListBullet"/>
+        <w:spacing w:line="240" w:lineRule="auto"/>
+        <w:ind w:left="720"/>
+      </w:pPr>
+      <w:r>
+        <w:rPr>
+          <w:lang w:val="pt_PT" w:bidi="pt_PT"/>
+        </w:rPr>
+      </w:r>
+      <w:r>
+        <w:rPr>
+          <w:lang w:val="pt_PT" w:bidi="pt_PT"/>
+        </w:rPr>
+        <w:t>Deuteronômio 29.14–16</w:t>
+      </w:r>
+    </w:p>
+    <w:p>
+      <w:pPr>
+        <w:pStyle w:val="ListBullet"/>
+        <w:spacing w:line="240" w:lineRule="auto"/>
+        <w:ind w:left="720"/>
+      </w:pPr>
+      <w:r>
+        <w:rPr>
+          <w:lang w:val="pt_PT" w:bidi="pt_PT"/>
+        </w:rPr>
+      </w:r>
+      <w:r>
+        <w:rPr>
+          <w:lang w:val="pt_PT" w:bidi="pt_PT"/>
+        </w:rPr>
+        <w:t>Esdras 3.1–2</w:t>
+      </w:r>
+    </w:p>
+    <w:p>
+      <w:pPr>
+        <w:pStyle w:val="ListBullet"/>
+        <w:spacing w:line="240" w:lineRule="auto"/>
+        <w:ind w:left="720"/>
+      </w:pPr>
+      <w:r>
+        <w:rPr>
+          <w:lang w:val="pt_PT" w:bidi="pt_PT"/>
+        </w:rPr>
+      </w:r>
+      <w:r>
+        <w:rPr>
+          <w:lang w:val="pt_PT" w:bidi="pt_PT"/>
+        </w:rPr>
+        <w:t>Gênesis 1.2</w:t>
+      </w:r>
+    </w:p>
+    <w:p>
+      <w:pPr>
+        <w:pStyle w:val="ListBullet"/>
+        <w:spacing w:line="240" w:lineRule="auto"/>
+        <w:ind w:left="720"/>
+      </w:pPr>
+      <w:r>
+        <w:rPr>
+          <w:lang w:val="pt_PT" w:bidi="pt_PT"/>
+        </w:rPr>
+      </w:r>
+      <w:r>
+        <w:rPr>
+          <w:lang w:val="pt_PT" w:bidi="pt_PT"/>
+        </w:rPr>
+        <w:t>Oseias 4.11–12</w:t>
+      </w:r>
+    </w:p>
+    <w:p>
+      <w:pPr>
+        <w:pStyle w:val="ListBullet"/>
+        <w:spacing w:line="240" w:lineRule="auto"/>
+        <w:ind w:left="720"/>
+      </w:pPr>
+      <w:r>
+        <w:rPr>
+          <w:lang w:val="pt_PT" w:bidi="pt_PT"/>
+        </w:rPr>
+      </w:r>
+      <w:r>
+        <w:rPr>
+          <w:lang w:val="pt_PT" w:bidi="pt_PT"/>
+        </w:rPr>
+        <w:t>Isaías 36.6–7</w:t>
+      </w:r>
+    </w:p>
+    <w:p>
+      <w:pPr>
+        <w:pStyle w:val="ListBullet"/>
+        <w:spacing w:line="240" w:lineRule="auto"/>
+        <w:ind w:left="720"/>
+      </w:pPr>
+      <w:r>
+        <w:rPr>
+          <w:lang w:val="pt_PT" w:bidi="pt_PT"/>
+        </w:rPr>
+      </w:r>
+      <w:r>
+        <w:rPr>
+          <w:lang w:val="pt_PT" w:bidi="pt_PT"/>
+        </w:rPr>
+        <w:t>Tiago 2.20</w:t>
+      </w:r>
+    </w:p>
+    <w:p>
+      <w:pPr>
+        <w:pStyle w:val="ListBullet"/>
+        <w:spacing w:line="240" w:lineRule="auto"/>
+        <w:ind w:left="720"/>
+      </w:pPr>
+      <w:r>
+        <w:rPr>
+          <w:lang w:val="pt_PT" w:bidi="pt_PT"/>
+        </w:rPr>
+      </w:r>
+      <w:r>
+        <w:rPr>
+          <w:lang w:val="pt_PT" w:bidi="pt_PT"/>
+        </w:rPr>
+        <w:t>Jeremias 5.5</w:t>
+      </w:r>
+    </w:p>
+    <w:p>
+      <w:pPr>
+        <w:pStyle w:val="ListBullet"/>
+        <w:spacing w:line="240" w:lineRule="auto"/>
+        <w:ind w:left="720"/>
+      </w:pPr>
+      <w:r>
+        <w:rPr>
+          <w:lang w:val="pt_PT" w:bidi="pt_PT"/>
+        </w:rPr>
+      </w:r>
+      <w:r>
+        <w:rPr>
+          <w:lang w:val="pt_PT" w:bidi="pt_PT"/>
+        </w:rPr>
+        <w:t>João 1.3</w:t>
+      </w:r>
+    </w:p>
+    <w:p>
+      <w:pPr>
+        <w:pStyle w:val="ListBullet"/>
+        <w:spacing w:line="240" w:lineRule="auto"/>
+        <w:ind w:left="720"/>
+      </w:pPr>
+      <w:r>
+        <w:rPr>
+          <w:lang w:val="pt_PT" w:bidi="pt_PT"/>
+        </w:rPr>
+      </w:r>
+      <w:r>
+        <w:rPr>
+          <w:lang w:val="pt_PT" w:bidi="pt_PT"/>
+        </w:rPr>
+        <w:t>Josué 3.9–11</w:t>
+      </w:r>
+    </w:p>
+    <w:p>
+      <w:pPr>
+        <w:pStyle w:val="ListBullet"/>
+        <w:spacing w:line="240" w:lineRule="auto"/>
+        <w:ind w:left="720"/>
+      </w:pPr>
+      <w:r>
+        <w:rPr>
+          <w:lang w:val="pt_PT" w:bidi="pt_PT"/>
+        </w:rPr>
+      </w:r>
+      <w:r>
+        <w:rPr>
+          <w:lang w:val="pt_PT" w:bidi="pt_PT"/>
+        </w:rPr>
+        <w:t>Lamentações 3.43</w:t>
+      </w:r>
+    </w:p>
+    <w:p>
+      <w:pPr>
+        <w:pStyle w:val="ListBullet"/>
+        <w:spacing w:line="240" w:lineRule="auto"/>
+        <w:ind w:left="720"/>
+      </w:pPr>
+      <w:r>
+        <w:rPr>
+          <w:lang w:val="pt_PT" w:bidi="pt_PT"/>
+        </w:rPr>
+      </w:r>
+      <w:r>
+        <w:rPr>
+          <w:lang w:val="pt_PT" w:bidi="pt_PT"/>
+        </w:rPr>
+        <w:t>Miqueias 4.5</w:t>
+      </w:r>
+    </w:p>
+    <w:p>
+      <w:pPr>
+        <w:pStyle w:val="ListBullet"/>
+        <w:spacing w:line="240" w:lineRule="auto"/>
+        <w:ind w:left="720"/>
+      </w:pPr>
+      <w:r>
+        <w:rPr>
+          <w:lang w:val="pt_PT" w:bidi="pt_PT"/>
+        </w:rPr>
+      </w:r>
+      <w:r>
+        <w:rPr>
+          <w:lang w:val="pt_PT" w:bidi="pt_PT"/>
+        </w:rPr>
+        <w:t>Filipenses 2.6</w:t>
+      </w:r>
+    </w:p>
+    <w:p>
+      <w:pPr>
+        <w:pStyle w:val="ListBullet"/>
+        <w:spacing w:line="240" w:lineRule="auto"/>
+        <w:ind w:left="720"/>
+      </w:pPr>
+      <w:r>
+        <w:rPr>
+          <w:lang w:val="pt_PT" w:bidi="pt_PT"/>
+        </w:rPr>
+      </w:r>
+      <w:r>
+        <w:rPr>
+          <w:lang w:val="pt_PT" w:bidi="pt_PT"/>
+        </w:rPr>
+        <w:t>Provérbios 24.12</w:t>
+      </w:r>
+    </w:p>
+    <w:p>
+      <w:pPr>
+        <w:pStyle w:val="ListBullet"/>
+        <w:spacing w:line="240" w:lineRule="auto"/>
+        <w:ind w:left="720"/>
+      </w:pPr>
+      <w:r>
+        <w:rPr>
+          <w:lang w:val="pt_PT" w:bidi="pt_PT"/>
+        </w:rPr>
+      </w:r>
+      <w:r>
+        <w:rPr>
+          <w:lang w:val="pt_PT" w:bidi="pt_PT"/>
+        </w:rPr>
+        <w:t>Salmos 47.9</w:t>
+      </w:r>
     </w:p>
     <w:p>
       <w:pPr>
@@ -11549,210 +10679,156 @@
           <w:lang w:val="pt_PT" w:bidi="pt_PT"/>
         </w:rPr>
       </w:r>
-      <w:hyperlink r:id="rId157">
-        <w:r>
-          <w:rPr>
-            <w:lang w:val="pt_PT" w:bidi="pt_PT"/>
-          </w:rPr>
-          <w:rPr>
-            <w:color w:val="0000EE"/>
-            <w:u w:val="single"/>
-          </w:rPr>
-          <w:t>1 Coríntios 8.4–6</w:t>
-        </w:r>
-      </w:hyperlink>
-    </w:p>
-    <w:p>
-      <w:pPr>
-        <w:pStyle w:val="ListBullet"/>
-        <w:spacing w:line="240" w:lineRule="auto"/>
-        <w:ind w:left="720"/>
-      </w:pPr>
-      <w:r>
-        <w:rPr>
-          <w:lang w:val="pt_PT" w:bidi="pt_PT"/>
-        </w:rPr>
-      </w:r>
-      <w:hyperlink r:id="rId158">
-        <w:r>
-          <w:rPr>
-            <w:lang w:val="pt_PT" w:bidi="pt_PT"/>
-          </w:rPr>
-          <w:rPr>
-            <w:color w:val="0000EE"/>
-            <w:u w:val="single"/>
-          </w:rPr>
-          <w:t>1 João 2.1</w:t>
-        </w:r>
-      </w:hyperlink>
-    </w:p>
-    <w:p>
-      <w:pPr>
-        <w:pStyle w:val="ListBullet"/>
-        <w:spacing w:line="240" w:lineRule="auto"/>
-        <w:ind w:left="720"/>
-      </w:pPr>
-      <w:r>
-        <w:rPr>
-          <w:lang w:val="pt_PT" w:bidi="pt_PT"/>
-        </w:rPr>
-      </w:r>
-      <w:hyperlink r:id="rId159">
-        <w:r>
-          <w:rPr>
-            <w:lang w:val="pt_PT" w:bidi="pt_PT"/>
-          </w:rPr>
-          <w:rPr>
-            <w:color w:val="0000EE"/>
-            <w:u w:val="single"/>
-          </w:rPr>
-          <w:t>1 João 2.23</w:t>
-        </w:r>
-      </w:hyperlink>
-    </w:p>
-    <w:p>
-      <w:pPr>
-        <w:pStyle w:val="ListBullet"/>
-        <w:spacing w:line="240" w:lineRule="auto"/>
-        <w:ind w:left="720"/>
-      </w:pPr>
-      <w:r>
-        <w:rPr>
-          <w:lang w:val="pt_PT" w:bidi="pt_PT"/>
-        </w:rPr>
-      </w:r>
-      <w:hyperlink r:id="rId160">
-        <w:r>
-          <w:rPr>
-            <w:lang w:val="pt_PT" w:bidi="pt_PT"/>
-          </w:rPr>
-          <w:rPr>
-            <w:color w:val="0000EE"/>
-            <w:u w:val="single"/>
-          </w:rPr>
-          <w:t>1 João 3.1</w:t>
-        </w:r>
-      </w:hyperlink>
-    </w:p>
-    <w:p>
-      <w:pPr>
-        <w:pStyle w:val="ListBullet"/>
-        <w:spacing w:line="240" w:lineRule="auto"/>
-        <w:ind w:left="720"/>
-      </w:pPr>
-      <w:r>
-        <w:rPr>
-          <w:lang w:val="pt_PT" w:bidi="pt_PT"/>
-        </w:rPr>
-      </w:r>
-      <w:hyperlink r:id="rId161">
-        <w:r>
-          <w:rPr>
-            <w:lang w:val="pt_PT" w:bidi="pt_PT"/>
-          </w:rPr>
-          <w:rPr>
-            <w:color w:val="0000EE"/>
-            <w:u w:val="single"/>
-          </w:rPr>
-          <w:t>Colossenses 1.1–3</w:t>
-        </w:r>
-      </w:hyperlink>
-    </w:p>
-    <w:p>
-      <w:pPr>
-        <w:pStyle w:val="ListBullet"/>
-        <w:spacing w:line="240" w:lineRule="auto"/>
-        <w:ind w:left="720"/>
-      </w:pPr>
-      <w:r>
-        <w:rPr>
-          <w:lang w:val="pt_PT" w:bidi="pt_PT"/>
-        </w:rPr>
-      </w:r>
-      <w:hyperlink r:id="rId162">
-        <w:r>
-          <w:rPr>
-            <w:lang w:val="pt_PT" w:bidi="pt_PT"/>
-          </w:rPr>
-          <w:rPr>
-            <w:color w:val="0000EE"/>
-            <w:u w:val="single"/>
-          </w:rPr>
-          <w:t>Efésios 5.18–21</w:t>
-        </w:r>
-      </w:hyperlink>
-    </w:p>
-    <w:p>
-      <w:pPr>
-        <w:pStyle w:val="ListBullet"/>
-        <w:spacing w:line="240" w:lineRule="auto"/>
-        <w:ind w:left="720"/>
-      </w:pPr>
-      <w:r>
-        <w:rPr>
-          <w:lang w:val="pt_PT" w:bidi="pt_PT"/>
-        </w:rPr>
-      </w:r>
-      <w:hyperlink r:id="rId163">
-        <w:r>
-          <w:rPr>
-            <w:lang w:val="pt_PT" w:bidi="pt_PT"/>
-          </w:rPr>
-          <w:rPr>
-            <w:color w:val="0000EE"/>
-            <w:u w:val="single"/>
-          </w:rPr>
-          <w:t>Lucas 10.22</w:t>
-        </w:r>
-      </w:hyperlink>
-    </w:p>
-    <w:p>
-      <w:pPr>
-        <w:pStyle w:val="ListBullet"/>
-        <w:spacing w:line="240" w:lineRule="auto"/>
-        <w:ind w:left="720"/>
-      </w:pPr>
-      <w:r>
-        <w:rPr>
-          <w:lang w:val="pt_PT" w:bidi="pt_PT"/>
-        </w:rPr>
-      </w:r>
-      <w:hyperlink r:id="rId164">
-        <w:r>
-          <w:rPr>
-            <w:lang w:val="pt_PT" w:bidi="pt_PT"/>
-          </w:rPr>
-          <w:rPr>
-            <w:color w:val="0000EE"/>
-            <w:u w:val="single"/>
-          </w:rPr>
-          <w:t>Mateus 5.16</w:t>
-        </w:r>
-      </w:hyperlink>
-    </w:p>
-    <w:p>
-      <w:pPr>
-        <w:pStyle w:val="ListBullet"/>
-        <w:spacing w:line="240" w:lineRule="auto"/>
-        <w:ind w:left="720"/>
-      </w:pPr>
-      <w:r>
-        <w:rPr>
-          <w:lang w:val="pt_PT" w:bidi="pt_PT"/>
-        </w:rPr>
-      </w:r>
-      <w:hyperlink r:id="rId165">
-        <w:r>
-          <w:rPr>
-            <w:lang w:val="pt_PT" w:bidi="pt_PT"/>
-          </w:rPr>
-          <w:rPr>
-            <w:color w:val="0000EE"/>
-            <w:u w:val="single"/>
-          </w:rPr>
-          <w:t>Mateus 23.9</w:t>
-        </w:r>
-      </w:hyperlink>
+      <w:r>
+        <w:rPr>
+          <w:lang w:val="pt_PT" w:bidi="pt_PT"/>
+        </w:rPr>
+        <w:t>1 Coríntios 8.4–6</w:t>
+      </w:r>
+    </w:p>
+    <w:p>
+      <w:pPr>
+        <w:pStyle w:val="ListBullet"/>
+        <w:spacing w:line="240" w:lineRule="auto"/>
+        <w:ind w:left="720"/>
+      </w:pPr>
+      <w:r>
+        <w:rPr>
+          <w:lang w:val="pt_PT" w:bidi="pt_PT"/>
+        </w:rPr>
+      </w:r>
+      <w:r>
+        <w:rPr>
+          <w:lang w:val="pt_PT" w:bidi="pt_PT"/>
+        </w:rPr>
+        <w:t>1 João 2.1</w:t>
+      </w:r>
+    </w:p>
+    <w:p>
+      <w:pPr>
+        <w:pStyle w:val="ListBullet"/>
+        <w:spacing w:line="240" w:lineRule="auto"/>
+        <w:ind w:left="720"/>
+      </w:pPr>
+      <w:r>
+        <w:rPr>
+          <w:lang w:val="pt_PT" w:bidi="pt_PT"/>
+        </w:rPr>
+      </w:r>
+      <w:r>
+        <w:rPr>
+          <w:lang w:val="pt_PT" w:bidi="pt_PT"/>
+        </w:rPr>
+        <w:t>1 João 2.23</w:t>
+      </w:r>
+    </w:p>
+    <w:p>
+      <w:pPr>
+        <w:pStyle w:val="ListBullet"/>
+        <w:spacing w:line="240" w:lineRule="auto"/>
+        <w:ind w:left="720"/>
+      </w:pPr>
+      <w:r>
+        <w:rPr>
+          <w:lang w:val="pt_PT" w:bidi="pt_PT"/>
+        </w:rPr>
+      </w:r>
+      <w:r>
+        <w:rPr>
+          <w:lang w:val="pt_PT" w:bidi="pt_PT"/>
+        </w:rPr>
+        <w:t>1 João 3.1</w:t>
+      </w:r>
+    </w:p>
+    <w:p>
+      <w:pPr>
+        <w:pStyle w:val="ListBullet"/>
+        <w:spacing w:line="240" w:lineRule="auto"/>
+        <w:ind w:left="720"/>
+      </w:pPr>
+      <w:r>
+        <w:rPr>
+          <w:lang w:val="pt_PT" w:bidi="pt_PT"/>
+        </w:rPr>
+      </w:r>
+      <w:r>
+        <w:rPr>
+          <w:lang w:val="pt_PT" w:bidi="pt_PT"/>
+        </w:rPr>
+        <w:t>Colossenses 1.1–3</w:t>
+      </w:r>
+    </w:p>
+    <w:p>
+      <w:pPr>
+        <w:pStyle w:val="ListBullet"/>
+        <w:spacing w:line="240" w:lineRule="auto"/>
+        <w:ind w:left="720"/>
+      </w:pPr>
+      <w:r>
+        <w:rPr>
+          <w:lang w:val="pt_PT" w:bidi="pt_PT"/>
+        </w:rPr>
+      </w:r>
+      <w:r>
+        <w:rPr>
+          <w:lang w:val="pt_PT" w:bidi="pt_PT"/>
+        </w:rPr>
+        <w:t>Efésios 5.18–21</w:t>
+      </w:r>
+    </w:p>
+    <w:p>
+      <w:pPr>
+        <w:pStyle w:val="ListBullet"/>
+        <w:spacing w:line="240" w:lineRule="auto"/>
+        <w:ind w:left="720"/>
+      </w:pPr>
+      <w:r>
+        <w:rPr>
+          <w:lang w:val="pt_PT" w:bidi="pt_PT"/>
+        </w:rPr>
+      </w:r>
+      <w:r>
+        <w:rPr>
+          <w:lang w:val="pt_PT" w:bidi="pt_PT"/>
+        </w:rPr>
+        <w:t>Lucas 10.22</w:t>
+      </w:r>
+    </w:p>
+    <w:p>
+      <w:pPr>
+        <w:pStyle w:val="ListBullet"/>
+        <w:spacing w:line="240" w:lineRule="auto"/>
+        <w:ind w:left="720"/>
+      </w:pPr>
+      <w:r>
+        <w:rPr>
+          <w:lang w:val="pt_PT" w:bidi="pt_PT"/>
+        </w:rPr>
+      </w:r>
+      <w:r>
+        <w:rPr>
+          <w:lang w:val="pt_PT" w:bidi="pt_PT"/>
+        </w:rPr>
+        <w:t>Mateus 5.16</w:t>
+      </w:r>
+    </w:p>
+    <w:p>
+      <w:pPr>
+        <w:pStyle w:val="ListBullet"/>
+        <w:spacing w:line="240" w:lineRule="auto"/>
+        <w:ind w:left="720"/>
+      </w:pPr>
+      <w:r>
+        <w:rPr>
+          <w:lang w:val="pt_PT" w:bidi="pt_PT"/>
+        </w:rPr>
+      </w:r>
+      <w:r>
+        <w:rPr>
+          <w:lang w:val="pt_PT" w:bidi="pt_PT"/>
+        </w:rPr>
+        <w:t>Mateus 23.9</w:t>
+      </w:r>
     </w:p>
     <w:p>
       <w:pPr>
@@ -12268,90 +11344,66 @@
           <w:lang w:val="pt_PT" w:bidi="pt_PT"/>
         </w:rPr>
       </w:r>
-      <w:hyperlink r:id="rId166">
-        <w:r>
-          <w:rPr>
-            <w:lang w:val="pt_PT" w:bidi="pt_PT"/>
-          </w:rPr>
-          <w:rPr>
-            <w:color w:val="0000EE"/>
-            <w:u w:val="single"/>
-          </w:rPr>
-          <w:t>Daniel 8.24–25</w:t>
-        </w:r>
-      </w:hyperlink>
-    </w:p>
-    <w:p>
-      <w:pPr>
-        <w:pStyle w:val="ListBullet"/>
-        <w:spacing w:line="240" w:lineRule="auto"/>
-        <w:ind w:left="720"/>
-      </w:pPr>
-      <w:r>
-        <w:rPr>
-          <w:lang w:val="pt_PT" w:bidi="pt_PT"/>
-        </w:rPr>
-      </w:r>
-      <w:hyperlink r:id="rId167">
-        <w:r>
-          <w:rPr>
-            <w:lang w:val="pt_PT" w:bidi="pt_PT"/>
-          </w:rPr>
-          <w:rPr>
-            <w:color w:val="0000EE"/>
-            <w:u w:val="single"/>
-          </w:rPr>
-          <w:t>Jeremias 4.13</w:t>
-        </w:r>
-      </w:hyperlink>
-    </w:p>
-    <w:p>
-      <w:pPr>
-        <w:pStyle w:val="ListBullet"/>
-        <w:spacing w:line="240" w:lineRule="auto"/>
-        <w:ind w:left="720"/>
-      </w:pPr>
-      <w:r>
-        <w:rPr>
-          <w:lang w:val="pt_PT" w:bidi="pt_PT"/>
-        </w:rPr>
-      </w:r>
-      <w:hyperlink r:id="rId168">
-        <w:r>
-          <w:rPr>
-            <w:lang w:val="pt_PT" w:bidi="pt_PT"/>
-          </w:rPr>
-          <w:rPr>
-            <w:color w:val="0000EE"/>
-            <w:u w:val="single"/>
-          </w:rPr>
-          <w:t>Números 21.30</w:t>
-        </w:r>
-      </w:hyperlink>
-    </w:p>
-    <w:p>
-      <w:pPr>
-        <w:pStyle w:val="ListBullet"/>
-        <w:spacing w:line="240" w:lineRule="auto"/>
-        <w:ind w:left="720"/>
-      </w:pPr>
-      <w:r>
-        <w:rPr>
-          <w:lang w:val="pt_PT" w:bidi="pt_PT"/>
-        </w:rPr>
-      </w:r>
-      <w:hyperlink r:id="rId169">
-        <w:r>
-          <w:rPr>
-            <w:lang w:val="pt_PT" w:bidi="pt_PT"/>
-          </w:rPr>
-          <w:rPr>
-            <w:color w:val="0000EE"/>
-            <w:u w:val="single"/>
-          </w:rPr>
-          <w:t>Sofonias 1.13</w:t>
-        </w:r>
-      </w:hyperlink>
+      <w:r>
+        <w:rPr>
+          <w:lang w:val="pt_PT" w:bidi="pt_PT"/>
+        </w:rPr>
+        <w:t>Daniel 8.24–25</w:t>
+      </w:r>
+    </w:p>
+    <w:p>
+      <w:pPr>
+        <w:pStyle w:val="ListBullet"/>
+        <w:spacing w:line="240" w:lineRule="auto"/>
+        <w:ind w:left="720"/>
+      </w:pPr>
+      <w:r>
+        <w:rPr>
+          <w:lang w:val="pt_PT" w:bidi="pt_PT"/>
+        </w:rPr>
+      </w:r>
+      <w:r>
+        <w:rPr>
+          <w:lang w:val="pt_PT" w:bidi="pt_PT"/>
+        </w:rPr>
+        <w:t>Jeremias 4.13</w:t>
+      </w:r>
+    </w:p>
+    <w:p>
+      <w:pPr>
+        <w:pStyle w:val="ListBullet"/>
+        <w:spacing w:line="240" w:lineRule="auto"/>
+        <w:ind w:left="720"/>
+      </w:pPr>
+      <w:r>
+        <w:rPr>
+          <w:lang w:val="pt_PT" w:bidi="pt_PT"/>
+        </w:rPr>
+      </w:r>
+      <w:r>
+        <w:rPr>
+          <w:lang w:val="pt_PT" w:bidi="pt_PT"/>
+        </w:rPr>
+        <w:t>Números 21.30</w:t>
+      </w:r>
+    </w:p>
+    <w:p>
+      <w:pPr>
+        <w:pStyle w:val="ListBullet"/>
+        <w:spacing w:line="240" w:lineRule="auto"/>
+        <w:ind w:left="720"/>
+      </w:pPr>
+      <w:r>
+        <w:rPr>
+          <w:lang w:val="pt_PT" w:bidi="pt_PT"/>
+        </w:rPr>
+      </w:r>
+      <w:r>
+        <w:rPr>
+          <w:lang w:val="pt_PT" w:bidi="pt_PT"/>
+        </w:rPr>
+        <w:t>Sofonias 1.13</w:t>
+      </w:r>
     </w:p>
     <w:p>
       <w:pPr>
@@ -12543,162 +11595,120 @@
           <w:lang w:val="pt_PT" w:bidi="pt_PT"/>
         </w:rPr>
       </w:r>
-      <w:hyperlink r:id="rId170">
-        <w:r>
-          <w:rPr>
-            <w:lang w:val="pt_PT" w:bidi="pt_PT"/>
-          </w:rPr>
-          <w:rPr>
-            <w:color w:val="0000EE"/>
-            <w:u w:val="single"/>
-          </w:rPr>
-          <w:t>1 Pedro 5.8</w:t>
-        </w:r>
-      </w:hyperlink>
-    </w:p>
-    <w:p>
-      <w:pPr>
-        <w:pStyle w:val="ListBullet"/>
-        <w:spacing w:line="240" w:lineRule="auto"/>
-        <w:ind w:left="720"/>
-      </w:pPr>
-      <w:r>
-        <w:rPr>
-          <w:lang w:val="pt_PT" w:bidi="pt_PT"/>
-        </w:rPr>
-      </w:r>
-      <w:hyperlink r:id="rId171">
-        <w:r>
-          <w:rPr>
-            <w:lang w:val="pt_PT" w:bidi="pt_PT"/>
-          </w:rPr>
-          <w:rPr>
-            <w:color w:val="0000EE"/>
-            <w:u w:val="single"/>
-          </w:rPr>
-          <w:t>Amós 1.10</w:t>
-        </w:r>
-      </w:hyperlink>
-    </w:p>
-    <w:p>
-      <w:pPr>
-        <w:pStyle w:val="ListBullet"/>
-        <w:spacing w:line="240" w:lineRule="auto"/>
-        <w:ind w:left="720"/>
-      </w:pPr>
-      <w:r>
-        <w:rPr>
-          <w:lang w:val="pt_PT" w:bidi="pt_PT"/>
-        </w:rPr>
-      </w:r>
-      <w:hyperlink r:id="rId172">
-        <w:r>
-          <w:rPr>
-            <w:lang w:val="pt_PT" w:bidi="pt_PT"/>
-          </w:rPr>
-          <w:rPr>
-            <w:color w:val="0000EE"/>
-            <w:u w:val="single"/>
-          </w:rPr>
-          <w:t>Êxodo 24.17</w:t>
-        </w:r>
-      </w:hyperlink>
-    </w:p>
-    <w:p>
-      <w:pPr>
-        <w:pStyle w:val="ListBullet"/>
-        <w:spacing w:line="240" w:lineRule="auto"/>
-        <w:ind w:left="720"/>
-      </w:pPr>
-      <w:r>
-        <w:rPr>
-          <w:lang w:val="pt_PT" w:bidi="pt_PT"/>
-        </w:rPr>
-      </w:r>
-      <w:hyperlink r:id="rId173">
-        <w:r>
-          <w:rPr>
-            <w:lang w:val="pt_PT" w:bidi="pt_PT"/>
-          </w:rPr>
-          <w:rPr>
-            <w:color w:val="0000EE"/>
-            <w:u w:val="single"/>
-          </w:rPr>
-          <w:t>Ezequiel 16.20</w:t>
-        </w:r>
-      </w:hyperlink>
-    </w:p>
-    <w:p>
-      <w:pPr>
-        <w:pStyle w:val="ListBullet"/>
-        <w:spacing w:line="240" w:lineRule="auto"/>
-        <w:ind w:left="720"/>
-      </w:pPr>
-      <w:r>
-        <w:rPr>
-          <w:lang w:val="pt_PT" w:bidi="pt_PT"/>
-        </w:rPr>
-      </w:r>
-      <w:hyperlink r:id="rId174">
-        <w:r>
-          <w:rPr>
-            <w:lang w:val="pt_PT" w:bidi="pt_PT"/>
-          </w:rPr>
-          <w:rPr>
-            <w:color w:val="0000EE"/>
-            <w:u w:val="single"/>
-          </w:rPr>
-          <w:t>Lucas 15.30</w:t>
-        </w:r>
-      </w:hyperlink>
-    </w:p>
-    <w:p>
-      <w:pPr>
-        <w:pStyle w:val="ListBullet"/>
-        <w:spacing w:line="240" w:lineRule="auto"/>
-        <w:ind w:left="720"/>
-      </w:pPr>
-      <w:r>
-        <w:rPr>
-          <w:lang w:val="pt_PT" w:bidi="pt_PT"/>
-        </w:rPr>
-      </w:r>
-      <w:hyperlink r:id="rId175">
-        <w:r>
-          <w:rPr>
-            <w:lang w:val="pt_PT" w:bidi="pt_PT"/>
-          </w:rPr>
-          <w:rPr>
-            <w:color w:val="0000EE"/>
-            <w:u w:val="single"/>
-          </w:rPr>
-          <w:t>Mateus 23.13–15</w:t>
-        </w:r>
-      </w:hyperlink>
-    </w:p>
-    <w:p>
-      <w:pPr>
-        <w:pStyle w:val="ListBullet"/>
-        <w:spacing w:line="240" w:lineRule="auto"/>
-        <w:ind w:left="720"/>
-      </w:pPr>
-      <w:r>
-        <w:rPr>
-          <w:lang w:val="pt_PT" w:bidi="pt_PT"/>
-        </w:rPr>
-      </w:r>
-      <w:hyperlink r:id="rId176">
-        <w:r>
-          <w:rPr>
-            <w:lang w:val="pt_PT" w:bidi="pt_PT"/>
-          </w:rPr>
-          <w:rPr>
-            <w:color w:val="0000EE"/>
-            <w:u w:val="single"/>
-          </w:rPr>
-          <w:t>Salmos 21.9</w:t>
-        </w:r>
-      </w:hyperlink>
+      <w:r>
+        <w:rPr>
+          <w:lang w:val="pt_PT" w:bidi="pt_PT"/>
+        </w:rPr>
+        <w:t>1 Pedro 5.8</w:t>
+      </w:r>
+    </w:p>
+    <w:p>
+      <w:pPr>
+        <w:pStyle w:val="ListBullet"/>
+        <w:spacing w:line="240" w:lineRule="auto"/>
+        <w:ind w:left="720"/>
+      </w:pPr>
+      <w:r>
+        <w:rPr>
+          <w:lang w:val="pt_PT" w:bidi="pt_PT"/>
+        </w:rPr>
+      </w:r>
+      <w:r>
+        <w:rPr>
+          <w:lang w:val="pt_PT" w:bidi="pt_PT"/>
+        </w:rPr>
+        <w:t>Amós 1.10</w:t>
+      </w:r>
+    </w:p>
+    <w:p>
+      <w:pPr>
+        <w:pStyle w:val="ListBullet"/>
+        <w:spacing w:line="240" w:lineRule="auto"/>
+        <w:ind w:left="720"/>
+      </w:pPr>
+      <w:r>
+        <w:rPr>
+          <w:lang w:val="pt_PT" w:bidi="pt_PT"/>
+        </w:rPr>
+      </w:r>
+      <w:r>
+        <w:rPr>
+          <w:lang w:val="pt_PT" w:bidi="pt_PT"/>
+        </w:rPr>
+        <w:t>Êxodo 24.17</w:t>
+      </w:r>
+    </w:p>
+    <w:p>
+      <w:pPr>
+        <w:pStyle w:val="ListBullet"/>
+        <w:spacing w:line="240" w:lineRule="auto"/>
+        <w:ind w:left="720"/>
+      </w:pPr>
+      <w:r>
+        <w:rPr>
+          <w:lang w:val="pt_PT" w:bidi="pt_PT"/>
+        </w:rPr>
+      </w:r>
+      <w:r>
+        <w:rPr>
+          <w:lang w:val="pt_PT" w:bidi="pt_PT"/>
+        </w:rPr>
+        <w:t>Ezequiel 16.20</w:t>
+      </w:r>
+    </w:p>
+    <w:p>
+      <w:pPr>
+        <w:pStyle w:val="ListBullet"/>
+        <w:spacing w:line="240" w:lineRule="auto"/>
+        <w:ind w:left="720"/>
+      </w:pPr>
+      <w:r>
+        <w:rPr>
+          <w:lang w:val="pt_PT" w:bidi="pt_PT"/>
+        </w:rPr>
+      </w:r>
+      <w:r>
+        <w:rPr>
+          <w:lang w:val="pt_PT" w:bidi="pt_PT"/>
+        </w:rPr>
+        <w:t>Lucas 15.30</w:t>
+      </w:r>
+    </w:p>
+    <w:p>
+      <w:pPr>
+        <w:pStyle w:val="ListBullet"/>
+        <w:spacing w:line="240" w:lineRule="auto"/>
+        <w:ind w:left="720"/>
+      </w:pPr>
+      <w:r>
+        <w:rPr>
+          <w:lang w:val="pt_PT" w:bidi="pt_PT"/>
+        </w:rPr>
+      </w:r>
+      <w:r>
+        <w:rPr>
+          <w:lang w:val="pt_PT" w:bidi="pt_PT"/>
+        </w:rPr>
+        <w:t>Mateus 23.13–15</w:t>
+      </w:r>
+    </w:p>
+    <w:p>
+      <w:pPr>
+        <w:pStyle w:val="ListBullet"/>
+        <w:spacing w:line="240" w:lineRule="auto"/>
+        <w:ind w:left="720"/>
+      </w:pPr>
+      <w:r>
+        <w:rPr>
+          <w:lang w:val="pt_PT" w:bidi="pt_PT"/>
+        </w:rPr>
+      </w:r>
+      <w:r>
+        <w:rPr>
+          <w:lang w:val="pt_PT" w:bidi="pt_PT"/>
+        </w:rPr>
+        <w:t>Salmos 21.9</w:t>
+      </w:r>
     </w:p>
     <w:p>
       <w:pPr>
@@ -12974,90 +11984,66 @@
           <w:lang w:val="pt_PT" w:bidi="pt_PT"/>
         </w:rPr>
       </w:r>
-      <w:hyperlink r:id="rId177">
-        <w:r>
-          <w:rPr>
-            <w:lang w:val="pt_PT" w:bidi="pt_PT"/>
-          </w:rPr>
-          <w:rPr>
-            <w:color w:val="0000EE"/>
-            <w:u w:val="single"/>
-          </w:rPr>
-          <w:t>Deuteronômio 4.13–14</w:t>
-        </w:r>
-      </w:hyperlink>
-    </w:p>
-    <w:p>
-      <w:pPr>
-        <w:pStyle w:val="ListBullet"/>
-        <w:spacing w:line="240" w:lineRule="auto"/>
-        <w:ind w:left="720"/>
-      </w:pPr>
-      <w:r>
-        <w:rPr>
-          <w:lang w:val="pt_PT" w:bidi="pt_PT"/>
-        </w:rPr>
-      </w:r>
-      <w:hyperlink r:id="rId178">
-        <w:r>
-          <w:rPr>
-            <w:lang w:val="pt_PT" w:bidi="pt_PT"/>
-          </w:rPr>
-          <w:rPr>
-            <w:color w:val="0000EE"/>
-            <w:u w:val="single"/>
-          </w:rPr>
-          <w:t>Deuteronômio 10.3–4</w:t>
-        </w:r>
-      </w:hyperlink>
-    </w:p>
-    <w:p>
-      <w:pPr>
-        <w:pStyle w:val="ListBullet"/>
-        <w:spacing w:line="240" w:lineRule="auto"/>
-        <w:ind w:left="720"/>
-      </w:pPr>
-      <w:r>
-        <w:rPr>
-          <w:lang w:val="pt_PT" w:bidi="pt_PT"/>
-        </w:rPr>
-      </w:r>
-      <w:hyperlink r:id="rId179">
-        <w:r>
-          <w:rPr>
-            <w:lang w:val="pt_PT" w:bidi="pt_PT"/>
-          </w:rPr>
-          <w:rPr>
-            <w:color w:val="0000EE"/>
-            <w:u w:val="single"/>
-          </w:rPr>
-          <w:t>Êxodo 34.27–28</w:t>
-        </w:r>
-      </w:hyperlink>
-    </w:p>
-    <w:p>
-      <w:pPr>
-        <w:pStyle w:val="ListBullet"/>
-        <w:spacing w:line="240" w:lineRule="auto"/>
-        <w:ind w:left="720"/>
-      </w:pPr>
-      <w:r>
-        <w:rPr>
-          <w:lang w:val="pt_PT" w:bidi="pt_PT"/>
-        </w:rPr>
-      </w:r>
-      <w:hyperlink r:id="rId180">
-        <w:r>
-          <w:rPr>
-            <w:lang w:val="pt_PT" w:bidi="pt_PT"/>
-          </w:rPr>
-          <w:rPr>
-            <w:color w:val="0000EE"/>
-            <w:u w:val="single"/>
-          </w:rPr>
-          <w:t>Lucas 18.18–21</w:t>
-        </w:r>
-      </w:hyperlink>
+      <w:r>
+        <w:rPr>
+          <w:lang w:val="pt_PT" w:bidi="pt_PT"/>
+        </w:rPr>
+        <w:t>Deuteronômio 4.13–14</w:t>
+      </w:r>
+    </w:p>
+    <w:p>
+      <w:pPr>
+        <w:pStyle w:val="ListBullet"/>
+        <w:spacing w:line="240" w:lineRule="auto"/>
+        <w:ind w:left="720"/>
+      </w:pPr>
+      <w:r>
+        <w:rPr>
+          <w:lang w:val="pt_PT" w:bidi="pt_PT"/>
+        </w:rPr>
+      </w:r>
+      <w:r>
+        <w:rPr>
+          <w:lang w:val="pt_PT" w:bidi="pt_PT"/>
+        </w:rPr>
+        <w:t>Deuteronômio 10.3–4</w:t>
+      </w:r>
+    </w:p>
+    <w:p>
+      <w:pPr>
+        <w:pStyle w:val="ListBullet"/>
+        <w:spacing w:line="240" w:lineRule="auto"/>
+        <w:ind w:left="720"/>
+      </w:pPr>
+      <w:r>
+        <w:rPr>
+          <w:lang w:val="pt_PT" w:bidi="pt_PT"/>
+        </w:rPr>
+      </w:r>
+      <w:r>
+        <w:rPr>
+          <w:lang w:val="pt_PT" w:bidi="pt_PT"/>
+        </w:rPr>
+        <w:t>Êxodo 34.27–28</w:t>
+      </w:r>
+    </w:p>
+    <w:p>
+      <w:pPr>
+        <w:pStyle w:val="ListBullet"/>
+        <w:spacing w:line="240" w:lineRule="auto"/>
+        <w:ind w:left="720"/>
+      </w:pPr>
+      <w:r>
+        <w:rPr>
+          <w:lang w:val="pt_PT" w:bidi="pt_PT"/>
+        </w:rPr>
+      </w:r>
+      <w:r>
+        <w:rPr>
+          <w:lang w:val="pt_PT" w:bidi="pt_PT"/>
+        </w:rPr>
+        <w:t>Lucas 18.18–21</w:t>
+      </w:r>
     </w:p>
     <w:p>
       <w:pPr>
@@ -13457,114 +12443,84 @@
           <w:lang w:val="pt_PT" w:bidi="pt_PT"/>
         </w:rPr>
       </w:r>
-      <w:hyperlink r:id="rId181">
-        <w:r>
-          <w:rPr>
-            <w:lang w:val="pt_PT" w:bidi="pt_PT"/>
-          </w:rPr>
-          <w:rPr>
-            <w:color w:val="0000EE"/>
-            <w:u w:val="single"/>
-          </w:rPr>
-          <w:t>Lucas 10.12</w:t>
-        </w:r>
-      </w:hyperlink>
-    </w:p>
-    <w:p>
-      <w:pPr>
-        <w:pStyle w:val="ListBullet"/>
-        <w:spacing w:line="240" w:lineRule="auto"/>
-        <w:ind w:left="720"/>
-      </w:pPr>
-      <w:r>
-        <w:rPr>
-          <w:lang w:val="pt_PT" w:bidi="pt_PT"/>
-        </w:rPr>
-      </w:r>
-      <w:hyperlink r:id="rId182">
-        <w:r>
-          <w:rPr>
-            <w:lang w:val="pt_PT" w:bidi="pt_PT"/>
-          </w:rPr>
-          <w:rPr>
-            <w:color w:val="0000EE"/>
-            <w:u w:val="single"/>
-          </w:rPr>
-          <w:t>Lucas 11.31</w:t>
-        </w:r>
-      </w:hyperlink>
-    </w:p>
-    <w:p>
-      <w:pPr>
-        <w:pStyle w:val="ListBullet"/>
-        <w:spacing w:line="240" w:lineRule="auto"/>
-        <w:ind w:left="720"/>
-      </w:pPr>
-      <w:r>
-        <w:rPr>
-          <w:lang w:val="pt_PT" w:bidi="pt_PT"/>
-        </w:rPr>
-      </w:r>
-      <w:hyperlink r:id="rId183">
-        <w:r>
-          <w:rPr>
-            <w:lang w:val="pt_PT" w:bidi="pt_PT"/>
-          </w:rPr>
-          <w:rPr>
-            <w:color w:val="0000EE"/>
-            <w:u w:val="single"/>
-          </w:rPr>
-          <w:t>Lucas 11.32</w:t>
-        </w:r>
-      </w:hyperlink>
-    </w:p>
-    <w:p>
-      <w:pPr>
-        <w:pStyle w:val="ListBullet"/>
-        <w:spacing w:line="240" w:lineRule="auto"/>
-        <w:ind w:left="720"/>
-      </w:pPr>
-      <w:r>
-        <w:rPr>
-          <w:lang w:val="pt_PT" w:bidi="pt_PT"/>
-        </w:rPr>
-      </w:r>
-      <w:hyperlink r:id="rId184">
-        <w:r>
-          <w:rPr>
-            <w:lang w:val="pt_PT" w:bidi="pt_PT"/>
-          </w:rPr>
-          <w:rPr>
-            <w:color w:val="0000EE"/>
-            <w:u w:val="single"/>
-          </w:rPr>
-          <w:t>Mateus 10.15</w:t>
-        </w:r>
-      </w:hyperlink>
-    </w:p>
-    <w:p>
-      <w:pPr>
-        <w:pStyle w:val="ListBullet"/>
-        <w:spacing w:line="240" w:lineRule="auto"/>
-        <w:ind w:left="720"/>
-      </w:pPr>
-      <w:r>
-        <w:rPr>
-          <w:lang w:val="pt_PT" w:bidi="pt_PT"/>
-        </w:rPr>
-      </w:r>
-      <w:hyperlink r:id="rId185">
-        <w:r>
-          <w:rPr>
-            <w:lang w:val="pt_PT" w:bidi="pt_PT"/>
-          </w:rPr>
-          <w:rPr>
-            <w:color w:val="0000EE"/>
-            <w:u w:val="single"/>
-          </w:rPr>
-          <w:t>Mateus 12.36</w:t>
-        </w:r>
-      </w:hyperlink>
+      <w:r>
+        <w:rPr>
+          <w:lang w:val="pt_PT" w:bidi="pt_PT"/>
+        </w:rPr>
+        <w:t>Lucas 10.12</w:t>
+      </w:r>
+    </w:p>
+    <w:p>
+      <w:pPr>
+        <w:pStyle w:val="ListBullet"/>
+        <w:spacing w:line="240" w:lineRule="auto"/>
+        <w:ind w:left="720"/>
+      </w:pPr>
+      <w:r>
+        <w:rPr>
+          <w:lang w:val="pt_PT" w:bidi="pt_PT"/>
+        </w:rPr>
+      </w:r>
+      <w:r>
+        <w:rPr>
+          <w:lang w:val="pt_PT" w:bidi="pt_PT"/>
+        </w:rPr>
+        <w:t>Lucas 11.31</w:t>
+      </w:r>
+    </w:p>
+    <w:p>
+      <w:pPr>
+        <w:pStyle w:val="ListBullet"/>
+        <w:spacing w:line="240" w:lineRule="auto"/>
+        <w:ind w:left="720"/>
+      </w:pPr>
+      <w:r>
+        <w:rPr>
+          <w:lang w:val="pt_PT" w:bidi="pt_PT"/>
+        </w:rPr>
+      </w:r>
+      <w:r>
+        <w:rPr>
+          <w:lang w:val="pt_PT" w:bidi="pt_PT"/>
+        </w:rPr>
+        <w:t>Lucas 11.32</w:t>
+      </w:r>
+    </w:p>
+    <w:p>
+      <w:pPr>
+        <w:pStyle w:val="ListBullet"/>
+        <w:spacing w:line="240" w:lineRule="auto"/>
+        <w:ind w:left="720"/>
+      </w:pPr>
+      <w:r>
+        <w:rPr>
+          <w:lang w:val="pt_PT" w:bidi="pt_PT"/>
+        </w:rPr>
+      </w:r>
+      <w:r>
+        <w:rPr>
+          <w:lang w:val="pt_PT" w:bidi="pt_PT"/>
+        </w:rPr>
+        <w:t>Mateus 10.15</w:t>
+      </w:r>
+    </w:p>
+    <w:p>
+      <w:pPr>
+        <w:pStyle w:val="ListBullet"/>
+        <w:spacing w:line="240" w:lineRule="auto"/>
+        <w:ind w:left="720"/>
+      </w:pPr>
+      <w:r>
+        <w:rPr>
+          <w:lang w:val="pt_PT" w:bidi="pt_PT"/>
+        </w:rPr>
+      </w:r>
+      <w:r>
+        <w:rPr>
+          <w:lang w:val="pt_PT" w:bidi="pt_PT"/>
+        </w:rPr>
+        <w:t>Mateus 12.36</w:t>
+      </w:r>
     </w:p>
     <w:p>
       <w:pPr>
@@ -13887,138 +12843,102 @@
           <w:lang w:val="pt_PT" w:bidi="pt_PT"/>
         </w:rPr>
       </w:r>
-      <w:hyperlink r:id="rId186">
-        <w:r>
-          <w:rPr>
-            <w:lang w:val="pt_PT" w:bidi="pt_PT"/>
-          </w:rPr>
-          <w:rPr>
-            <w:color w:val="0000EE"/>
-            <w:u w:val="single"/>
-          </w:rPr>
-          <w:t>1 Coríntios 5.5</w:t>
-        </w:r>
-      </w:hyperlink>
-    </w:p>
-    <w:p>
-      <w:pPr>
-        <w:pStyle w:val="ListBullet"/>
-        <w:spacing w:line="240" w:lineRule="auto"/>
-        <w:ind w:left="720"/>
-      </w:pPr>
-      <w:r>
-        <w:rPr>
-          <w:lang w:val="pt_PT" w:bidi="pt_PT"/>
-        </w:rPr>
-      </w:r>
-      <w:hyperlink r:id="rId187">
-        <w:r>
-          <w:rPr>
-            <w:lang w:val="pt_PT" w:bidi="pt_PT"/>
-          </w:rPr>
-          <w:rPr>
-            <w:color w:val="0000EE"/>
-            <w:u w:val="single"/>
-          </w:rPr>
-          <w:t>1 Tessalonicenses 5.2</w:t>
-        </w:r>
-      </w:hyperlink>
-    </w:p>
-    <w:p>
-      <w:pPr>
-        <w:pStyle w:val="ListBullet"/>
-        <w:spacing w:line="240" w:lineRule="auto"/>
-        <w:ind w:left="720"/>
-      </w:pPr>
-      <w:r>
-        <w:rPr>
-          <w:lang w:val="pt_PT" w:bidi="pt_PT"/>
-        </w:rPr>
-      </w:r>
-      <w:hyperlink r:id="rId188">
-        <w:r>
-          <w:rPr>
-            <w:lang w:val="pt_PT" w:bidi="pt_PT"/>
-          </w:rPr>
-          <w:rPr>
-            <w:color w:val="0000EE"/>
-            <w:u w:val="single"/>
-          </w:rPr>
-          <w:t>2 Pedro 3.10</w:t>
-        </w:r>
-      </w:hyperlink>
-    </w:p>
-    <w:p>
-      <w:pPr>
-        <w:pStyle w:val="ListBullet"/>
-        <w:spacing w:line="240" w:lineRule="auto"/>
-        <w:ind w:left="720"/>
-      </w:pPr>
-      <w:r>
-        <w:rPr>
-          <w:lang w:val="pt_PT" w:bidi="pt_PT"/>
-        </w:rPr>
-      </w:r>
-      <w:hyperlink r:id="rId189">
-        <w:r>
-          <w:rPr>
-            <w:lang w:val="pt_PT" w:bidi="pt_PT"/>
-          </w:rPr>
-          <w:rPr>
-            <w:color w:val="0000EE"/>
-            <w:u w:val="single"/>
-          </w:rPr>
-          <w:t>2 Tessalonicenses 2.2</w:t>
-        </w:r>
-      </w:hyperlink>
-    </w:p>
-    <w:p>
-      <w:pPr>
-        <w:pStyle w:val="ListBullet"/>
-        <w:spacing w:line="240" w:lineRule="auto"/>
-        <w:ind w:left="720"/>
-      </w:pPr>
-      <w:r>
-        <w:rPr>
-          <w:lang w:val="pt_PT" w:bidi="pt_PT"/>
-        </w:rPr>
-      </w:r>
-      <w:hyperlink r:id="rId190">
-        <w:r>
-          <w:rPr>
-            <w:lang w:val="pt_PT" w:bidi="pt_PT"/>
-          </w:rPr>
-          <w:rPr>
-            <w:color w:val="0000EE"/>
-            <w:u w:val="single"/>
-          </w:rPr>
-          <w:t>Atos 2.20–21</w:t>
-        </w:r>
-      </w:hyperlink>
-    </w:p>
-    <w:p>
-      <w:pPr>
-        <w:pStyle w:val="ListBullet"/>
-        <w:spacing w:line="240" w:lineRule="auto"/>
-        <w:ind w:left="720"/>
-      </w:pPr>
-      <w:r>
-        <w:rPr>
-          <w:lang w:val="pt_PT" w:bidi="pt_PT"/>
-        </w:rPr>
-      </w:r>
-      <w:hyperlink r:id="rId191">
-        <w:r>
-          <w:rPr>
-            <w:lang w:val="pt_PT" w:bidi="pt_PT"/>
-          </w:rPr>
-          <w:rPr>
-            <w:color w:val="0000EE"/>
-            <w:u w:val="single"/>
-          </w:rPr>
-          <w:t>Filipenses 1.9–11</w:t>
-        </w:r>
-      </w:hyperlink>
+      <w:r>
+        <w:rPr>
+          <w:lang w:val="pt_PT" w:bidi="pt_PT"/>
+        </w:rPr>
+        <w:t>1 Coríntios 5.5</w:t>
+      </w:r>
+    </w:p>
+    <w:p>
+      <w:pPr>
+        <w:pStyle w:val="ListBullet"/>
+        <w:spacing w:line="240" w:lineRule="auto"/>
+        <w:ind w:left="720"/>
+      </w:pPr>
+      <w:r>
+        <w:rPr>
+          <w:lang w:val="pt_PT" w:bidi="pt_PT"/>
+        </w:rPr>
+      </w:r>
+      <w:r>
+        <w:rPr>
+          <w:lang w:val="pt_PT" w:bidi="pt_PT"/>
+        </w:rPr>
+        <w:t>1 Tessalonicenses 5.2</w:t>
+      </w:r>
+    </w:p>
+    <w:p>
+      <w:pPr>
+        <w:pStyle w:val="ListBullet"/>
+        <w:spacing w:line="240" w:lineRule="auto"/>
+        <w:ind w:left="720"/>
+      </w:pPr>
+      <w:r>
+        <w:rPr>
+          <w:lang w:val="pt_PT" w:bidi="pt_PT"/>
+        </w:rPr>
+      </w:r>
+      <w:r>
+        <w:rPr>
+          <w:lang w:val="pt_PT" w:bidi="pt_PT"/>
+        </w:rPr>
+        <w:t>2 Pedro 3.10</w:t>
+      </w:r>
+    </w:p>
+    <w:p>
+      <w:pPr>
+        <w:pStyle w:val="ListBullet"/>
+        <w:spacing w:line="240" w:lineRule="auto"/>
+        <w:ind w:left="720"/>
+      </w:pPr>
+      <w:r>
+        <w:rPr>
+          <w:lang w:val="pt_PT" w:bidi="pt_PT"/>
+        </w:rPr>
+      </w:r>
+      <w:r>
+        <w:rPr>
+          <w:lang w:val="pt_PT" w:bidi="pt_PT"/>
+        </w:rPr>
+        <w:t>2 Tessalonicenses 2.2</w:t>
+      </w:r>
+    </w:p>
+    <w:p>
+      <w:pPr>
+        <w:pStyle w:val="ListBullet"/>
+        <w:spacing w:line="240" w:lineRule="auto"/>
+        <w:ind w:left="720"/>
+      </w:pPr>
+      <w:r>
+        <w:rPr>
+          <w:lang w:val="pt_PT" w:bidi="pt_PT"/>
+        </w:rPr>
+      </w:r>
+      <w:r>
+        <w:rPr>
+          <w:lang w:val="pt_PT" w:bidi="pt_PT"/>
+        </w:rPr>
+        <w:t>Atos 2.20–21</w:t>
+      </w:r>
+    </w:p>
+    <w:p>
+      <w:pPr>
+        <w:pStyle w:val="ListBullet"/>
+        <w:spacing w:line="240" w:lineRule="auto"/>
+        <w:ind w:left="720"/>
+      </w:pPr>
+      <w:r>
+        <w:rPr>
+          <w:lang w:val="pt_PT" w:bidi="pt_PT"/>
+        </w:rPr>
+      </w:r>
+      <w:r>
+        <w:rPr>
+          <w:lang w:val="pt_PT" w:bidi="pt_PT"/>
+        </w:rPr>
+        <w:t>Filipenses 1.9–11</w:t>
+      </w:r>
     </w:p>
     <w:p>
       <w:pPr>
@@ -14281,114 +13201,84 @@
           <w:lang w:val="pt_PT" w:bidi="pt_PT"/>
         </w:rPr>
       </w:r>
-      <w:hyperlink r:id="rId192">
-        <w:r>
-          <w:rPr>
-            <w:lang w:val="pt_PT" w:bidi="pt_PT"/>
-          </w:rPr>
-          <w:rPr>
-            <w:color w:val="0000EE"/>
-            <w:u w:val="single"/>
-          </w:rPr>
-          <w:t>Atos 20.6</w:t>
-        </w:r>
-      </w:hyperlink>
-    </w:p>
-    <w:p>
-      <w:pPr>
-        <w:pStyle w:val="ListBullet"/>
-        <w:spacing w:line="240" w:lineRule="auto"/>
-        <w:ind w:left="720"/>
-      </w:pPr>
-      <w:r>
-        <w:rPr>
-          <w:lang w:val="pt_PT" w:bidi="pt_PT"/>
-        </w:rPr>
-      </w:r>
-      <w:hyperlink r:id="rId193">
-        <w:r>
-          <w:rPr>
-            <w:lang w:val="pt_PT" w:bidi="pt_PT"/>
-          </w:rPr>
-          <w:rPr>
-            <w:color w:val="0000EE"/>
-            <w:u w:val="single"/>
-          </w:rPr>
-          <w:t>Daniel 10.4</w:t>
-        </w:r>
-      </w:hyperlink>
-    </w:p>
-    <w:p>
-      <w:pPr>
-        <w:pStyle w:val="ListBullet"/>
-        <w:spacing w:line="240" w:lineRule="auto"/>
-        <w:ind w:left="720"/>
-      </w:pPr>
-      <w:r>
-        <w:rPr>
-          <w:lang w:val="pt_PT" w:bidi="pt_PT"/>
-        </w:rPr>
-      </w:r>
-      <w:hyperlink r:id="rId194">
-        <w:r>
-          <w:rPr>
-            <w:lang w:val="pt_PT" w:bidi="pt_PT"/>
-          </w:rPr>
-          <w:rPr>
-            <w:color w:val="0000EE"/>
-            <w:u w:val="single"/>
-          </w:rPr>
-          <w:t>Esdras 6.15</w:t>
-        </w:r>
-      </w:hyperlink>
-    </w:p>
-    <w:p>
-      <w:pPr>
-        <w:pStyle w:val="ListBullet"/>
-        <w:spacing w:line="240" w:lineRule="auto"/>
-        <w:ind w:left="720"/>
-      </w:pPr>
-      <w:r>
-        <w:rPr>
-          <w:lang w:val="pt_PT" w:bidi="pt_PT"/>
-        </w:rPr>
-      </w:r>
-      <w:hyperlink r:id="rId195">
-        <w:r>
-          <w:rPr>
-            <w:lang w:val="pt_PT" w:bidi="pt_PT"/>
-          </w:rPr>
-          <w:rPr>
-            <w:color w:val="0000EE"/>
-            <w:u w:val="single"/>
-          </w:rPr>
-          <w:t>Esdras 6.19</w:t>
-        </w:r>
-      </w:hyperlink>
-    </w:p>
-    <w:p>
-      <w:pPr>
-        <w:pStyle w:val="ListBullet"/>
-        <w:spacing w:line="240" w:lineRule="auto"/>
-        <w:ind w:left="720"/>
-      </w:pPr>
-      <w:r>
-        <w:rPr>
-          <w:lang w:val="pt_PT" w:bidi="pt_PT"/>
-        </w:rPr>
-      </w:r>
-      <w:hyperlink r:id="rId196">
-        <w:r>
-          <w:rPr>
-            <w:lang w:val="pt_PT" w:bidi="pt_PT"/>
-          </w:rPr>
-          <w:rPr>
-            <w:color w:val="0000EE"/>
-            <w:u w:val="single"/>
-          </w:rPr>
-          <w:t>Mateus 9.15</w:t>
-        </w:r>
-      </w:hyperlink>
+      <w:r>
+        <w:rPr>
+          <w:lang w:val="pt_PT" w:bidi="pt_PT"/>
+        </w:rPr>
+        <w:t>Atos 20.6</w:t>
+      </w:r>
+    </w:p>
+    <w:p>
+      <w:pPr>
+        <w:pStyle w:val="ListBullet"/>
+        <w:spacing w:line="240" w:lineRule="auto"/>
+        <w:ind w:left="720"/>
+      </w:pPr>
+      <w:r>
+        <w:rPr>
+          <w:lang w:val="pt_PT" w:bidi="pt_PT"/>
+        </w:rPr>
+      </w:r>
+      <w:r>
+        <w:rPr>
+          <w:lang w:val="pt_PT" w:bidi="pt_PT"/>
+        </w:rPr>
+        <w:t>Daniel 10.4</w:t>
+      </w:r>
+    </w:p>
+    <w:p>
+      <w:pPr>
+        <w:pStyle w:val="ListBullet"/>
+        <w:spacing w:line="240" w:lineRule="auto"/>
+        <w:ind w:left="720"/>
+      </w:pPr>
+      <w:r>
+        <w:rPr>
+          <w:lang w:val="pt_PT" w:bidi="pt_PT"/>
+        </w:rPr>
+      </w:r>
+      <w:r>
+        <w:rPr>
+          <w:lang w:val="pt_PT" w:bidi="pt_PT"/>
+        </w:rPr>
+        <w:t>Esdras 6.15</w:t>
+      </w:r>
+    </w:p>
+    <w:p>
+      <w:pPr>
+        <w:pStyle w:val="ListBullet"/>
+        <w:spacing w:line="240" w:lineRule="auto"/>
+        <w:ind w:left="720"/>
+      </w:pPr>
+      <w:r>
+        <w:rPr>
+          <w:lang w:val="pt_PT" w:bidi="pt_PT"/>
+        </w:rPr>
+      </w:r>
+      <w:r>
+        <w:rPr>
+          <w:lang w:val="pt_PT" w:bidi="pt_PT"/>
+        </w:rPr>
+        <w:t>Esdras 6.19</w:t>
+      </w:r>
+    </w:p>
+    <w:p>
+      <w:pPr>
+        <w:pStyle w:val="ListBullet"/>
+        <w:spacing w:line="240" w:lineRule="auto"/>
+        <w:ind w:left="720"/>
+      </w:pPr>
+      <w:r>
+        <w:rPr>
+          <w:lang w:val="pt_PT" w:bidi="pt_PT"/>
+        </w:rPr>
+      </w:r>
+      <w:r>
+        <w:rPr>
+          <w:lang w:val="pt_PT" w:bidi="pt_PT"/>
+        </w:rPr>
+        <w:t>Mateus 9.15</w:t>
+      </w:r>
     </w:p>
     <w:p>
       <w:pPr>
@@ -14610,66 +13500,48 @@
           <w:lang w:val="pt_PT" w:bidi="pt_PT"/>
         </w:rPr>
       </w:r>
-      <w:hyperlink r:id="rId197">
-        <w:r>
-          <w:rPr>
-            <w:lang w:val="pt_PT" w:bidi="pt_PT"/>
-          </w:rPr>
-          <w:rPr>
-            <w:color w:val="0000EE"/>
-            <w:u w:val="single"/>
-          </w:rPr>
-          <w:t>1 Timóteo 3.10</w:t>
-        </w:r>
-      </w:hyperlink>
-    </w:p>
-    <w:p>
-      <w:pPr>
-        <w:pStyle w:val="ListBullet"/>
-        <w:spacing w:line="240" w:lineRule="auto"/>
-        <w:ind w:left="720"/>
-      </w:pPr>
-      <w:r>
-        <w:rPr>
-          <w:lang w:val="pt_PT" w:bidi="pt_PT"/>
-        </w:rPr>
-      </w:r>
-      <w:hyperlink r:id="rId198">
-        <w:r>
-          <w:rPr>
-            <w:lang w:val="pt_PT" w:bidi="pt_PT"/>
-          </w:rPr>
-          <w:rPr>
-            <w:color w:val="0000EE"/>
-            <w:u w:val="single"/>
-          </w:rPr>
-          <w:t>1 Timóteo 3.13</w:t>
-        </w:r>
-      </w:hyperlink>
-    </w:p>
-    <w:p>
-      <w:pPr>
-        <w:pStyle w:val="ListBullet"/>
-        <w:spacing w:line="240" w:lineRule="auto"/>
-        <w:ind w:left="720"/>
-      </w:pPr>
-      <w:r>
-        <w:rPr>
-          <w:lang w:val="pt_PT" w:bidi="pt_PT"/>
-        </w:rPr>
-      </w:r>
-      <w:hyperlink r:id="rId199">
-        <w:r>
-          <w:rPr>
-            <w:lang w:val="pt_PT" w:bidi="pt_PT"/>
-          </w:rPr>
-          <w:rPr>
-            <w:color w:val="0000EE"/>
-            <w:u w:val="single"/>
-          </w:rPr>
-          <w:t>Filipenses 1.1</w:t>
-        </w:r>
-      </w:hyperlink>
+      <w:r>
+        <w:rPr>
+          <w:lang w:val="pt_PT" w:bidi="pt_PT"/>
+        </w:rPr>
+        <w:t>1 Timóteo 3.10</w:t>
+      </w:r>
+    </w:p>
+    <w:p>
+      <w:pPr>
+        <w:pStyle w:val="ListBullet"/>
+        <w:spacing w:line="240" w:lineRule="auto"/>
+        <w:ind w:left="720"/>
+      </w:pPr>
+      <w:r>
+        <w:rPr>
+          <w:lang w:val="pt_PT" w:bidi="pt_PT"/>
+        </w:rPr>
+      </w:r>
+      <w:r>
+        <w:rPr>
+          <w:lang w:val="pt_PT" w:bidi="pt_PT"/>
+        </w:rPr>
+        <w:t>1 Timóteo 3.13</w:t>
+      </w:r>
+    </w:p>
+    <w:p>
+      <w:pPr>
+        <w:pStyle w:val="ListBullet"/>
+        <w:spacing w:line="240" w:lineRule="auto"/>
+        <w:ind w:left="720"/>
+      </w:pPr>
+      <w:r>
+        <w:rPr>
+          <w:lang w:val="pt_PT" w:bidi="pt_PT"/>
+        </w:rPr>
+      </w:r>
+      <w:r>
+        <w:rPr>
+          <w:lang w:val="pt_PT" w:bidi="pt_PT"/>
+        </w:rPr>
+        <w:t>Filipenses 1.1</w:t>
+      </w:r>
     </w:p>
     <w:p>
       <w:pPr>
@@ -15236,138 +14108,102 @@
           <w:lang w:val="pt_PT" w:bidi="pt_PT"/>
         </w:rPr>
       </w:r>
-      <w:hyperlink r:id="rId200">
-        <w:r>
-          <w:rPr>
-            <w:lang w:val="pt_PT" w:bidi="pt_PT"/>
-          </w:rPr>
-          <w:rPr>
-            <w:color w:val="0000EE"/>
-            <w:u w:val="single"/>
-          </w:rPr>
-          <w:t>Daniel 11.10</w:t>
-        </w:r>
-      </w:hyperlink>
-    </w:p>
-    <w:p>
-      <w:pPr>
-        <w:pStyle w:val="ListBullet"/>
-        <w:spacing w:line="240" w:lineRule="auto"/>
-        <w:ind w:left="720"/>
-      </w:pPr>
-      <w:r>
-        <w:rPr>
-          <w:lang w:val="pt_PT" w:bidi="pt_PT"/>
-        </w:rPr>
-      </w:r>
-      <w:hyperlink r:id="rId201">
-        <w:r>
-          <w:rPr>
-            <w:lang w:val="pt_PT" w:bidi="pt_PT"/>
-          </w:rPr>
-          <w:rPr>
-            <w:color w:val="0000EE"/>
-            <w:u w:val="single"/>
-          </w:rPr>
-          <w:t>Gênesis 7.6–7</w:t>
-        </w:r>
-      </w:hyperlink>
-    </w:p>
-    <w:p>
-      <w:pPr>
-        <w:pStyle w:val="ListBullet"/>
-        <w:spacing w:line="240" w:lineRule="auto"/>
-        <w:ind w:left="720"/>
-      </w:pPr>
-      <w:r>
-        <w:rPr>
-          <w:lang w:val="pt_PT" w:bidi="pt_PT"/>
-        </w:rPr>
-      </w:r>
-      <w:hyperlink r:id="rId202">
-        <w:r>
-          <w:rPr>
-            <w:lang w:val="pt_PT" w:bidi="pt_PT"/>
-          </w:rPr>
-          <w:rPr>
-            <w:color w:val="0000EE"/>
-            <w:u w:val="single"/>
-          </w:rPr>
-          <w:t>Lucas 6.46–48</w:t>
-        </w:r>
-      </w:hyperlink>
-    </w:p>
-    <w:p>
-      <w:pPr>
-        <w:pStyle w:val="ListBullet"/>
-        <w:spacing w:line="240" w:lineRule="auto"/>
-        <w:ind w:left="720"/>
-      </w:pPr>
-      <w:r>
-        <w:rPr>
-          <w:lang w:val="pt_PT" w:bidi="pt_PT"/>
-        </w:rPr>
-      </w:r>
-      <w:hyperlink r:id="rId203">
-        <w:r>
-          <w:rPr>
-            <w:lang w:val="pt_PT" w:bidi="pt_PT"/>
-          </w:rPr>
-          <w:rPr>
-            <w:color w:val="0000EE"/>
-            <w:u w:val="single"/>
-          </w:rPr>
-          <w:t>Mateus 7.24–25</w:t>
-        </w:r>
-      </w:hyperlink>
-    </w:p>
-    <w:p>
-      <w:pPr>
-        <w:pStyle w:val="ListBullet"/>
-        <w:spacing w:line="240" w:lineRule="auto"/>
-        <w:ind w:left="720"/>
-      </w:pPr>
-      <w:r>
-        <w:rPr>
-          <w:lang w:val="pt_PT" w:bidi="pt_PT"/>
-        </w:rPr>
-      </w:r>
-      <w:hyperlink r:id="rId204">
-        <w:r>
-          <w:rPr>
-            <w:lang w:val="pt_PT" w:bidi="pt_PT"/>
-          </w:rPr>
-          <w:rPr>
-            <w:color w:val="0000EE"/>
-            <w:u w:val="single"/>
-          </w:rPr>
-          <w:t>Mateus 7.26–27</w:t>
-        </w:r>
-      </w:hyperlink>
-    </w:p>
-    <w:p>
-      <w:pPr>
-        <w:pStyle w:val="ListBullet"/>
-        <w:spacing w:line="240" w:lineRule="auto"/>
-        <w:ind w:left="720"/>
-      </w:pPr>
-      <w:r>
-        <w:rPr>
-          <w:lang w:val="pt_PT" w:bidi="pt_PT"/>
-        </w:rPr>
-      </w:r>
-      <w:hyperlink r:id="rId205">
-        <w:r>
-          <w:rPr>
-            <w:lang w:val="pt_PT" w:bidi="pt_PT"/>
-          </w:rPr>
-          <w:rPr>
-            <w:color w:val="0000EE"/>
-            <w:u w:val="single"/>
-          </w:rPr>
-          <w:t>Mateus 24.37–39</w:t>
-        </w:r>
-      </w:hyperlink>
+      <w:r>
+        <w:rPr>
+          <w:lang w:val="pt_PT" w:bidi="pt_PT"/>
+        </w:rPr>
+        <w:t>Daniel 11.10</w:t>
+      </w:r>
+    </w:p>
+    <w:p>
+      <w:pPr>
+        <w:pStyle w:val="ListBullet"/>
+        <w:spacing w:line="240" w:lineRule="auto"/>
+        <w:ind w:left="720"/>
+      </w:pPr>
+      <w:r>
+        <w:rPr>
+          <w:lang w:val="pt_PT" w:bidi="pt_PT"/>
+        </w:rPr>
+      </w:r>
+      <w:r>
+        <w:rPr>
+          <w:lang w:val="pt_PT" w:bidi="pt_PT"/>
+        </w:rPr>
+        <w:t>Gênesis 7.6–7</w:t>
+      </w:r>
+    </w:p>
+    <w:p>
+      <w:pPr>
+        <w:pStyle w:val="ListBullet"/>
+        <w:spacing w:line="240" w:lineRule="auto"/>
+        <w:ind w:left="720"/>
+      </w:pPr>
+      <w:r>
+        <w:rPr>
+          <w:lang w:val="pt_PT" w:bidi="pt_PT"/>
+        </w:rPr>
+      </w:r>
+      <w:r>
+        <w:rPr>
+          <w:lang w:val="pt_PT" w:bidi="pt_PT"/>
+        </w:rPr>
+        <w:t>Lucas 6.46–48</w:t>
+      </w:r>
+    </w:p>
+    <w:p>
+      <w:pPr>
+        <w:pStyle w:val="ListBullet"/>
+        <w:spacing w:line="240" w:lineRule="auto"/>
+        <w:ind w:left="720"/>
+      </w:pPr>
+      <w:r>
+        <w:rPr>
+          <w:lang w:val="pt_PT" w:bidi="pt_PT"/>
+        </w:rPr>
+      </w:r>
+      <w:r>
+        <w:rPr>
+          <w:lang w:val="pt_PT" w:bidi="pt_PT"/>
+        </w:rPr>
+        <w:t>Mateus 7.24–25</w:t>
+      </w:r>
+    </w:p>
+    <w:p>
+      <w:pPr>
+        <w:pStyle w:val="ListBullet"/>
+        <w:spacing w:line="240" w:lineRule="auto"/>
+        <w:ind w:left="720"/>
+      </w:pPr>
+      <w:r>
+        <w:rPr>
+          <w:lang w:val="pt_PT" w:bidi="pt_PT"/>
+        </w:rPr>
+      </w:r>
+      <w:r>
+        <w:rPr>
+          <w:lang w:val="pt_PT" w:bidi="pt_PT"/>
+        </w:rPr>
+        <w:t>Mateus 7.26–27</w:t>
+      </w:r>
+    </w:p>
+    <w:p>
+      <w:pPr>
+        <w:pStyle w:val="ListBullet"/>
+        <w:spacing w:line="240" w:lineRule="auto"/>
+        <w:ind w:left="720"/>
+      </w:pPr>
+      <w:r>
+        <w:rPr>
+          <w:lang w:val="pt_PT" w:bidi="pt_PT"/>
+        </w:rPr>
+      </w:r>
+      <w:r>
+        <w:rPr>
+          <w:lang w:val="pt_PT" w:bidi="pt_PT"/>
+        </w:rPr>
+        <w:t>Mateus 24.37–39</w:t>
+      </w:r>
     </w:p>
     <w:p>
       <w:pPr>
@@ -15630,90 +14466,66 @@
           <w:lang w:val="pt_PT" w:bidi="pt_PT"/>
         </w:rPr>
       </w:r>
-      <w:hyperlink r:id="rId206">
-        <w:r>
-          <w:rPr>
-            <w:lang w:val="pt_PT" w:bidi="pt_PT"/>
-          </w:rPr>
-          <w:rPr>
-            <w:color w:val="0000EE"/>
-            <w:u w:val="single"/>
-          </w:rPr>
-          <w:t>1 Crônicas 5.1</w:t>
-        </w:r>
-      </w:hyperlink>
-    </w:p>
-    <w:p>
-      <w:pPr>
-        <w:pStyle w:val="ListBullet"/>
-        <w:spacing w:line="240" w:lineRule="auto"/>
-        <w:ind w:left="720"/>
-      </w:pPr>
-      <w:r>
-        <w:rPr>
-          <w:lang w:val="pt_PT" w:bidi="pt_PT"/>
-        </w:rPr>
-      </w:r>
-      <w:hyperlink r:id="rId207">
-        <w:r>
-          <w:rPr>
-            <w:lang w:val="pt_PT" w:bidi="pt_PT"/>
-          </w:rPr>
-          <w:rPr>
-            <w:color w:val="0000EE"/>
-            <w:u w:val="single"/>
-          </w:rPr>
-          <w:t>Gênesis 25.34</w:t>
-        </w:r>
-      </w:hyperlink>
-    </w:p>
-    <w:p>
-      <w:pPr>
-        <w:pStyle w:val="ListBullet"/>
-        <w:spacing w:line="240" w:lineRule="auto"/>
-        <w:ind w:left="720"/>
-      </w:pPr>
-      <w:r>
-        <w:rPr>
-          <w:lang w:val="pt_PT" w:bidi="pt_PT"/>
-        </w:rPr>
-      </w:r>
-      <w:hyperlink r:id="rId208">
-        <w:r>
-          <w:rPr>
-            <w:lang w:val="pt_PT" w:bidi="pt_PT"/>
-          </w:rPr>
-          <w:rPr>
-            <w:color w:val="0000EE"/>
-            <w:u w:val="single"/>
-          </w:rPr>
-          <w:t>Gênesis 43.33</w:t>
-        </w:r>
-      </w:hyperlink>
-    </w:p>
-    <w:p>
-      <w:pPr>
-        <w:pStyle w:val="ListBullet"/>
-        <w:spacing w:line="240" w:lineRule="auto"/>
-        <w:ind w:left="720"/>
-      </w:pPr>
-      <w:r>
-        <w:rPr>
-          <w:lang w:val="pt_PT" w:bidi="pt_PT"/>
-        </w:rPr>
-      </w:r>
-      <w:hyperlink r:id="rId209">
-        <w:r>
-          <w:rPr>
-            <w:lang w:val="pt_PT" w:bidi="pt_PT"/>
-          </w:rPr>
-          <w:rPr>
-            <w:color w:val="0000EE"/>
-            <w:u w:val="single"/>
-          </w:rPr>
-          <w:t>Hebreus 12.14–17</w:t>
-        </w:r>
-      </w:hyperlink>
+      <w:r>
+        <w:rPr>
+          <w:lang w:val="pt_PT" w:bidi="pt_PT"/>
+        </w:rPr>
+        <w:t>1 Crônicas 5.1</w:t>
+      </w:r>
+    </w:p>
+    <w:p>
+      <w:pPr>
+        <w:pStyle w:val="ListBullet"/>
+        <w:spacing w:line="240" w:lineRule="auto"/>
+        <w:ind w:left="720"/>
+      </w:pPr>
+      <w:r>
+        <w:rPr>
+          <w:lang w:val="pt_PT" w:bidi="pt_PT"/>
+        </w:rPr>
+      </w:r>
+      <w:r>
+        <w:rPr>
+          <w:lang w:val="pt_PT" w:bidi="pt_PT"/>
+        </w:rPr>
+        <w:t>Gênesis 25.34</w:t>
+      </w:r>
+    </w:p>
+    <w:p>
+      <w:pPr>
+        <w:pStyle w:val="ListBullet"/>
+        <w:spacing w:line="240" w:lineRule="auto"/>
+        <w:ind w:left="720"/>
+      </w:pPr>
+      <w:r>
+        <w:rPr>
+          <w:lang w:val="pt_PT" w:bidi="pt_PT"/>
+        </w:rPr>
+      </w:r>
+      <w:r>
+        <w:rPr>
+          <w:lang w:val="pt_PT" w:bidi="pt_PT"/>
+        </w:rPr>
+        <w:t>Gênesis 43.33</w:t>
+      </w:r>
+    </w:p>
+    <w:p>
+      <w:pPr>
+        <w:pStyle w:val="ListBullet"/>
+        <w:spacing w:line="240" w:lineRule="auto"/>
+        <w:ind w:left="720"/>
+      </w:pPr>
+      <w:r>
+        <w:rPr>
+          <w:lang w:val="pt_PT" w:bidi="pt_PT"/>
+        </w:rPr>
+      </w:r>
+      <w:r>
+        <w:rPr>
+          <w:lang w:val="pt_PT" w:bidi="pt_PT"/>
+        </w:rPr>
+        <w:t>Hebreus 12.14–17</w:t>
+      </w:r>
     </w:p>
     <w:p>
       <w:pPr>
@@ -15946,90 +14758,66 @@
           <w:lang w:val="pt_PT" w:bidi="pt_PT"/>
         </w:rPr>
       </w:r>
-      <w:hyperlink r:id="rId210">
-        <w:r>
-          <w:rPr>
-            <w:lang w:val="pt_PT" w:bidi="pt_PT"/>
-          </w:rPr>
-          <w:rPr>
-            <w:color w:val="0000EE"/>
-            <w:u w:val="single"/>
-          </w:rPr>
-          <w:t>1 Reis 3.7–9</w:t>
-        </w:r>
-      </w:hyperlink>
-    </w:p>
-    <w:p>
-      <w:pPr>
-        <w:pStyle w:val="ListBullet"/>
-        <w:spacing w:line="240" w:lineRule="auto"/>
-        <w:ind w:left="720"/>
-      </w:pPr>
-      <w:r>
-        <w:rPr>
-          <w:lang w:val="pt_PT" w:bidi="pt_PT"/>
-        </w:rPr>
-      </w:r>
-      <w:hyperlink r:id="rId211">
-        <w:r>
-          <w:rPr>
-            <w:lang w:val="pt_PT" w:bidi="pt_PT"/>
-          </w:rPr>
-          <w:rPr>
-            <w:color w:val="0000EE"/>
-            <w:u w:val="single"/>
-          </w:rPr>
-          <w:t>Gênesis 41.33–34</w:t>
-        </w:r>
-      </w:hyperlink>
-    </w:p>
-    <w:p>
-      <w:pPr>
-        <w:pStyle w:val="ListBullet"/>
-        <w:spacing w:line="240" w:lineRule="auto"/>
-        <w:ind w:left="720"/>
-      </w:pPr>
-      <w:r>
-        <w:rPr>
-          <w:lang w:val="pt_PT" w:bidi="pt_PT"/>
-        </w:rPr>
-      </w:r>
-      <w:hyperlink r:id="rId212">
-        <w:r>
-          <w:rPr>
-            <w:lang w:val="pt_PT" w:bidi="pt_PT"/>
-          </w:rPr>
-          <w:rPr>
-            <w:color w:val="0000EE"/>
-            <w:u w:val="single"/>
-          </w:rPr>
-          <w:t>Provérbios 1.5</w:t>
-        </w:r>
-      </w:hyperlink>
-    </w:p>
-    <w:p>
-      <w:pPr>
-        <w:pStyle w:val="ListBullet"/>
-        <w:spacing w:line="240" w:lineRule="auto"/>
-        <w:ind w:left="720"/>
-      </w:pPr>
-      <w:r>
-        <w:rPr>
-          <w:lang w:val="pt_PT" w:bidi="pt_PT"/>
-        </w:rPr>
-      </w:r>
-      <w:hyperlink r:id="rId213">
-        <w:r>
-          <w:rPr>
-            <w:lang w:val="pt_PT" w:bidi="pt_PT"/>
-          </w:rPr>
-          <w:rPr>
-            <w:color w:val="0000EE"/>
-            <w:u w:val="single"/>
-          </w:rPr>
-          <w:t>Salmos 19.12</w:t>
-        </w:r>
-      </w:hyperlink>
+      <w:r>
+        <w:rPr>
+          <w:lang w:val="pt_PT" w:bidi="pt_PT"/>
+        </w:rPr>
+        <w:t>1 Reis 3.7–9</w:t>
+      </w:r>
+    </w:p>
+    <w:p>
+      <w:pPr>
+        <w:pStyle w:val="ListBullet"/>
+        <w:spacing w:line="240" w:lineRule="auto"/>
+        <w:ind w:left="720"/>
+      </w:pPr>
+      <w:r>
+        <w:rPr>
+          <w:lang w:val="pt_PT" w:bidi="pt_PT"/>
+        </w:rPr>
+      </w:r>
+      <w:r>
+        <w:rPr>
+          <w:lang w:val="pt_PT" w:bidi="pt_PT"/>
+        </w:rPr>
+        <w:t>Gênesis 41.33–34</w:t>
+      </w:r>
+    </w:p>
+    <w:p>
+      <w:pPr>
+        <w:pStyle w:val="ListBullet"/>
+        <w:spacing w:line="240" w:lineRule="auto"/>
+        <w:ind w:left="720"/>
+      </w:pPr>
+      <w:r>
+        <w:rPr>
+          <w:lang w:val="pt_PT" w:bidi="pt_PT"/>
+        </w:rPr>
+      </w:r>
+      <w:r>
+        <w:rPr>
+          <w:lang w:val="pt_PT" w:bidi="pt_PT"/>
+        </w:rPr>
+        <w:t>Provérbios 1.5</w:t>
+      </w:r>
+    </w:p>
+    <w:p>
+      <w:pPr>
+        <w:pStyle w:val="ListBullet"/>
+        <w:spacing w:line="240" w:lineRule="auto"/>
+        <w:ind w:left="720"/>
+      </w:pPr>
+      <w:r>
+        <w:rPr>
+          <w:lang w:val="pt_PT" w:bidi="pt_PT"/>
+        </w:rPr>
+      </w:r>
+      <w:r>
+        <w:rPr>
+          <w:lang w:val="pt_PT" w:bidi="pt_PT"/>
+        </w:rPr>
+        <w:t>Salmos 19.12</w:t>
+      </w:r>
     </w:p>
     <w:p>
       <w:pPr>
@@ -16406,210 +15194,156 @@
           <w:lang w:val="pt_PT" w:bidi="pt_PT"/>
         </w:rPr>
       </w:r>
-      <w:hyperlink r:id="rId214">
-        <w:r>
-          <w:rPr>
-            <w:lang w:val="pt_PT" w:bidi="pt_PT"/>
-          </w:rPr>
-          <w:rPr>
-            <w:color w:val="0000EE"/>
-            <w:u w:val="single"/>
-          </w:rPr>
-          <w:t>Atos 6.1</w:t>
-        </w:r>
-      </w:hyperlink>
-    </w:p>
-    <w:p>
-      <w:pPr>
-        <w:pStyle w:val="ListBullet"/>
-        <w:spacing w:line="240" w:lineRule="auto"/>
-        <w:ind w:left="720"/>
-      </w:pPr>
-      <w:r>
-        <w:rPr>
-          <w:lang w:val="pt_PT" w:bidi="pt_PT"/>
-        </w:rPr>
-      </w:r>
-      <w:hyperlink r:id="rId215">
-        <w:r>
-          <w:rPr>
-            <w:lang w:val="pt_PT" w:bidi="pt_PT"/>
-          </w:rPr>
-          <w:rPr>
-            <w:color w:val="0000EE"/>
-            <w:u w:val="single"/>
-          </w:rPr>
-          <w:t>Atos 9.26–27</w:t>
-        </w:r>
-      </w:hyperlink>
-    </w:p>
-    <w:p>
-      <w:pPr>
-        <w:pStyle w:val="ListBullet"/>
-        <w:spacing w:line="240" w:lineRule="auto"/>
-        <w:ind w:left="720"/>
-      </w:pPr>
-      <w:r>
-        <w:rPr>
-          <w:lang w:val="pt_PT" w:bidi="pt_PT"/>
-        </w:rPr>
-      </w:r>
-      <w:hyperlink r:id="rId216">
-        <w:r>
-          <w:rPr>
-            <w:lang w:val="pt_PT" w:bidi="pt_PT"/>
-          </w:rPr>
-          <w:rPr>
-            <w:color w:val="0000EE"/>
-            <w:u w:val="single"/>
-          </w:rPr>
-          <w:t>Atos 11.26</w:t>
-        </w:r>
-      </w:hyperlink>
-    </w:p>
-    <w:p>
-      <w:pPr>
-        <w:pStyle w:val="ListBullet"/>
-        <w:spacing w:line="240" w:lineRule="auto"/>
-        <w:ind w:left="720"/>
-      </w:pPr>
-      <w:r>
-        <w:rPr>
-          <w:lang w:val="pt_PT" w:bidi="pt_PT"/>
-        </w:rPr>
-      </w:r>
-      <w:hyperlink r:id="rId217">
-        <w:r>
-          <w:rPr>
-            <w:lang w:val="pt_PT" w:bidi="pt_PT"/>
-          </w:rPr>
-          <w:rPr>
-            <w:color w:val="0000EE"/>
-            <w:u w:val="single"/>
-          </w:rPr>
-          <w:t>Atos 14.22</w:t>
-        </w:r>
-      </w:hyperlink>
-    </w:p>
-    <w:p>
-      <w:pPr>
-        <w:pStyle w:val="ListBullet"/>
-        <w:spacing w:line="240" w:lineRule="auto"/>
-        <w:ind w:left="720"/>
-      </w:pPr>
-      <w:r>
-        <w:rPr>
-          <w:lang w:val="pt_PT" w:bidi="pt_PT"/>
-        </w:rPr>
-      </w:r>
-      <w:hyperlink r:id="rId218">
-        <w:r>
-          <w:rPr>
-            <w:lang w:val="pt_PT" w:bidi="pt_PT"/>
-          </w:rPr>
-          <w:rPr>
-            <w:color w:val="0000EE"/>
-            <w:u w:val="single"/>
-          </w:rPr>
-          <w:t>João 13.23</w:t>
-        </w:r>
-      </w:hyperlink>
-    </w:p>
-    <w:p>
-      <w:pPr>
-        <w:pStyle w:val="ListBullet"/>
-        <w:spacing w:line="240" w:lineRule="auto"/>
-        <w:ind w:left="720"/>
-      </w:pPr>
-      <w:r>
-        <w:rPr>
-          <w:lang w:val="pt_PT" w:bidi="pt_PT"/>
-        </w:rPr>
-      </w:r>
-      <w:hyperlink r:id="rId219">
-        <w:r>
-          <w:rPr>
-            <w:lang w:val="pt_PT" w:bidi="pt_PT"/>
-          </w:rPr>
-          <w:rPr>
-            <w:color w:val="0000EE"/>
-            <w:u w:val="single"/>
-          </w:rPr>
-          <w:t>Lucas 6.40</w:t>
-        </w:r>
-      </w:hyperlink>
-    </w:p>
-    <w:p>
-      <w:pPr>
-        <w:pStyle w:val="ListBullet"/>
-        <w:spacing w:line="240" w:lineRule="auto"/>
-        <w:ind w:left="720"/>
-      </w:pPr>
-      <w:r>
-        <w:rPr>
-          <w:lang w:val="pt_PT" w:bidi="pt_PT"/>
-        </w:rPr>
-      </w:r>
-      <w:hyperlink r:id="rId220">
-        <w:r>
-          <w:rPr>
-            <w:lang w:val="pt_PT" w:bidi="pt_PT"/>
-          </w:rPr>
-          <w:rPr>
-            <w:color w:val="0000EE"/>
-            <w:u w:val="single"/>
-          </w:rPr>
-          <w:t>Mateus 11.3</w:t>
-        </w:r>
-      </w:hyperlink>
-    </w:p>
-    <w:p>
-      <w:pPr>
-        <w:pStyle w:val="ListBullet"/>
-        <w:spacing w:line="240" w:lineRule="auto"/>
-        <w:ind w:left="720"/>
-      </w:pPr>
-      <w:r>
-        <w:rPr>
-          <w:lang w:val="pt_PT" w:bidi="pt_PT"/>
-        </w:rPr>
-      </w:r>
-      <w:hyperlink r:id="rId221">
-        <w:r>
-          <w:rPr>
-            <w:lang w:val="pt_PT" w:bidi="pt_PT"/>
-          </w:rPr>
-          <w:rPr>
-            <w:color w:val="0000EE"/>
-            <w:u w:val="single"/>
-          </w:rPr>
-          <w:t>Mateus 26.33–35</w:t>
-        </w:r>
-      </w:hyperlink>
-    </w:p>
-    <w:p>
-      <w:pPr>
-        <w:pStyle w:val="ListBullet"/>
-        <w:spacing w:line="240" w:lineRule="auto"/>
-        <w:ind w:left="720"/>
-      </w:pPr>
-      <w:r>
-        <w:rPr>
-          <w:lang w:val="pt_PT" w:bidi="pt_PT"/>
-        </w:rPr>
-      </w:r>
-      <w:hyperlink r:id="rId222">
-        <w:r>
-          <w:rPr>
-            <w:lang w:val="pt_PT" w:bidi="pt_PT"/>
-          </w:rPr>
-          <w:rPr>
-            <w:color w:val="0000EE"/>
-            <w:u w:val="single"/>
-          </w:rPr>
-          <w:t>Mateus 27.64</w:t>
-        </w:r>
-      </w:hyperlink>
+      <w:r>
+        <w:rPr>
+          <w:lang w:val="pt_PT" w:bidi="pt_PT"/>
+        </w:rPr>
+        <w:t>Atos 6.1</w:t>
+      </w:r>
+    </w:p>
+    <w:p>
+      <w:pPr>
+        <w:pStyle w:val="ListBullet"/>
+        <w:spacing w:line="240" w:lineRule="auto"/>
+        <w:ind w:left="720"/>
+      </w:pPr>
+      <w:r>
+        <w:rPr>
+          <w:lang w:val="pt_PT" w:bidi="pt_PT"/>
+        </w:rPr>
+      </w:r>
+      <w:r>
+        <w:rPr>
+          <w:lang w:val="pt_PT" w:bidi="pt_PT"/>
+        </w:rPr>
+        <w:t>Atos 9.26–27</w:t>
+      </w:r>
+    </w:p>
+    <w:p>
+      <w:pPr>
+        <w:pStyle w:val="ListBullet"/>
+        <w:spacing w:line="240" w:lineRule="auto"/>
+        <w:ind w:left="720"/>
+      </w:pPr>
+      <w:r>
+        <w:rPr>
+          <w:lang w:val="pt_PT" w:bidi="pt_PT"/>
+        </w:rPr>
+      </w:r>
+      <w:r>
+        <w:rPr>
+          <w:lang w:val="pt_PT" w:bidi="pt_PT"/>
+        </w:rPr>
+        <w:t>Atos 11.26</w:t>
+      </w:r>
+    </w:p>
+    <w:p>
+      <w:pPr>
+        <w:pStyle w:val="ListBullet"/>
+        <w:spacing w:line="240" w:lineRule="auto"/>
+        <w:ind w:left="720"/>
+      </w:pPr>
+      <w:r>
+        <w:rPr>
+          <w:lang w:val="pt_PT" w:bidi="pt_PT"/>
+        </w:rPr>
+      </w:r>
+      <w:r>
+        <w:rPr>
+          <w:lang w:val="pt_PT" w:bidi="pt_PT"/>
+        </w:rPr>
+        <w:t>Atos 14.22</w:t>
+      </w:r>
+    </w:p>
+    <w:p>
+      <w:pPr>
+        <w:pStyle w:val="ListBullet"/>
+        <w:spacing w:line="240" w:lineRule="auto"/>
+        <w:ind w:left="720"/>
+      </w:pPr>
+      <w:r>
+        <w:rPr>
+          <w:lang w:val="pt_PT" w:bidi="pt_PT"/>
+        </w:rPr>
+      </w:r>
+      <w:r>
+        <w:rPr>
+          <w:lang w:val="pt_PT" w:bidi="pt_PT"/>
+        </w:rPr>
+        <w:t>João 13.23</w:t>
+      </w:r>
+    </w:p>
+    <w:p>
+      <w:pPr>
+        <w:pStyle w:val="ListBullet"/>
+        <w:spacing w:line="240" w:lineRule="auto"/>
+        <w:ind w:left="720"/>
+      </w:pPr>
+      <w:r>
+        <w:rPr>
+          <w:lang w:val="pt_PT" w:bidi="pt_PT"/>
+        </w:rPr>
+      </w:r>
+      <w:r>
+        <w:rPr>
+          <w:lang w:val="pt_PT" w:bidi="pt_PT"/>
+        </w:rPr>
+        <w:t>Lucas 6.40</w:t>
+      </w:r>
+    </w:p>
+    <w:p>
+      <w:pPr>
+        <w:pStyle w:val="ListBullet"/>
+        <w:spacing w:line="240" w:lineRule="auto"/>
+        <w:ind w:left="720"/>
+      </w:pPr>
+      <w:r>
+        <w:rPr>
+          <w:lang w:val="pt_PT" w:bidi="pt_PT"/>
+        </w:rPr>
+      </w:r>
+      <w:r>
+        <w:rPr>
+          <w:lang w:val="pt_PT" w:bidi="pt_PT"/>
+        </w:rPr>
+        <w:t>Mateus 11.3</w:t>
+      </w:r>
+    </w:p>
+    <w:p>
+      <w:pPr>
+        <w:pStyle w:val="ListBullet"/>
+        <w:spacing w:line="240" w:lineRule="auto"/>
+        <w:ind w:left="720"/>
+      </w:pPr>
+      <w:r>
+        <w:rPr>
+          <w:lang w:val="pt_PT" w:bidi="pt_PT"/>
+        </w:rPr>
+      </w:r>
+      <w:r>
+        <w:rPr>
+          <w:lang w:val="pt_PT" w:bidi="pt_PT"/>
+        </w:rPr>
+        <w:t>Mateus 26.33–35</w:t>
+      </w:r>
+    </w:p>
+    <w:p>
+      <w:pPr>
+        <w:pStyle w:val="ListBullet"/>
+        <w:spacing w:line="240" w:lineRule="auto"/>
+        <w:ind w:left="720"/>
+      </w:pPr>
+      <w:r>
+        <w:rPr>
+          <w:lang w:val="pt_PT" w:bidi="pt_PT"/>
+        </w:rPr>
+      </w:r>
+      <w:r>
+        <w:rPr>
+          <w:lang w:val="pt_PT" w:bidi="pt_PT"/>
+        </w:rPr>
+        <w:t>Mateus 27.64</w:t>
+      </w:r>
     </w:p>
     <w:p>
       <w:pPr>
@@ -17057,90 +15791,66 @@
           <w:lang w:val="pt_PT" w:bidi="pt_PT"/>
         </w:rPr>
       </w:r>
-      <w:hyperlink r:id="rId223">
-        <w:r>
-          <w:rPr>
-            <w:lang w:val="pt_PT" w:bidi="pt_PT"/>
-          </w:rPr>
-          <w:rPr>
-            <w:color w:val="0000EE"/>
-            <w:u w:val="single"/>
-          </w:rPr>
-          <w:t>1 Pedro 1.1</w:t>
-        </w:r>
-      </w:hyperlink>
-    </w:p>
-    <w:p>
-      <w:pPr>
-        <w:pStyle w:val="ListBullet"/>
-        <w:spacing w:line="240" w:lineRule="auto"/>
-        <w:ind w:left="720"/>
-      </w:pPr>
-      <w:r>
-        <w:rPr>
-          <w:lang w:val="pt_PT" w:bidi="pt_PT"/>
-        </w:rPr>
-      </w:r>
-      <w:hyperlink r:id="rId224">
-        <w:r>
-          <w:rPr>
-            <w:lang w:val="pt_PT" w:bidi="pt_PT"/>
-          </w:rPr>
-          <w:rPr>
-            <w:color w:val="0000EE"/>
-            <w:u w:val="single"/>
-          </w:rPr>
-          <w:t>Ezequiel 12.15</w:t>
-        </w:r>
-      </w:hyperlink>
-    </w:p>
-    <w:p>
-      <w:pPr>
-        <w:pStyle w:val="ListBullet"/>
-        <w:spacing w:line="240" w:lineRule="auto"/>
-        <w:ind w:left="720"/>
-      </w:pPr>
-      <w:r>
-        <w:rPr>
-          <w:lang w:val="pt_PT" w:bidi="pt_PT"/>
-        </w:rPr>
-      </w:r>
-      <w:hyperlink r:id="rId225">
-        <w:r>
-          <w:rPr>
-            <w:lang w:val="pt_PT" w:bidi="pt_PT"/>
-          </w:rPr>
-          <w:rPr>
-            <w:color w:val="0000EE"/>
-            <w:u w:val="single"/>
-          </w:rPr>
-          <w:t>Ezequiel 30.23</w:t>
-        </w:r>
-      </w:hyperlink>
-    </w:p>
-    <w:p>
-      <w:pPr>
-        <w:pStyle w:val="ListBullet"/>
-        <w:spacing w:line="240" w:lineRule="auto"/>
-        <w:ind w:left="720"/>
-      </w:pPr>
-      <w:r>
-        <w:rPr>
-          <w:lang w:val="pt_PT" w:bidi="pt_PT"/>
-        </w:rPr>
-      </w:r>
-      <w:hyperlink r:id="rId226">
-        <w:r>
-          <w:rPr>
-            <w:lang w:val="pt_PT" w:bidi="pt_PT"/>
-          </w:rPr>
-          <w:rPr>
-            <w:color w:val="0000EE"/>
-            <w:u w:val="single"/>
-          </w:rPr>
-          <w:t>Salmos 18.14</w:t>
-        </w:r>
-      </w:hyperlink>
+      <w:r>
+        <w:rPr>
+          <w:lang w:val="pt_PT" w:bidi="pt_PT"/>
+        </w:rPr>
+        <w:t>1 Pedro 1.1</w:t>
+      </w:r>
+    </w:p>
+    <w:p>
+      <w:pPr>
+        <w:pStyle w:val="ListBullet"/>
+        <w:spacing w:line="240" w:lineRule="auto"/>
+        <w:ind w:left="720"/>
+      </w:pPr>
+      <w:r>
+        <w:rPr>
+          <w:lang w:val="pt_PT" w:bidi="pt_PT"/>
+        </w:rPr>
+      </w:r>
+      <w:r>
+        <w:rPr>
+          <w:lang w:val="pt_PT" w:bidi="pt_PT"/>
+        </w:rPr>
+        <w:t>Ezequiel 12.15</w:t>
+      </w:r>
+    </w:p>
+    <w:p>
+      <w:pPr>
+        <w:pStyle w:val="ListBullet"/>
+        <w:spacing w:line="240" w:lineRule="auto"/>
+        <w:ind w:left="720"/>
+      </w:pPr>
+      <w:r>
+        <w:rPr>
+          <w:lang w:val="pt_PT" w:bidi="pt_PT"/>
+        </w:rPr>
+      </w:r>
+      <w:r>
+        <w:rPr>
+          <w:lang w:val="pt_PT" w:bidi="pt_PT"/>
+        </w:rPr>
+        <w:t>Ezequiel 30.23</w:t>
+      </w:r>
+    </w:p>
+    <w:p>
+      <w:pPr>
+        <w:pStyle w:val="ListBullet"/>
+        <w:spacing w:line="240" w:lineRule="auto"/>
+        <w:ind w:left="720"/>
+      </w:pPr>
+      <w:r>
+        <w:rPr>
+          <w:lang w:val="pt_PT" w:bidi="pt_PT"/>
+        </w:rPr>
+      </w:r>
+      <w:r>
+        <w:rPr>
+          <w:lang w:val="pt_PT" w:bidi="pt_PT"/>
+        </w:rPr>
+        <w:t>Salmos 18.14</w:t>
+      </w:r>
     </w:p>
     <w:p>
       <w:pPr>
@@ -17457,66 +16167,48 @@
           <w:lang w:val="pt_PT" w:bidi="pt_PT"/>
         </w:rPr>
       </w:r>
-      <w:hyperlink r:id="rId227">
-        <w:r>
-          <w:rPr>
-            <w:lang w:val="pt_PT" w:bidi="pt_PT"/>
-          </w:rPr>
-          <w:rPr>
-            <w:color w:val="0000EE"/>
-            <w:u w:val="single"/>
-          </w:rPr>
-          <w:t>2 Coríntios 10.3–4</w:t>
-        </w:r>
-      </w:hyperlink>
-    </w:p>
-    <w:p>
-      <w:pPr>
-        <w:pStyle w:val="ListBullet"/>
-        <w:spacing w:line="240" w:lineRule="auto"/>
-        <w:ind w:left="720"/>
-      </w:pPr>
-      <w:r>
-        <w:rPr>
-          <w:lang w:val="pt_PT" w:bidi="pt_PT"/>
-        </w:rPr>
-      </w:r>
-      <w:hyperlink r:id="rId228">
-        <w:r>
-          <w:rPr>
-            <w:lang w:val="pt_PT" w:bidi="pt_PT"/>
-          </w:rPr>
-          <w:rPr>
-            <w:color w:val="0000EE"/>
-            <w:u w:val="single"/>
-          </w:rPr>
-          <w:t>2 Pedro 1.4</w:t>
-        </w:r>
-      </w:hyperlink>
-    </w:p>
-    <w:p>
-      <w:pPr>
-        <w:pStyle w:val="ListBullet"/>
-        <w:spacing w:line="240" w:lineRule="auto"/>
-        <w:ind w:left="720"/>
-      </w:pPr>
-      <w:r>
-        <w:rPr>
-          <w:lang w:val="pt_PT" w:bidi="pt_PT"/>
-        </w:rPr>
-      </w:r>
-      <w:hyperlink r:id="rId229">
-        <w:r>
-          <w:rPr>
-            <w:lang w:val="pt_PT" w:bidi="pt_PT"/>
-          </w:rPr>
-          <w:rPr>
-            <w:color w:val="0000EE"/>
-            <w:u w:val="single"/>
-          </w:rPr>
-          <w:t>Romanos 1.20</w:t>
-        </w:r>
-      </w:hyperlink>
+      <w:r>
+        <w:rPr>
+          <w:lang w:val="pt_PT" w:bidi="pt_PT"/>
+        </w:rPr>
+        <w:t>2 Coríntios 10.3–4</w:t>
+      </w:r>
+    </w:p>
+    <w:p>
+      <w:pPr>
+        <w:pStyle w:val="ListBullet"/>
+        <w:spacing w:line="240" w:lineRule="auto"/>
+        <w:ind w:left="720"/>
+      </w:pPr>
+      <w:r>
+        <w:rPr>
+          <w:lang w:val="pt_PT" w:bidi="pt_PT"/>
+        </w:rPr>
+      </w:r>
+      <w:r>
+        <w:rPr>
+          <w:lang w:val="pt_PT" w:bidi="pt_PT"/>
+        </w:rPr>
+        <w:t>2 Pedro 1.4</w:t>
+      </w:r>
+    </w:p>
+    <w:p>
+      <w:pPr>
+        <w:pStyle w:val="ListBullet"/>
+        <w:spacing w:line="240" w:lineRule="auto"/>
+        <w:ind w:left="720"/>
+      </w:pPr>
+      <w:r>
+        <w:rPr>
+          <w:lang w:val="pt_PT" w:bidi="pt_PT"/>
+        </w:rPr>
+      </w:r>
+      <w:r>
+        <w:rPr>
+          <w:lang w:val="pt_PT" w:bidi="pt_PT"/>
+        </w:rPr>
+        <w:t>Romanos 1.20</w:t>
+      </w:r>
     </w:p>
     <w:p>
       <w:pPr>
@@ -17947,66 +16639,48 @@
           <w:lang w:val="pt_PT" w:bidi="pt_PT"/>
         </w:rPr>
       </w:r>
-      <w:hyperlink r:id="rId230">
-        <w:r>
-          <w:rPr>
-            <w:lang w:val="pt_PT" w:bidi="pt_PT"/>
-          </w:rPr>
-          <w:rPr>
-            <w:color w:val="0000EE"/>
-            <w:u w:val="single"/>
-          </w:rPr>
-          <w:t>1 Pedro 5.10–11</w:t>
-        </w:r>
-      </w:hyperlink>
-    </w:p>
-    <w:p>
-      <w:pPr>
-        <w:pStyle w:val="ListBullet"/>
-        <w:spacing w:line="240" w:lineRule="auto"/>
-        <w:ind w:left="720"/>
-      </w:pPr>
-      <w:r>
-        <w:rPr>
-          <w:lang w:val="pt_PT" w:bidi="pt_PT"/>
-        </w:rPr>
-      </w:r>
-      <w:hyperlink r:id="rId231">
-        <w:r>
-          <w:rPr>
-            <w:lang w:val="pt_PT" w:bidi="pt_PT"/>
-          </w:rPr>
-          <w:rPr>
-            <w:color w:val="0000EE"/>
-            <w:u w:val="single"/>
-          </w:rPr>
-          <w:t>Colossenses 1.13</w:t>
-        </w:r>
-      </w:hyperlink>
-    </w:p>
-    <w:p>
-      <w:pPr>
-        <w:pStyle w:val="ListBullet"/>
-        <w:spacing w:line="240" w:lineRule="auto"/>
-        <w:ind w:left="720"/>
-      </w:pPr>
-      <w:r>
-        <w:rPr>
-          <w:lang w:val="pt_PT" w:bidi="pt_PT"/>
-        </w:rPr>
-      </w:r>
-      <w:hyperlink r:id="rId232">
-        <w:r>
-          <w:rPr>
-            <w:lang w:val="pt_PT" w:bidi="pt_PT"/>
-          </w:rPr>
-          <w:rPr>
-            <w:color w:val="0000EE"/>
-            <w:u w:val="single"/>
-          </w:rPr>
-          <w:t>Judas 1.25</w:t>
-        </w:r>
-      </w:hyperlink>
+      <w:r>
+        <w:rPr>
+          <w:lang w:val="pt_PT" w:bidi="pt_PT"/>
+        </w:rPr>
+        <w:t>1 Pedro 5.10–11</w:t>
+      </w:r>
+    </w:p>
+    <w:p>
+      <w:pPr>
+        <w:pStyle w:val="ListBullet"/>
+        <w:spacing w:line="240" w:lineRule="auto"/>
+        <w:ind w:left="720"/>
+      </w:pPr>
+      <w:r>
+        <w:rPr>
+          <w:lang w:val="pt_PT" w:bidi="pt_PT"/>
+        </w:rPr>
+      </w:r>
+      <w:r>
+        <w:rPr>
+          <w:lang w:val="pt_PT" w:bidi="pt_PT"/>
+        </w:rPr>
+        <w:t>Colossenses 1.13</w:t>
+      </w:r>
+    </w:p>
+    <w:p>
+      <w:pPr>
+        <w:pStyle w:val="ListBullet"/>
+        <w:spacing w:line="240" w:lineRule="auto"/>
+        <w:ind w:left="720"/>
+      </w:pPr>
+      <w:r>
+        <w:rPr>
+          <w:lang w:val="pt_PT" w:bidi="pt_PT"/>
+        </w:rPr>
+      </w:r>
+      <w:r>
+        <w:rPr>
+          <w:lang w:val="pt_PT" w:bidi="pt_PT"/>
+        </w:rPr>
+        <w:t>Judas 1.25</w:t>
+      </w:r>
     </w:p>
     <w:p>
       <w:pPr>
@@ -18216,90 +16890,66 @@
           <w:lang w:val="pt_PT" w:bidi="pt_PT"/>
         </w:rPr>
       </w:r>
-      <w:hyperlink r:id="rId233">
-        <w:r>
-          <w:rPr>
-            <w:lang w:val="pt_PT" w:bidi="pt_PT"/>
-          </w:rPr>
-          <w:rPr>
-            <w:color w:val="0000EE"/>
-            <w:u w:val="single"/>
-          </w:rPr>
-          <w:t>1 Timóteo 1.3</w:t>
-        </w:r>
-      </w:hyperlink>
-    </w:p>
-    <w:p>
-      <w:pPr>
-        <w:pStyle w:val="ListBullet"/>
-        <w:spacing w:line="240" w:lineRule="auto"/>
-        <w:ind w:left="720"/>
-      </w:pPr>
-      <w:r>
-        <w:rPr>
-          <w:lang w:val="pt_PT" w:bidi="pt_PT"/>
-        </w:rPr>
-      </w:r>
-      <w:hyperlink r:id="rId234">
-        <w:r>
-          <w:rPr>
-            <w:lang w:val="pt_PT" w:bidi="pt_PT"/>
-          </w:rPr>
-          <w:rPr>
-            <w:color w:val="0000EE"/>
-            <w:u w:val="single"/>
-          </w:rPr>
-          <w:t>2 Timóteo 3.16–17</w:t>
-        </w:r>
-      </w:hyperlink>
-    </w:p>
-    <w:p>
-      <w:pPr>
-        <w:pStyle w:val="ListBullet"/>
-        <w:spacing w:line="240" w:lineRule="auto"/>
-        <w:ind w:left="720"/>
-      </w:pPr>
-      <w:r>
-        <w:rPr>
-          <w:lang w:val="pt_PT" w:bidi="pt_PT"/>
-        </w:rPr>
-      </w:r>
-      <w:hyperlink r:id="rId235">
-        <w:r>
-          <w:rPr>
-            <w:lang w:val="pt_PT" w:bidi="pt_PT"/>
-          </w:rPr>
-          <w:rPr>
-            <w:color w:val="0000EE"/>
-            <w:u w:val="single"/>
-          </w:rPr>
-          <w:t>Marcos 7.6–7</w:t>
-        </w:r>
-      </w:hyperlink>
-    </w:p>
-    <w:p>
-      <w:pPr>
-        <w:pStyle w:val="ListBullet"/>
-        <w:spacing w:line="240" w:lineRule="auto"/>
-        <w:ind w:left="720"/>
-      </w:pPr>
-      <w:r>
-        <w:rPr>
-          <w:lang w:val="pt_PT" w:bidi="pt_PT"/>
-        </w:rPr>
-      </w:r>
-      <w:hyperlink r:id="rId236">
-        <w:r>
-          <w:rPr>
-            <w:lang w:val="pt_PT" w:bidi="pt_PT"/>
-          </w:rPr>
-          <w:rPr>
-            <w:color w:val="0000EE"/>
-            <w:u w:val="single"/>
-          </w:rPr>
-          <w:t>Mateus 15.7–9</w:t>
-        </w:r>
-      </w:hyperlink>
+      <w:r>
+        <w:rPr>
+          <w:lang w:val="pt_PT" w:bidi="pt_PT"/>
+        </w:rPr>
+        <w:t>1 Timóteo 1.3</w:t>
+      </w:r>
+    </w:p>
+    <w:p>
+      <w:pPr>
+        <w:pStyle w:val="ListBullet"/>
+        <w:spacing w:line="240" w:lineRule="auto"/>
+        <w:ind w:left="720"/>
+      </w:pPr>
+      <w:r>
+        <w:rPr>
+          <w:lang w:val="pt_PT" w:bidi="pt_PT"/>
+        </w:rPr>
+      </w:r>
+      <w:r>
+        <w:rPr>
+          <w:lang w:val="pt_PT" w:bidi="pt_PT"/>
+        </w:rPr>
+        <w:t>2 Timóteo 3.16–17</w:t>
+      </w:r>
+    </w:p>
+    <w:p>
+      <w:pPr>
+        <w:pStyle w:val="ListBullet"/>
+        <w:spacing w:line="240" w:lineRule="auto"/>
+        <w:ind w:left="720"/>
+      </w:pPr>
+      <w:r>
+        <w:rPr>
+          <w:lang w:val="pt_PT" w:bidi="pt_PT"/>
+        </w:rPr>
+      </w:r>
+      <w:r>
+        <w:rPr>
+          <w:lang w:val="pt_PT" w:bidi="pt_PT"/>
+        </w:rPr>
+        <w:t>Marcos 7.6–7</w:t>
+      </w:r>
+    </w:p>
+    <w:p>
+      <w:pPr>
+        <w:pStyle w:val="ListBullet"/>
+        <w:spacing w:line="240" w:lineRule="auto"/>
+        <w:ind w:left="720"/>
+      </w:pPr>
+      <w:r>
+        <w:rPr>
+          <w:lang w:val="pt_PT" w:bidi="pt_PT"/>
+        </w:rPr>
+      </w:r>
+      <w:r>
+        <w:rPr>
+          <w:lang w:val="pt_PT" w:bidi="pt_PT"/>
+        </w:rPr>
+        <w:t>Mateus 15.7–9</w:t>
+      </w:r>
     </w:p>
     <w:p>
       <w:pPr>
